--- a/bookkeeper-v2/v2-consulting/04-Operations-Library/Client-Communication-Scripts-v2.docx
+++ b/bookkeeper-v2/v2-consulting/04-Operations-Library/Client-Communication-Scripts-v2.docx
@@ -9,20 +9,12 @@
         <w:tblLook w:firstColumn="1" w:firstRow="1" w:lastColumn="0" w:lastRow="0" w:noHBand="0" w:noVBand="1" w:val="04A0"/>
       </w:tblPr>
       <w:tblGrid>
-        <w:gridCol w:w="9406"/>
+        <w:gridCol w:w="9518"/>
       </w:tblGrid>
       <w:tr>
         <w:tc>
           <w:tcPr>
-            <w:tcW w:type="dxa" w:w="9406"/>
-            <w:shd w:val="clear" w:color="auto" w:fill="0F172A"/>
-            <w:tcMar>
-              <w:top w:w="800" w:type="dxa"/>
-              <w:bottom w:w="800" w:type="dxa"/>
-              <w:left w:w="700" w:type="dxa"/>
-              <w:right w:w="700" w:type="dxa"/>
-            </w:tcMar>
-            <w:vAlign w:val="center"/>
+            <w:tcW w:type="dxa" w:w="9518"/>
             <w:tcBorders>
               <w:top w:val="none" w:sz="0" w:color="auto"/>
               <w:bottom w:val="none" w:sz="0" w:color="auto"/>
@@ -31,17 +23,67 @@
               <w:insideH w:val="none" w:sz="0" w:color="auto"/>
               <w:insideV w:val="none" w:sz="0" w:color="auto"/>
             </w:tcBorders>
+            <w:shd w:val="clear" w:color="auto" w:fill="0F172A"/>
+            <w:tcMar>
+              <w:top w:w="0" w:type="dxa"/>
+              <w:bottom w:w="0" w:type="dxa"/>
+              <w:left w:w="0" w:type="dxa"/>
+              <w:right w:w="0" w:type="dxa"/>
+            </w:tcMar>
+            <w:vAlign w:val="top"/>
           </w:tcPr>
           <w:p>
             <w:pPr>
               <w:shd w:val="clear" w:color="auto" w:fill="0F766E"/>
-              <w:spacing w:before="0" w:after="0"/>
+              <w:spacing w:before="160" w:after="160" w:line="276" w:lineRule="auto"/>
+              <w:ind w:left="400"/>
+            </w:pPr>
+            <w:r>
+              <w:rPr>
+                <w:rFonts w:ascii="Poppins" w:hAnsi="Poppins" w:eastAsia="Poppins"/>
+                <w:b/>
+                <w:i w:val="0"/>
+                <w:color w:val="FFFFFF"/>
+                <w:sz w:val="18"/>
+              </w:rPr>
+              <w:t>NOVAOPS</w:t>
+            </w:r>
+            <w:r>
+              <w:rPr>
+                <w:rFonts w:ascii="Inter" w:hAnsi="Inter" w:eastAsia="Inter"/>
+                <w:b w:val="0"/>
+                <w:i w:val="0"/>
+                <w:color w:val="CCFBF1"/>
+                <w:sz w:val="15"/>
+              </w:rPr>
+              <w:t xml:space="preserve">  ·  Bookkeeper Practice Launch System  ·  v2.0</w:t>
+            </w:r>
+          </w:p>
+          <w:p>
+            <w:pPr>
+              <w:spacing w:before="1200" w:after="0" w:line="276" w:lineRule="auto"/>
             </w:pPr>
           </w:p>
-          <w:p/>
           <w:p>
             <w:pPr>
-              <w:spacing w:before="0" w:after="240"/>
+              <w:spacing w:before="0" w:after="280" w:line="276" w:lineRule="auto"/>
+              <w:ind w:left="400"/>
+            </w:pPr>
+            <w:r>
+              <w:rPr>
+                <w:rFonts w:ascii="Inter" w:hAnsi="Inter" w:eastAsia="Inter"/>
+                <w:b/>
+                <w:i w:val="0"/>
+                <w:color w:val="0F766E"/>
+                <w:sz w:val="15"/>
+              </w:rPr>
+              <w:t>04  —  OPERATIONS LIBRARY</w:t>
+            </w:r>
+          </w:p>
+          <w:p>
+            <w:pPr>
+              <w:spacing w:before="0" w:after="1000" w:line="276" w:lineRule="auto"/>
+              <w:ind w:left="400"/>
             </w:pPr>
             <w:r>
               <w:rPr>
@@ -49,14 +91,15 @@
                 <w:b/>
                 <w:i w:val="0"/>
                 <w:color w:val="0F766E"/>
-                <w:sz w:val="16"/>
+                <w:sz w:val="22"/>
               </w:rPr>
-              <w:t>04  —  OPERATIONS LIBRARY</w:t>
+              <w:t>NOVAOPS</w:t>
             </w:r>
           </w:p>
           <w:p>
             <w:pPr>
-              <w:spacing w:before="0" w:after="80"/>
+              <w:spacing w:before="0" w:after="80" w:line="276" w:lineRule="auto"/>
+              <w:ind w:left="400"/>
             </w:pPr>
             <w:r>
               <w:rPr>
@@ -64,14 +107,15 @@
                 <w:b/>
                 <w:i w:val="0"/>
                 <w:color w:val="FFFFFF"/>
-                <w:sz w:val="60"/>
+                <w:sz w:val="64"/>
               </w:rPr>
               <w:t>Client Communication</w:t>
             </w:r>
           </w:p>
           <w:p>
             <w:pPr>
-              <w:spacing w:before="0" w:after="80"/>
+              <w:spacing w:before="0" w:after="80" w:line="276" w:lineRule="auto"/>
+              <w:ind w:left="400"/>
             </w:pPr>
             <w:r>
               <w:rPr>
@@ -79,37 +123,40 @@
                 <w:b/>
                 <w:i w:val="0"/>
                 <w:color w:val="FFFFFF"/>
-                <w:sz w:val="60"/>
+                <w:sz w:val="64"/>
               </w:rPr>
               <w:t>Scripts</w:t>
             </w:r>
           </w:p>
           <w:p>
             <w:pPr>
-              <w:spacing w:before="120" w:after="400"/>
+              <w:spacing w:before="160" w:after="560" w:line="276" w:lineRule="auto"/>
+              <w:ind w:left="400"/>
             </w:pPr>
             <w:r>
               <w:rPr>
                 <w:rFonts w:ascii="Inter" w:hAnsi="Inter" w:eastAsia="Inter"/>
                 <w:b w:val="0"/>
-                <w:i w:val="0"/>
+                <w:i/>
                 <w:color w:val="94A3B8"/>
                 <w:sz w:val="24"/>
               </w:rPr>
-              <w:t>Ready-to-use messages for every stage of the client lifecycle</w:t>
+              <w:t>Ten ready-to-use messages for every critical stage of the client lifecycle</w:t>
             </w:r>
           </w:p>
           <w:p>
             <w:pPr>
-              <w:spacing w:before="0" w:after="320"/>
               <w:pBdr>
                 <w:bottom w:val="single" w:sz="12" w:space="1" w:color="0F766E"/>
               </w:pBdr>
+              <w:spacing w:before="0" w:after="400" w:line="276" w:lineRule="auto"/>
+              <w:ind w:left="400" w:right="400"/>
             </w:pPr>
           </w:p>
           <w:p>
             <w:pPr>
-              <w:spacing w:before="0" w:after="60"/>
+              <w:spacing w:before="0" w:after="80" w:line="276" w:lineRule="auto"/>
+              <w:ind w:left="400"/>
             </w:pPr>
             <w:r>
               <w:rPr>
@@ -119,7 +166,7 @@
                 <w:color w:val="64748B"/>
                 <w:sz w:val="15"/>
               </w:rPr>
-              <w:t xml:space="preserve">DOCUMENT TYPE  </w:t>
+              <w:t xml:space="preserve">DOCUMENT TYPE </w:t>
             </w:r>
             <w:r>
               <w:rPr>
@@ -127,14 +174,15 @@
                 <w:b/>
                 <w:i w:val="0"/>
                 <w:color w:val="FFFFFF"/>
-                <w:sz w:val="16"/>
+                <w:sz w:val="15"/>
               </w:rPr>
-              <w:t>Internal Reference</w:t>
+              <w:t>Internal Reference — Customise Before Sending</w:t>
             </w:r>
           </w:p>
           <w:p>
             <w:pPr>
-              <w:spacing w:before="0" w:after="60"/>
+              <w:spacing w:before="0" w:after="80" w:line="276" w:lineRule="auto"/>
+              <w:ind w:left="400"/>
             </w:pPr>
             <w:r>
               <w:rPr>
@@ -144,7 +192,7 @@
                 <w:color w:val="64748B"/>
                 <w:sz w:val="15"/>
               </w:rPr>
-              <w:t xml:space="preserve">SCRIPTS INCLUDED  </w:t>
+              <w:t>SCRIPTS INCLUDED</w:t>
             </w:r>
             <w:r>
               <w:rPr>
@@ -152,24 +200,57 @@
                 <w:b/>
                 <w:i w:val="0"/>
                 <w:color w:val="FFFFFF"/>
-                <w:sz w:val="16"/>
+                <w:sz w:val="15"/>
               </w:rPr>
-              <w:t>10</w:t>
+              <w:t>10  ·  Full client lifecycle</w:t>
             </w:r>
           </w:p>
           <w:p>
             <w:pPr>
-              <w:spacing w:before="800" w:after="0"/>
+              <w:spacing w:before="0" w:after="80" w:line="276" w:lineRule="auto"/>
+              <w:ind w:left="400"/>
+            </w:pPr>
+            <w:r>
+              <w:rPr>
+                <w:rFonts w:ascii="Inter" w:hAnsi="Inter" w:eastAsia="Inter"/>
+                <w:b w:val="0"/>
+                <w:i w:val="0"/>
+                <w:color w:val="64748B"/>
+                <w:sz w:val="15"/>
+              </w:rPr>
+              <w:t xml:space="preserve">LAST UPDATED  </w:t>
+            </w:r>
+            <w:r>
+              <w:rPr>
+                <w:rFonts w:ascii="Inter" w:hAnsi="Inter" w:eastAsia="Inter"/>
+                <w:b/>
+                <w:i w:val="0"/>
+                <w:color w:val="FFFFFF"/>
+                <w:sz w:val="15"/>
+              </w:rPr>
+              <w:t>2025</w:t>
+            </w:r>
+          </w:p>
+          <w:p>
+            <w:pPr>
+              <w:spacing w:before="800" w:after="0" w:line="276" w:lineRule="auto"/>
+            </w:pPr>
+          </w:p>
+          <w:p>
+            <w:pPr>
+              <w:shd w:val="clear" w:color="auto" w:fill="D97706"/>
+              <w:spacing w:before="160" w:after="160" w:line="276" w:lineRule="auto"/>
+              <w:ind w:left="400"/>
             </w:pPr>
             <w:r>
               <w:rPr>
                 <w:rFonts w:ascii="Poppins" w:hAnsi="Poppins" w:eastAsia="Poppins"/>
                 <w:b/>
                 <w:i w:val="0"/>
-                <w:color w:val="D97706"/>
+                <w:color w:val="FFFFFF"/>
                 <w:sz w:val="15"/>
               </w:rPr>
-              <w:t>VERSION 2.0  ·  PREMIUM EDITION  ·  2025</w:t>
+              <w:t>VERSION 2.0  ·  PREMIUM CONSULTING EDITION  ·  © 2025 NOVAOPS</w:t>
             </w:r>
           </w:p>
         </w:tc>
@@ -187,46 +268,31 @@
         <w:tblLook w:firstColumn="1" w:firstRow="1" w:lastColumn="0" w:lastRow="0" w:noHBand="0" w:noVBand="1" w:val="04A0"/>
       </w:tblPr>
       <w:tblGrid>
-        <w:gridCol w:w="9406"/>
+        <w:gridCol w:w="9518"/>
       </w:tblGrid>
       <w:tr>
         <w:tc>
           <w:tcPr>
-            <w:tcW w:type="dxa" w:w="9406"/>
+            <w:tcW w:type="dxa" w:w="9518"/>
             <w:shd w:val="clear" w:color="auto" w:fill="FFFBEB"/>
             <w:tcMar>
-              <w:top w:w="100" w:type="dxa"/>
-              <w:bottom w:w="100" w:type="dxa"/>
-              <w:left w:w="160" w:type="dxa"/>
-              <w:right w:w="160" w:type="dxa"/>
+              <w:top w:w="110" w:type="dxa"/>
+              <w:bottom w:w="110" w:type="dxa"/>
+              <w:left w:w="170" w:type="dxa"/>
+              <w:right w:w="170" w:type="dxa"/>
             </w:tcMar>
             <w:tcBorders>
-              <w:left w:val="single" w:sz="14" w:color="D97706"/>
+              <w:top w:val="single" w:sz="4" w:color="CBD5E1"/>
+              <w:bottom w:val="single" w:sz="4" w:color="CBD5E1"/>
+              <w:left w:val="single" w:sz="16" w:color="D97706"/>
+              <w:right w:val="single" w:sz="4" w:color="CBD5E1"/>
               <w:insideH w:val="none" w:sz="0" w:color="auto"/>
               <w:insideV w:val="none" w:sz="0" w:color="auto"/>
-              <w:top w:val="single" w:sz="4" w:color="CBD5E1"/>
-              <w:right w:val="single" w:sz="4" w:color="CBD5E1"/>
-              <w:bottom w:val="single" w:sz="4" w:color="CBD5E1"/>
             </w:tcBorders>
           </w:tcPr>
           <w:p>
             <w:pPr>
-              <w:spacing w:before="0" w:after="0"/>
-            </w:pPr>
-            <w:r>
-              <w:rPr>
-                <w:rFonts w:ascii="Inter" w:hAnsi="Inter" w:eastAsia="Inter"/>
-                <w:b w:val="0"/>
-                <w:i w:val="0"/>
-                <w:color w:val="0F172A"/>
-                <w:sz w:val="18"/>
-              </w:rPr>
-              <w:t>Internal reference — not for direct forwarding. Customise [BRACKETED TEXT] before sending each message.</w:t>
-            </w:r>
-          </w:p>
-          <w:p>
-            <w:pPr>
-              <w:spacing w:before="0" w:after="80"/>
+              <w:spacing w:before="0" w:after="100" w:line="276" w:lineRule="auto"/>
             </w:pPr>
             <w:r>
               <w:rPr>
@@ -239,12 +305,27 @@
               <w:t>CUSTOMISE BEFORE SENDING</w:t>
             </w:r>
           </w:p>
+          <w:p>
+            <w:pPr>
+              <w:spacing w:before="0" w:after="0" w:line="276" w:lineRule="auto"/>
+            </w:pPr>
+            <w:r>
+              <w:rPr>
+                <w:rFonts w:ascii="Calibri" w:hAnsi="Calibri" w:eastAsia="Calibri"/>
+                <w:b w:val="0"/>
+                <w:i w:val="0"/>
+                <w:color w:val="0F172A"/>
+                <w:sz w:val="18"/>
+              </w:rPr>
+              <w:t>Internal reference only — not for direct forwarding. Customise [BRACKETED TEXT] for every recipient before sending.</w:t>
+            </w:r>
+          </w:p>
         </w:tc>
       </w:tr>
     </w:tbl>
     <w:p>
       <w:pPr>
-        <w:spacing w:before="0" w:after="80"/>
+        <w:spacing w:before="0" w:after="120" w:line="276" w:lineRule="auto"/>
       </w:pPr>
     </w:p>
     <w:tbl>
@@ -254,13 +335,571 @@
         <w:tblLook w:firstColumn="1" w:firstRow="1" w:lastColumn="0" w:lastRow="0" w:noHBand="0" w:noVBand="1" w:val="04A0"/>
       </w:tblPr>
       <w:tblGrid>
-        <w:gridCol w:w="4703"/>
-        <w:gridCol w:w="4703"/>
+        <w:gridCol w:w="2379"/>
+        <w:gridCol w:w="2379"/>
+        <w:gridCol w:w="2379"/>
+        <w:gridCol w:w="2379"/>
+      </w:tblGrid>
+      <w:tr>
+        <w:trPr>
+          <w:trHeight w:val="260" w:hRule="atLeast"/>
+        </w:trPr>
+        <w:tc>
+          <w:tcPr>
+            <w:tcW w:type="dxa" w:w="2379"/>
+            <w:tcBorders>
+              <w:top w:val="none" w:sz="0" w:color="auto"/>
+              <w:bottom w:val="none" w:sz="0" w:color="auto"/>
+              <w:left w:val="none" w:sz="0" w:color="auto"/>
+              <w:right w:val="none" w:sz="0" w:color="auto"/>
+              <w:insideH w:val="none" w:sz="0" w:color="auto"/>
+              <w:insideV w:val="none" w:sz="0" w:color="auto"/>
+            </w:tcBorders>
+            <w:shd w:val="clear" w:color="auto" w:fill="0F766E"/>
+            <w:tcMar>
+              <w:top w:w="80" w:type="dxa"/>
+              <w:bottom w:w="60" w:type="dxa"/>
+              <w:left w:w="120" w:type="dxa"/>
+              <w:right w:w="120" w:type="dxa"/>
+            </w:tcMar>
+          </w:tcPr>
+          <w:p>
+            <w:pPr>
+              <w:jc w:val="center"/>
+            </w:pPr>
+            <w:r>
+              <w:rPr>
+                <w:rFonts w:ascii="Inter" w:hAnsi="Inter" w:eastAsia="Inter"/>
+                <w:b/>
+                <w:i w:val="0"/>
+                <w:color w:val="CCFBF1"/>
+                <w:sz w:val="13"/>
+              </w:rPr>
+              <w:t>SCRIPTS</w:t>
+            </w:r>
+          </w:p>
+        </w:tc>
+        <w:tc>
+          <w:tcPr>
+            <w:tcW w:type="dxa" w:w="2379"/>
+            <w:tcBorders>
+              <w:top w:val="none" w:sz="0" w:color="auto"/>
+              <w:bottom w:val="none" w:sz="0" w:color="auto"/>
+              <w:left w:val="none" w:sz="0" w:color="auto"/>
+              <w:right w:val="none" w:sz="0" w:color="auto"/>
+              <w:insideH w:val="none" w:sz="0" w:color="auto"/>
+              <w:insideV w:val="none" w:sz="0" w:color="auto"/>
+            </w:tcBorders>
+            <w:shd w:val="clear" w:color="auto" w:fill="0F766E"/>
+            <w:tcMar>
+              <w:top w:w="80" w:type="dxa"/>
+              <w:bottom w:w="60" w:type="dxa"/>
+              <w:left w:w="120" w:type="dxa"/>
+              <w:right w:w="120" w:type="dxa"/>
+            </w:tcMar>
+          </w:tcPr>
+          <w:p>
+            <w:pPr>
+              <w:jc w:val="center"/>
+            </w:pPr>
+            <w:r>
+              <w:rPr>
+                <w:rFonts w:ascii="Inter" w:hAnsi="Inter" w:eastAsia="Inter"/>
+                <w:b/>
+                <w:i w:val="0"/>
+                <w:color w:val="CCFBF1"/>
+                <w:sz w:val="13"/>
+              </w:rPr>
+              <w:t>CHANNELS</w:t>
+            </w:r>
+          </w:p>
+        </w:tc>
+        <w:tc>
+          <w:tcPr>
+            <w:tcW w:type="dxa" w:w="2379"/>
+            <w:tcBorders>
+              <w:top w:val="none" w:sz="0" w:color="auto"/>
+              <w:bottom w:val="none" w:sz="0" w:color="auto"/>
+              <w:left w:val="none" w:sz="0" w:color="auto"/>
+              <w:right w:val="none" w:sz="0" w:color="auto"/>
+              <w:insideH w:val="none" w:sz="0" w:color="auto"/>
+              <w:insideV w:val="none" w:sz="0" w:color="auto"/>
+            </w:tcBorders>
+            <w:shd w:val="clear" w:color="auto" w:fill="0F766E"/>
+            <w:tcMar>
+              <w:top w:w="80" w:type="dxa"/>
+              <w:bottom w:w="60" w:type="dxa"/>
+              <w:left w:w="120" w:type="dxa"/>
+              <w:right w:w="120" w:type="dxa"/>
+            </w:tcMar>
+          </w:tcPr>
+          <w:p>
+            <w:pPr>
+              <w:jc w:val="center"/>
+            </w:pPr>
+            <w:r>
+              <w:rPr>
+                <w:rFonts w:ascii="Inter" w:hAnsi="Inter" w:eastAsia="Inter"/>
+                <w:b/>
+                <w:i w:val="0"/>
+                <w:color w:val="CCFBF1"/>
+                <w:sz w:val="13"/>
+              </w:rPr>
+              <w:t>TONE</w:t>
+            </w:r>
+          </w:p>
+        </w:tc>
+        <w:tc>
+          <w:tcPr>
+            <w:tcW w:type="dxa" w:w="2379"/>
+            <w:tcBorders>
+              <w:top w:val="none" w:sz="0" w:color="auto"/>
+              <w:bottom w:val="none" w:sz="0" w:color="auto"/>
+              <w:left w:val="none" w:sz="0" w:color="auto"/>
+              <w:right w:val="none" w:sz="0" w:color="auto"/>
+              <w:insideH w:val="none" w:sz="0" w:color="auto"/>
+              <w:insideV w:val="none" w:sz="0" w:color="auto"/>
+            </w:tcBorders>
+            <w:shd w:val="clear" w:color="auto" w:fill="0F766E"/>
+            <w:tcMar>
+              <w:top w:w="80" w:type="dxa"/>
+              <w:bottom w:w="60" w:type="dxa"/>
+              <w:left w:w="120" w:type="dxa"/>
+              <w:right w:w="120" w:type="dxa"/>
+            </w:tcMar>
+          </w:tcPr>
+          <w:p>
+            <w:pPr>
+              <w:jc w:val="center"/>
+            </w:pPr>
+            <w:r>
+              <w:rPr>
+                <w:rFonts w:ascii="Inter" w:hAnsi="Inter" w:eastAsia="Inter"/>
+                <w:b/>
+                <w:i w:val="0"/>
+                <w:color w:val="CCFBF1"/>
+                <w:sz w:val="13"/>
+              </w:rPr>
+              <w:t>FORMAT</w:t>
+            </w:r>
+          </w:p>
+        </w:tc>
+      </w:tr>
+      <w:tr>
+        <w:trPr>
+          <w:trHeight w:val="640" w:hRule="atLeast"/>
+        </w:trPr>
+        <w:tc>
+          <w:tcPr>
+            <w:tcW w:type="dxa" w:w="2379"/>
+            <w:tcBorders>
+              <w:top w:val="none" w:sz="0" w:color="auto"/>
+              <w:bottom w:val="none" w:sz="0" w:color="auto"/>
+              <w:left w:val="none" w:sz="0" w:color="auto"/>
+              <w:right w:val="none" w:sz="0" w:color="auto"/>
+              <w:insideH w:val="none" w:sz="0" w:color="auto"/>
+              <w:insideV w:val="none" w:sz="0" w:color="auto"/>
+            </w:tcBorders>
+            <w:shd w:val="clear" w:color="auto" w:fill="0F172A"/>
+            <w:tcMar>
+              <w:top w:w="60" w:type="dxa"/>
+              <w:bottom w:w="60" w:type="dxa"/>
+              <w:left w:w="120" w:type="dxa"/>
+              <w:right w:w="120" w:type="dxa"/>
+            </w:tcMar>
+          </w:tcPr>
+          <w:p>
+            <w:pPr>
+              <w:jc w:val="center"/>
+            </w:pPr>
+            <w:r>
+              <w:rPr>
+                <w:rFonts w:ascii="Poppins" w:hAnsi="Poppins" w:eastAsia="Poppins"/>
+                <w:b/>
+                <w:i w:val="0"/>
+                <w:color w:val="FFFFFF"/>
+                <w:sz w:val="44"/>
+              </w:rPr>
+              <w:t>10</w:t>
+            </w:r>
+          </w:p>
+        </w:tc>
+        <w:tc>
+          <w:tcPr>
+            <w:tcW w:type="dxa" w:w="2379"/>
+            <w:tcBorders>
+              <w:top w:val="none" w:sz="0" w:color="auto"/>
+              <w:bottom w:val="none" w:sz="0" w:color="auto"/>
+              <w:left w:val="none" w:sz="0" w:color="auto"/>
+              <w:right w:val="none" w:sz="0" w:color="auto"/>
+              <w:insideH w:val="none" w:sz="0" w:color="auto"/>
+              <w:insideV w:val="none" w:sz="0" w:color="auto"/>
+            </w:tcBorders>
+            <w:shd w:val="clear" w:color="auto" w:fill="0F172A"/>
+            <w:tcMar>
+              <w:top w:w="60" w:type="dxa"/>
+              <w:bottom w:w="60" w:type="dxa"/>
+              <w:left w:w="120" w:type="dxa"/>
+              <w:right w:w="120" w:type="dxa"/>
+            </w:tcMar>
+          </w:tcPr>
+          <w:p>
+            <w:pPr>
+              <w:jc w:val="center"/>
+            </w:pPr>
+            <w:r>
+              <w:rPr>
+                <w:rFonts w:ascii="Poppins" w:hAnsi="Poppins" w:eastAsia="Poppins"/>
+                <w:b/>
+                <w:i w:val="0"/>
+                <w:color w:val="FFFFFF"/>
+                <w:sz w:val="44"/>
+              </w:rPr>
+              <w:t>Email</w:t>
+            </w:r>
+          </w:p>
+        </w:tc>
+        <w:tc>
+          <w:tcPr>
+            <w:tcW w:type="dxa" w:w="2379"/>
+            <w:tcBorders>
+              <w:top w:val="none" w:sz="0" w:color="auto"/>
+              <w:bottom w:val="none" w:sz="0" w:color="auto"/>
+              <w:left w:val="none" w:sz="0" w:color="auto"/>
+              <w:right w:val="none" w:sz="0" w:color="auto"/>
+              <w:insideH w:val="none" w:sz="0" w:color="auto"/>
+              <w:insideV w:val="none" w:sz="0" w:color="auto"/>
+            </w:tcBorders>
+            <w:shd w:val="clear" w:color="auto" w:fill="0F172A"/>
+            <w:tcMar>
+              <w:top w:w="60" w:type="dxa"/>
+              <w:bottom w:w="60" w:type="dxa"/>
+              <w:left w:w="120" w:type="dxa"/>
+              <w:right w:w="120" w:type="dxa"/>
+            </w:tcMar>
+          </w:tcPr>
+          <w:p>
+            <w:pPr>
+              <w:jc w:val="center"/>
+            </w:pPr>
+            <w:r>
+              <w:rPr>
+                <w:rFonts w:ascii="Poppins" w:hAnsi="Poppins" w:eastAsia="Poppins"/>
+                <w:b/>
+                <w:i w:val="0"/>
+                <w:color w:val="FFFFFF"/>
+                <w:sz w:val="44"/>
+              </w:rPr>
+              <w:t>Professional</w:t>
+            </w:r>
+          </w:p>
+        </w:tc>
+        <w:tc>
+          <w:tcPr>
+            <w:tcW w:type="dxa" w:w="2379"/>
+            <w:tcBorders>
+              <w:top w:val="none" w:sz="0" w:color="auto"/>
+              <w:bottom w:val="none" w:sz="0" w:color="auto"/>
+              <w:left w:val="none" w:sz="0" w:color="auto"/>
+              <w:right w:val="none" w:sz="0" w:color="auto"/>
+              <w:insideH w:val="none" w:sz="0" w:color="auto"/>
+              <w:insideV w:val="none" w:sz="0" w:color="auto"/>
+            </w:tcBorders>
+            <w:shd w:val="clear" w:color="auto" w:fill="0F172A"/>
+            <w:tcMar>
+              <w:top w:w="60" w:type="dxa"/>
+              <w:bottom w:w="60" w:type="dxa"/>
+              <w:left w:w="120" w:type="dxa"/>
+              <w:right w:w="120" w:type="dxa"/>
+            </w:tcMar>
+          </w:tcPr>
+          <w:p>
+            <w:pPr>
+              <w:jc w:val="center"/>
+            </w:pPr>
+            <w:r>
+              <w:rPr>
+                <w:rFonts w:ascii="Poppins" w:hAnsi="Poppins" w:eastAsia="Poppins"/>
+                <w:b/>
+                <w:i w:val="0"/>
+                <w:color w:val="FFFFFF"/>
+                <w:sz w:val="44"/>
+              </w:rPr>
+              <w:t>Copy-paste</w:t>
+            </w:r>
+          </w:p>
+        </w:tc>
+      </w:tr>
+      <w:tr>
+        <w:trPr>
+          <w:trHeight w:val="260" w:hRule="atLeast"/>
+        </w:trPr>
+        <w:tc>
+          <w:tcPr>
+            <w:tcW w:type="dxa" w:w="2379"/>
+            <w:tcBorders>
+              <w:top w:val="none" w:sz="0" w:color="auto"/>
+              <w:bottom w:val="none" w:sz="0" w:color="auto"/>
+              <w:left w:val="none" w:sz="0" w:color="auto"/>
+              <w:right w:val="none" w:sz="0" w:color="auto"/>
+              <w:insideH w:val="none" w:sz="0" w:color="auto"/>
+              <w:insideV w:val="none" w:sz="0" w:color="auto"/>
+            </w:tcBorders>
+            <w:shd w:val="clear" w:color="auto" w:fill="F8FAFC"/>
+            <w:tcMar>
+              <w:top w:w="55" w:type="dxa"/>
+              <w:bottom w:w="70" w:type="dxa"/>
+              <w:left w:w="120" w:type="dxa"/>
+              <w:right w:w="120" w:type="dxa"/>
+            </w:tcMar>
+          </w:tcPr>
+          <w:p>
+            <w:pPr>
+              <w:jc w:val="center"/>
+            </w:pPr>
+            <w:r>
+              <w:rPr>
+                <w:rFonts w:ascii="Calibri" w:hAnsi="Calibri" w:eastAsia="Calibri"/>
+                <w:b w:val="0"/>
+                <w:i/>
+                <w:color w:val="64748B"/>
+                <w:sz w:val="15"/>
+              </w:rPr>
+              <w:t>full lifecycle</w:t>
+            </w:r>
+          </w:p>
+        </w:tc>
+        <w:tc>
+          <w:tcPr>
+            <w:tcW w:type="dxa" w:w="2379"/>
+            <w:tcBorders>
+              <w:top w:val="none" w:sz="0" w:color="auto"/>
+              <w:bottom w:val="none" w:sz="0" w:color="auto"/>
+              <w:left w:val="none" w:sz="0" w:color="auto"/>
+              <w:right w:val="none" w:sz="0" w:color="auto"/>
+              <w:insideH w:val="none" w:sz="0" w:color="auto"/>
+              <w:insideV w:val="none" w:sz="0" w:color="auto"/>
+            </w:tcBorders>
+            <w:shd w:val="clear" w:color="auto" w:fill="F8FAFC"/>
+            <w:tcMar>
+              <w:top w:w="55" w:type="dxa"/>
+              <w:bottom w:w="70" w:type="dxa"/>
+              <w:left w:w="120" w:type="dxa"/>
+              <w:right w:w="120" w:type="dxa"/>
+            </w:tcMar>
+          </w:tcPr>
+          <w:p>
+            <w:pPr>
+              <w:jc w:val="center"/>
+            </w:pPr>
+            <w:r>
+              <w:rPr>
+                <w:rFonts w:ascii="Calibri" w:hAnsi="Calibri" w:eastAsia="Calibri"/>
+                <w:b w:val="0"/>
+                <w:i/>
+                <w:color w:val="64748B"/>
+                <w:sz w:val="15"/>
+              </w:rPr>
+              <w:t>+ portal messages</w:t>
+            </w:r>
+          </w:p>
+        </w:tc>
+        <w:tc>
+          <w:tcPr>
+            <w:tcW w:type="dxa" w:w="2379"/>
+            <w:tcBorders>
+              <w:top w:val="none" w:sz="0" w:color="auto"/>
+              <w:bottom w:val="none" w:sz="0" w:color="auto"/>
+              <w:left w:val="none" w:sz="0" w:color="auto"/>
+              <w:right w:val="none" w:sz="0" w:color="auto"/>
+              <w:insideH w:val="none" w:sz="0" w:color="auto"/>
+              <w:insideV w:val="none" w:sz="0" w:color="auto"/>
+            </w:tcBorders>
+            <w:shd w:val="clear" w:color="auto" w:fill="F8FAFC"/>
+            <w:tcMar>
+              <w:top w:w="55" w:type="dxa"/>
+              <w:bottom w:w="70" w:type="dxa"/>
+              <w:left w:w="120" w:type="dxa"/>
+              <w:right w:w="120" w:type="dxa"/>
+            </w:tcMar>
+          </w:tcPr>
+          <w:p>
+            <w:pPr>
+              <w:jc w:val="center"/>
+            </w:pPr>
+            <w:r>
+              <w:rPr>
+                <w:rFonts w:ascii="Calibri" w:hAnsi="Calibri" w:eastAsia="Calibri"/>
+                <w:b w:val="0"/>
+                <w:i/>
+                <w:color w:val="64748B"/>
+                <w:sz w:val="15"/>
+              </w:rPr>
+              <w:t>clear &amp; direct</w:t>
+            </w:r>
+          </w:p>
+        </w:tc>
+        <w:tc>
+          <w:tcPr>
+            <w:tcW w:type="dxa" w:w="2379"/>
+            <w:tcBorders>
+              <w:top w:val="none" w:sz="0" w:color="auto"/>
+              <w:bottom w:val="none" w:sz="0" w:color="auto"/>
+              <w:left w:val="none" w:sz="0" w:color="auto"/>
+              <w:right w:val="none" w:sz="0" w:color="auto"/>
+              <w:insideH w:val="none" w:sz="0" w:color="auto"/>
+              <w:insideV w:val="none" w:sz="0" w:color="auto"/>
+            </w:tcBorders>
+            <w:shd w:val="clear" w:color="auto" w:fill="F8FAFC"/>
+            <w:tcMar>
+              <w:top w:w="55" w:type="dxa"/>
+              <w:bottom w:w="70" w:type="dxa"/>
+              <w:left w:w="120" w:type="dxa"/>
+              <w:right w:w="120" w:type="dxa"/>
+            </w:tcMar>
+          </w:tcPr>
+          <w:p>
+            <w:pPr>
+              <w:jc w:val="center"/>
+            </w:pPr>
+            <w:r>
+              <w:rPr>
+                <w:rFonts w:ascii="Calibri" w:hAnsi="Calibri" w:eastAsia="Calibri"/>
+                <w:b w:val="0"/>
+                <w:i/>
+                <w:color w:val="64748B"/>
+                <w:sz w:val="15"/>
+              </w:rPr>
+              <w:t>ready to use</w:t>
+            </w:r>
+          </w:p>
+        </w:tc>
+      </w:tr>
+    </w:tbl>
+    <w:p>
+      <w:pPr>
+        <w:spacing w:before="0" w:after="200" w:line="276" w:lineRule="auto"/>
+      </w:pPr>
+    </w:p>
+    <w:p>
+      <w:pPr>
+        <w:spacing w:before="200" w:after="0" w:line="276" w:lineRule="auto"/>
+      </w:pPr>
+    </w:p>
+    <w:tbl>
+      <w:tblPr>
+        <w:tblW w:type="auto" w:w="0"/>
+        <w:jc w:val="center"/>
+        <w:tblLook w:firstColumn="1" w:firstRow="1" w:lastColumn="0" w:lastRow="0" w:noHBand="0" w:noVBand="1" w:val="04A0"/>
+      </w:tblPr>
+      <w:tblGrid>
+        <w:gridCol w:w="4759"/>
+        <w:gridCol w:w="4759"/>
+      </w:tblGrid>
+      <w:tr>
+        <w:trPr>
+          <w:trHeight w:val="480" w:hRule="atLeast"/>
+        </w:trPr>
+        <w:tc>
+          <w:tcPr>
+            <w:tcW w:type="dxa" w:w="907"/>
+            <w:tcBorders>
+              <w:top w:val="none" w:sz="0" w:color="auto"/>
+              <w:bottom w:val="none" w:sz="0" w:color="auto"/>
+              <w:left w:val="none" w:sz="0" w:color="auto"/>
+              <w:right w:val="none" w:sz="0" w:color="auto"/>
+              <w:insideH w:val="none" w:sz="0" w:color="auto"/>
+              <w:insideV w:val="none" w:sz="0" w:color="auto"/>
+            </w:tcBorders>
+            <w:shd w:val="clear" w:color="auto" w:fill="0F766E"/>
+            <w:tcMar>
+              <w:top w:w="100" w:type="dxa"/>
+              <w:bottom w:w="100" w:type="dxa"/>
+              <w:left w:w="140" w:type="dxa"/>
+              <w:right w:w="100" w:type="dxa"/>
+            </w:tcMar>
+            <w:vAlign w:val="center"/>
+          </w:tcPr>
+          <w:p>
+            <w:pPr>
+              <w:jc w:val="center"/>
+            </w:pPr>
+            <w:r>
+              <w:rPr>
+                <w:rFonts w:ascii="Poppins" w:hAnsi="Poppins" w:eastAsia="Poppins"/>
+                <w:b/>
+                <w:i w:val="0"/>
+                <w:color w:val="FFFFFF"/>
+                <w:sz w:val="26"/>
+              </w:rPr>
+              <w:t>01</w:t>
+            </w:r>
+          </w:p>
+        </w:tc>
+        <w:tc>
+          <w:tcPr>
+            <w:tcW w:type="dxa" w:w="4759"/>
+            <w:tcBorders>
+              <w:top w:val="none" w:sz="0" w:color="auto"/>
+              <w:bottom w:val="none" w:sz="0" w:color="auto"/>
+              <w:left w:val="none" w:sz="0" w:color="auto"/>
+              <w:right w:val="none" w:sz="0" w:color="auto"/>
+              <w:insideH w:val="none" w:sz="0" w:color="auto"/>
+              <w:insideV w:val="none" w:sz="0" w:color="auto"/>
+            </w:tcBorders>
+            <w:shd w:val="clear" w:color="auto" w:fill="0F172A"/>
+            <w:tcMar>
+              <w:top w:w="100" w:type="dxa"/>
+              <w:bottom w:w="100" w:type="dxa"/>
+              <w:left w:w="180" w:type="dxa"/>
+              <w:right w:w="120" w:type="dxa"/>
+            </w:tcMar>
+            <w:vAlign w:val="center"/>
+          </w:tcPr>
+          <w:p>
+            <w:r>
+              <w:rPr>
+                <w:rFonts w:ascii="Poppins" w:hAnsi="Poppins" w:eastAsia="Poppins"/>
+                <w:b/>
+                <w:i w:val="0"/>
+                <w:color w:val="0F766E"/>
+                <w:sz w:val="21"/>
+              </w:rPr>
+              <w:t xml:space="preserve">— </w:t>
+            </w:r>
+            <w:r>
+              <w:rPr>
+                <w:rFonts w:ascii="Poppins" w:hAnsi="Poppins" w:eastAsia="Poppins"/>
+                <w:b/>
+                <w:i w:val="0"/>
+                <w:color w:val="FFFFFF"/>
+                <w:sz w:val="21"/>
+              </w:rPr>
+              <w:t>INQUIRY RESPONSE</w:t>
+            </w:r>
+          </w:p>
+        </w:tc>
+      </w:tr>
+    </w:tbl>
+    <w:p>
+      <w:pPr>
+        <w:spacing w:before="0" w:after="120" w:line="276" w:lineRule="auto"/>
+      </w:pPr>
+    </w:p>
+    <w:tbl>
+      <w:tblPr>
+        <w:tblW w:type="auto" w:w="0"/>
+        <w:jc w:val="center"/>
+        <w:tblLook w:firstColumn="1" w:firstRow="1" w:lastColumn="0" w:lastRow="0" w:noHBand="0" w:noVBand="1" w:val="04A0"/>
+      </w:tblPr>
+      <w:tblGrid>
+        <w:gridCol w:w="4759"/>
+        <w:gridCol w:w="4759"/>
       </w:tblGrid>
       <w:tr>
         <w:tc>
           <w:tcPr>
-            <w:tcW w:type="dxa" w:w="850"/>
+            <w:tcW w:type="dxa" w:w="4759"/>
             <w:tcBorders>
               <w:top w:val="none" w:sz="0" w:color="auto"/>
               <w:bottom w:val="none" w:sz="0" w:color="auto"/>
@@ -270,31 +909,28 @@
               <w:insideV w:val="none" w:sz="0" w:color="auto"/>
             </w:tcBorders>
             <w:tcMar>
-              <w:top w:w="0" w:type="dxa"/>
-              <w:bottom w:w="0" w:type="dxa"/>
+              <w:top w:w="30" w:type="dxa"/>
+              <w:bottom w:w="30" w:type="dxa"/>
               <w:left w:w="0" w:type="dxa"/>
               <w:right w:w="60" w:type="dxa"/>
             </w:tcMar>
           </w:tcPr>
           <w:p>
-            <w:pPr>
-              <w:spacing w:before="0" w:after="0"/>
-            </w:pPr>
             <w:r>
               <w:rPr>
-                <w:rFonts w:ascii="Poppins" w:hAnsi="Poppins" w:eastAsia="Poppins"/>
-                <w:b/>
-                <w:i w:val="0"/>
-                <w:color w:val="0F766E"/>
-                <w:sz w:val="20"/>
+                <w:rFonts w:ascii="Calibri" w:hAnsi="Calibri" w:eastAsia="Calibri"/>
+                <w:b w:val="0"/>
+                <w:i/>
+                <w:color w:val="64748B"/>
+                <w:sz w:val="16"/>
               </w:rPr>
-              <w:t>01</w:t>
+              <w:t>Channel  ·  Email</w:t>
             </w:r>
           </w:p>
         </w:tc>
         <w:tc>
           <w:tcPr>
-            <w:tcW w:type="dxa" w:w="4703"/>
+            <w:tcW w:type="dxa" w:w="4759"/>
             <w:tcBorders>
               <w:top w:val="none" w:sz="0" w:color="auto"/>
               <w:bottom w:val="none" w:sz="0" w:color="auto"/>
@@ -304,105 +940,16 @@
               <w:insideV w:val="none" w:sz="0" w:color="auto"/>
             </w:tcBorders>
             <w:tcMar>
-              <w:top w:w="0" w:type="dxa"/>
-              <w:bottom w:w="0" w:type="dxa"/>
-              <w:left w:w="0" w:type="dxa"/>
+              <w:top w:w="30" w:type="dxa"/>
+              <w:bottom w:w="30" w:type="dxa"/>
+              <w:left w:w="60" w:type="dxa"/>
               <w:right w:w="0" w:type="dxa"/>
-            </w:tcMar>
-          </w:tcPr>
-          <w:p>
-            <w:pPr>
-              <w:spacing w:before="0" w:after="0"/>
-            </w:pPr>
-            <w:r>
-              <w:rPr>
-                <w:rFonts w:ascii="Poppins" w:hAnsi="Poppins" w:eastAsia="Poppins"/>
-                <w:b/>
-                <w:i w:val="0"/>
-                <w:color w:val="0F172A"/>
-                <w:sz w:val="20"/>
-              </w:rPr>
-              <w:t>—  INQUIRY RESPONSE</w:t>
-            </w:r>
-          </w:p>
-        </w:tc>
-      </w:tr>
-    </w:tbl>
-    <w:p>
-      <w:pPr>
-        <w:spacing w:before="120" w:after="120"/>
-        <w:pBdr>
-          <w:bottom w:val="single" w:sz="8" w:space="1" w:color="0F766E"/>
-        </w:pBdr>
-      </w:pPr>
-    </w:p>
-    <w:tbl>
-      <w:tblPr>
-        <w:tblW w:type="auto" w:w="0"/>
-        <w:jc w:val="center"/>
-        <w:tblLook w:firstColumn="1" w:firstRow="1" w:lastColumn="0" w:lastRow="0" w:noHBand="0" w:noVBand="1" w:val="04A0"/>
-      </w:tblPr>
-      <w:tblGrid>
-        <w:gridCol w:w="4703"/>
-        <w:gridCol w:w="4703"/>
-      </w:tblGrid>
-      <w:tr>
-        <w:tc>
-          <w:tcPr>
-            <w:tcW w:type="dxa" w:w="5102"/>
-            <w:tcBorders>
-              <w:top w:val="none" w:sz="0" w:color="auto"/>
-              <w:bottom w:val="none" w:sz="0" w:color="auto"/>
-              <w:left w:val="none" w:sz="0" w:color="auto"/>
-              <w:right w:val="none" w:sz="0" w:color="auto"/>
-              <w:insideH w:val="none" w:sz="0" w:color="auto"/>
-              <w:insideV w:val="none" w:sz="0" w:color="auto"/>
-            </w:tcBorders>
-            <w:tcMar>
-              <w:top w:w="40" w:type="dxa"/>
-              <w:bottom w:w="40" w:type="dxa"/>
-              <w:left w:w="0" w:type="dxa"/>
-              <w:right w:w="60" w:type="dxa"/>
             </w:tcMar>
           </w:tcPr>
           <w:p>
             <w:r>
               <w:rPr>
-                <w:rFonts w:ascii="Inter" w:hAnsi="Inter" w:eastAsia="Inter"/>
-                <w:b w:val="0"/>
-                <w:i w:val="0"/>
-                <w:color w:val="64748B"/>
-                <w:sz w:val="17"/>
-              </w:rPr>
-              <w:t>Channel: Email</w:t>
-            </w:r>
-          </w:p>
-        </w:tc>
-        <w:tc>
-          <w:tcPr>
-            <w:tcW w:type="dxa" w:w="4703"/>
-            <w:tcBorders>
-              <w:top w:val="none" w:sz="0" w:color="auto"/>
-              <w:bottom w:val="none" w:sz="0" w:color="auto"/>
-              <w:left w:val="none" w:sz="0" w:color="auto"/>
-              <w:right w:val="none" w:sz="0" w:color="auto"/>
-              <w:insideH w:val="none" w:sz="0" w:color="auto"/>
-              <w:insideV w:val="none" w:sz="0" w:color="auto"/>
-            </w:tcBorders>
-            <w:tcMar>
-              <w:top w:w="40" w:type="dxa"/>
-              <w:bottom w:w="40" w:type="dxa"/>
-              <w:left w:w="60" w:type="dxa"/>
-              <w:right w:w="0" w:type="dxa"/>
-            </w:tcMar>
-          </w:tcPr>
-          <w:p>
-            <w:pPr>
-              <w:jc w:val="left"/>
-            </w:pPr>
-            <w:r>
-              <w:rPr>
-                <w:rFonts w:ascii="Inter" w:hAnsi="Inter" w:eastAsia="Inter"/>
+                <w:rFonts w:ascii="Poppins" w:hAnsi="Poppins" w:eastAsia="Poppins"/>
                 <w:b/>
                 <w:i w:val="0"/>
                 <w:color w:val="0F172A"/>
@@ -422,35 +969,35 @@
         <w:tblLook w:firstColumn="1" w:firstRow="1" w:lastColumn="0" w:lastRow="0" w:noHBand="0" w:noVBand="1" w:val="04A0"/>
       </w:tblPr>
       <w:tblGrid>
-        <w:gridCol w:w="9406"/>
+        <w:gridCol w:w="9518"/>
       </w:tblGrid>
       <w:tr>
         <w:tc>
           <w:tcPr>
-            <w:tcW w:type="dxa" w:w="9406"/>
+            <w:tcW w:type="dxa" w:w="9518"/>
             <w:shd w:val="clear" w:color="auto" w:fill="F8FAFC"/>
             <w:tcMar>
-              <w:top w:w="140" w:type="dxa"/>
-              <w:bottom w:w="140" w:type="dxa"/>
-              <w:left w:w="180" w:type="dxa"/>
-              <w:right w:w="180" w:type="dxa"/>
+              <w:top w:w="150" w:type="dxa"/>
+              <w:bottom w:w="150" w:type="dxa"/>
+              <w:left w:w="200" w:type="dxa"/>
+              <w:right w:w="200" w:type="dxa"/>
             </w:tcMar>
             <w:tcBorders>
-              <w:left w:val="single" w:sz="14" w:color="0F766E"/>
+              <w:top w:val="single" w:sz="4" w:color="CBD5E1"/>
+              <w:bottom w:val="single" w:sz="4" w:color="CBD5E1"/>
+              <w:left w:val="single" w:sz="12" w:color="0F766E"/>
+              <w:right w:val="single" w:sz="4" w:color="CBD5E1"/>
               <w:insideH w:val="none" w:sz="0" w:color="auto"/>
               <w:insideV w:val="none" w:sz="0" w:color="auto"/>
-              <w:top w:val="single" w:sz="4" w:color="CBD5E1"/>
-              <w:right w:val="single" w:sz="4" w:color="CBD5E1"/>
-              <w:bottom w:val="single" w:sz="4" w:color="CBD5E1"/>
             </w:tcBorders>
           </w:tcPr>
           <w:p>
             <w:pPr>
-              <w:spacing w:before="0" w:after="40"/>
+              <w:spacing w:before="0" w:after="40" w:line="276" w:lineRule="auto"/>
             </w:pPr>
             <w:r>
               <w:rPr>
-                <w:rFonts w:ascii="Inter" w:hAnsi="Inter" w:eastAsia="Inter"/>
+                <w:rFonts w:ascii="Calibri" w:hAnsi="Calibri" w:eastAsia="Calibri"/>
                 <w:b w:val="0"/>
                 <w:i w:val="0"/>
                 <w:color w:val="0F172A"/>
@@ -461,11 +1008,11 @@
           </w:p>
           <w:p>
             <w:pPr>
-              <w:spacing w:before="0" w:after="40"/>
+              <w:spacing w:before="0" w:after="40" w:line="276" w:lineRule="auto"/>
             </w:pPr>
             <w:r>
               <w:rPr>
-                <w:rFonts w:ascii="Inter" w:hAnsi="Inter" w:eastAsia="Inter"/>
+                <w:rFonts w:ascii="Calibri" w:hAnsi="Calibri" w:eastAsia="Calibri"/>
                 <w:b w:val="0"/>
                 <w:i w:val="0"/>
                 <w:color w:val="0F172A"/>
@@ -475,11 +1022,11 @@
           </w:p>
           <w:p>
             <w:pPr>
-              <w:spacing w:before="0" w:after="40"/>
+              <w:spacing w:before="0" w:after="40" w:line="276" w:lineRule="auto"/>
             </w:pPr>
             <w:r>
               <w:rPr>
-                <w:rFonts w:ascii="Inter" w:hAnsi="Inter" w:eastAsia="Inter"/>
+                <w:rFonts w:ascii="Calibri" w:hAnsi="Calibri" w:eastAsia="Calibri"/>
                 <w:b w:val="0"/>
                 <w:i w:val="0"/>
                 <w:color w:val="0F172A"/>
@@ -490,11 +1037,11 @@
           </w:p>
           <w:p>
             <w:pPr>
-              <w:spacing w:before="0" w:after="40"/>
+              <w:spacing w:before="0" w:after="40" w:line="276" w:lineRule="auto"/>
             </w:pPr>
             <w:r>
               <w:rPr>
-                <w:rFonts w:ascii="Inter" w:hAnsi="Inter" w:eastAsia="Inter"/>
+                <w:rFonts w:ascii="Calibri" w:hAnsi="Calibri" w:eastAsia="Calibri"/>
                 <w:b w:val="0"/>
                 <w:i w:val="0"/>
                 <w:color w:val="0F172A"/>
@@ -504,11 +1051,11 @@
           </w:p>
           <w:p>
             <w:pPr>
-              <w:spacing w:before="0" w:after="40"/>
+              <w:spacing w:before="0" w:after="40" w:line="276" w:lineRule="auto"/>
             </w:pPr>
             <w:r>
               <w:rPr>
-                <w:rFonts w:ascii="Inter" w:hAnsi="Inter" w:eastAsia="Inter"/>
+                <w:rFonts w:ascii="Calibri" w:hAnsi="Calibri" w:eastAsia="Calibri"/>
                 <w:b w:val="0"/>
                 <w:i w:val="0"/>
                 <w:color w:val="0F172A"/>
@@ -519,11 +1066,11 @@
           </w:p>
           <w:p>
             <w:pPr>
-              <w:spacing w:before="0" w:after="40"/>
+              <w:spacing w:before="0" w:after="40" w:line="276" w:lineRule="auto"/>
             </w:pPr>
             <w:r>
               <w:rPr>
-                <w:rFonts w:ascii="Inter" w:hAnsi="Inter" w:eastAsia="Inter"/>
+                <w:rFonts w:ascii="Calibri" w:hAnsi="Calibri" w:eastAsia="Calibri"/>
                 <w:b w:val="0"/>
                 <w:i w:val="0"/>
                 <w:color w:val="0F172A"/>
@@ -534,11 +1081,11 @@
           </w:p>
           <w:p>
             <w:pPr>
-              <w:spacing w:before="0" w:after="40"/>
+              <w:spacing w:before="0" w:after="40" w:line="276" w:lineRule="auto"/>
             </w:pPr>
             <w:r>
               <w:rPr>
-                <w:rFonts w:ascii="Inter" w:hAnsi="Inter" w:eastAsia="Inter"/>
+                <w:rFonts w:ascii="Calibri" w:hAnsi="Calibri" w:eastAsia="Calibri"/>
                 <w:b w:val="0"/>
                 <w:i w:val="0"/>
                 <w:color w:val="0F172A"/>
@@ -549,11 +1096,11 @@
           </w:p>
           <w:p>
             <w:pPr>
-              <w:spacing w:before="0" w:after="40"/>
+              <w:spacing w:before="0" w:after="40" w:line="276" w:lineRule="auto"/>
             </w:pPr>
             <w:r>
               <w:rPr>
-                <w:rFonts w:ascii="Inter" w:hAnsi="Inter" w:eastAsia="Inter"/>
+                <w:rFonts w:ascii="Calibri" w:hAnsi="Calibri" w:eastAsia="Calibri"/>
                 <w:b w:val="0"/>
                 <w:i w:val="0"/>
                 <w:color w:val="0F172A"/>
@@ -564,11 +1111,11 @@
           </w:p>
           <w:p>
             <w:pPr>
-              <w:spacing w:before="0" w:after="40"/>
+              <w:spacing w:before="0" w:after="40" w:line="276" w:lineRule="auto"/>
             </w:pPr>
             <w:r>
               <w:rPr>
-                <w:rFonts w:ascii="Inter" w:hAnsi="Inter" w:eastAsia="Inter"/>
+                <w:rFonts w:ascii="Calibri" w:hAnsi="Calibri" w:eastAsia="Calibri"/>
                 <w:b w:val="0"/>
                 <w:i w:val="0"/>
                 <w:color w:val="0F172A"/>
@@ -579,11 +1126,11 @@
           </w:p>
           <w:p>
             <w:pPr>
-              <w:spacing w:before="0" w:after="40"/>
+              <w:spacing w:before="0" w:after="40" w:line="276" w:lineRule="auto"/>
             </w:pPr>
             <w:r>
               <w:rPr>
-                <w:rFonts w:ascii="Inter" w:hAnsi="Inter" w:eastAsia="Inter"/>
+                <w:rFonts w:ascii="Calibri" w:hAnsi="Calibri" w:eastAsia="Calibri"/>
                 <w:b w:val="0"/>
                 <w:i w:val="0"/>
                 <w:color w:val="0F172A"/>
@@ -594,11 +1141,11 @@
           </w:p>
           <w:p>
             <w:pPr>
-              <w:spacing w:before="0" w:after="40"/>
+              <w:spacing w:before="0" w:after="40" w:line="276" w:lineRule="auto"/>
             </w:pPr>
             <w:r>
               <w:rPr>
-                <w:rFonts w:ascii="Inter" w:hAnsi="Inter" w:eastAsia="Inter"/>
+                <w:rFonts w:ascii="Calibri" w:hAnsi="Calibri" w:eastAsia="Calibri"/>
                 <w:b w:val="0"/>
                 <w:i w:val="0"/>
                 <w:color w:val="0F172A"/>
@@ -609,11 +1156,11 @@
           </w:p>
           <w:p>
             <w:pPr>
-              <w:spacing w:before="0" w:after="40"/>
+              <w:spacing w:before="0" w:after="40" w:line="276" w:lineRule="auto"/>
             </w:pPr>
             <w:r>
               <w:rPr>
-                <w:rFonts w:ascii="Inter" w:hAnsi="Inter" w:eastAsia="Inter"/>
+                <w:rFonts w:ascii="Calibri" w:hAnsi="Calibri" w:eastAsia="Calibri"/>
                 <w:b w:val="0"/>
                 <w:i w:val="0"/>
                 <w:color w:val="0F172A"/>
@@ -623,11 +1170,11 @@
           </w:p>
           <w:p>
             <w:pPr>
-              <w:spacing w:before="0" w:after="40"/>
+              <w:spacing w:before="0" w:after="40" w:line="276" w:lineRule="auto"/>
             </w:pPr>
             <w:r>
               <w:rPr>
-                <w:rFonts w:ascii="Inter" w:hAnsi="Inter" w:eastAsia="Inter"/>
+                <w:rFonts w:ascii="Calibri" w:hAnsi="Calibri" w:eastAsia="Calibri"/>
                 <w:b w:val="0"/>
                 <w:i w:val="0"/>
                 <w:color w:val="0F172A"/>
@@ -638,11 +1185,11 @@
           </w:p>
           <w:p>
             <w:pPr>
-              <w:spacing w:before="0" w:after="40"/>
+              <w:spacing w:before="0" w:after="40" w:line="276" w:lineRule="auto"/>
             </w:pPr>
             <w:r>
               <w:rPr>
-                <w:rFonts w:ascii="Inter" w:hAnsi="Inter" w:eastAsia="Inter"/>
+                <w:rFonts w:ascii="Calibri" w:hAnsi="Calibri" w:eastAsia="Calibri"/>
                 <w:b w:val="0"/>
                 <w:i w:val="0"/>
                 <w:color w:val="0F172A"/>
@@ -652,11 +1199,11 @@
           </w:p>
           <w:p>
             <w:pPr>
-              <w:spacing w:before="0" w:after="40"/>
+              <w:spacing w:before="0" w:after="40" w:line="276" w:lineRule="auto"/>
             </w:pPr>
             <w:r>
               <w:rPr>
-                <w:rFonts w:ascii="Inter" w:hAnsi="Inter" w:eastAsia="Inter"/>
+                <w:rFonts w:ascii="Calibri" w:hAnsi="Calibri" w:eastAsia="Calibri"/>
                 <w:b w:val="0"/>
                 <w:i w:val="0"/>
                 <w:color w:val="0F172A"/>
@@ -668,7 +1215,16 @@
         </w:tc>
       </w:tr>
     </w:tbl>
-    <w:p/>
+    <w:p>
+      <w:pPr>
+        <w:spacing w:before="0" w:after="120" w:line="276" w:lineRule="auto"/>
+      </w:pPr>
+    </w:p>
+    <w:p>
+      <w:pPr>
+        <w:spacing w:before="200" w:after="0" w:line="276" w:lineRule="auto"/>
+      </w:pPr>
+    </w:p>
     <w:tbl>
       <w:tblPr>
         <w:tblW w:type="auto" w:w="0"/>
@@ -676,13 +1232,113 @@
         <w:tblLook w:firstColumn="1" w:firstRow="1" w:lastColumn="0" w:lastRow="0" w:noHBand="0" w:noVBand="1" w:val="04A0"/>
       </w:tblPr>
       <w:tblGrid>
-        <w:gridCol w:w="4703"/>
-        <w:gridCol w:w="4703"/>
+        <w:gridCol w:w="4759"/>
+        <w:gridCol w:w="4759"/>
+      </w:tblGrid>
+      <w:tr>
+        <w:trPr>
+          <w:trHeight w:val="480" w:hRule="atLeast"/>
+        </w:trPr>
+        <w:tc>
+          <w:tcPr>
+            <w:tcW w:type="dxa" w:w="907"/>
+            <w:tcBorders>
+              <w:top w:val="none" w:sz="0" w:color="auto"/>
+              <w:bottom w:val="none" w:sz="0" w:color="auto"/>
+              <w:left w:val="none" w:sz="0" w:color="auto"/>
+              <w:right w:val="none" w:sz="0" w:color="auto"/>
+              <w:insideH w:val="none" w:sz="0" w:color="auto"/>
+              <w:insideV w:val="none" w:sz="0" w:color="auto"/>
+            </w:tcBorders>
+            <w:shd w:val="clear" w:color="auto" w:fill="0F766E"/>
+            <w:tcMar>
+              <w:top w:w="100" w:type="dxa"/>
+              <w:bottom w:w="100" w:type="dxa"/>
+              <w:left w:w="140" w:type="dxa"/>
+              <w:right w:w="100" w:type="dxa"/>
+            </w:tcMar>
+            <w:vAlign w:val="center"/>
+          </w:tcPr>
+          <w:p>
+            <w:pPr>
+              <w:jc w:val="center"/>
+            </w:pPr>
+            <w:r>
+              <w:rPr>
+                <w:rFonts w:ascii="Poppins" w:hAnsi="Poppins" w:eastAsia="Poppins"/>
+                <w:b/>
+                <w:i w:val="0"/>
+                <w:color w:val="FFFFFF"/>
+                <w:sz w:val="26"/>
+              </w:rPr>
+              <w:t>02</w:t>
+            </w:r>
+          </w:p>
+        </w:tc>
+        <w:tc>
+          <w:tcPr>
+            <w:tcW w:type="dxa" w:w="4759"/>
+            <w:tcBorders>
+              <w:top w:val="none" w:sz="0" w:color="auto"/>
+              <w:bottom w:val="none" w:sz="0" w:color="auto"/>
+              <w:left w:val="none" w:sz="0" w:color="auto"/>
+              <w:right w:val="none" w:sz="0" w:color="auto"/>
+              <w:insideH w:val="none" w:sz="0" w:color="auto"/>
+              <w:insideV w:val="none" w:sz="0" w:color="auto"/>
+            </w:tcBorders>
+            <w:shd w:val="clear" w:color="auto" w:fill="0F172A"/>
+            <w:tcMar>
+              <w:top w:w="100" w:type="dxa"/>
+              <w:bottom w:w="100" w:type="dxa"/>
+              <w:left w:w="180" w:type="dxa"/>
+              <w:right w:w="120" w:type="dxa"/>
+            </w:tcMar>
+            <w:vAlign w:val="center"/>
+          </w:tcPr>
+          <w:p>
+            <w:r>
+              <w:rPr>
+                <w:rFonts w:ascii="Poppins" w:hAnsi="Poppins" w:eastAsia="Poppins"/>
+                <w:b/>
+                <w:i w:val="0"/>
+                <w:color w:val="0F766E"/>
+                <w:sz w:val="21"/>
+              </w:rPr>
+              <w:t xml:space="preserve">— </w:t>
+            </w:r>
+            <w:r>
+              <w:rPr>
+                <w:rFonts w:ascii="Poppins" w:hAnsi="Poppins" w:eastAsia="Poppins"/>
+                <w:b/>
+                <w:i w:val="0"/>
+                <w:color w:val="FFFFFF"/>
+                <w:sz w:val="21"/>
+              </w:rPr>
+              <w:t>DIAGNOSTIC BOOKING</w:t>
+            </w:r>
+          </w:p>
+        </w:tc>
+      </w:tr>
+    </w:tbl>
+    <w:p>
+      <w:pPr>
+        <w:spacing w:before="0" w:after="120" w:line="276" w:lineRule="auto"/>
+      </w:pPr>
+    </w:p>
+    <w:tbl>
+      <w:tblPr>
+        <w:tblW w:type="auto" w:w="0"/>
+        <w:jc w:val="center"/>
+        <w:tblLook w:firstColumn="1" w:firstRow="1" w:lastColumn="0" w:lastRow="0" w:noHBand="0" w:noVBand="1" w:val="04A0"/>
+      </w:tblPr>
+      <w:tblGrid>
+        <w:gridCol w:w="4759"/>
+        <w:gridCol w:w="4759"/>
       </w:tblGrid>
       <w:tr>
         <w:tc>
           <w:tcPr>
-            <w:tcW w:type="dxa" w:w="850"/>
+            <w:tcW w:type="dxa" w:w="4759"/>
             <w:tcBorders>
               <w:top w:val="none" w:sz="0" w:color="auto"/>
               <w:bottom w:val="none" w:sz="0" w:color="auto"/>
@@ -692,31 +1348,28 @@
               <w:insideV w:val="none" w:sz="0" w:color="auto"/>
             </w:tcBorders>
             <w:tcMar>
-              <w:top w:w="0" w:type="dxa"/>
-              <w:bottom w:w="0" w:type="dxa"/>
+              <w:top w:w="30" w:type="dxa"/>
+              <w:bottom w:w="30" w:type="dxa"/>
               <w:left w:w="0" w:type="dxa"/>
               <w:right w:w="60" w:type="dxa"/>
             </w:tcMar>
           </w:tcPr>
           <w:p>
-            <w:pPr>
-              <w:spacing w:before="0" w:after="0"/>
-            </w:pPr>
             <w:r>
               <w:rPr>
-                <w:rFonts w:ascii="Poppins" w:hAnsi="Poppins" w:eastAsia="Poppins"/>
-                <w:b/>
-                <w:i w:val="0"/>
-                <w:color w:val="0F766E"/>
-                <w:sz w:val="20"/>
+                <w:rFonts w:ascii="Calibri" w:hAnsi="Calibri" w:eastAsia="Calibri"/>
+                <w:b w:val="0"/>
+                <w:i/>
+                <w:color w:val="64748B"/>
+                <w:sz w:val="16"/>
               </w:rPr>
-              <w:t>02</w:t>
+              <w:t>Channel  ·  Email</w:t>
             </w:r>
           </w:p>
         </w:tc>
         <w:tc>
           <w:tcPr>
-            <w:tcW w:type="dxa" w:w="4703"/>
+            <w:tcW w:type="dxa" w:w="4759"/>
             <w:tcBorders>
               <w:top w:val="none" w:sz="0" w:color="auto"/>
               <w:bottom w:val="none" w:sz="0" w:color="auto"/>
@@ -726,105 +1379,16 @@
               <w:insideV w:val="none" w:sz="0" w:color="auto"/>
             </w:tcBorders>
             <w:tcMar>
-              <w:top w:w="0" w:type="dxa"/>
-              <w:bottom w:w="0" w:type="dxa"/>
-              <w:left w:w="0" w:type="dxa"/>
+              <w:top w:w="30" w:type="dxa"/>
+              <w:bottom w:w="30" w:type="dxa"/>
+              <w:left w:w="60" w:type="dxa"/>
               <w:right w:w="0" w:type="dxa"/>
-            </w:tcMar>
-          </w:tcPr>
-          <w:p>
-            <w:pPr>
-              <w:spacing w:before="0" w:after="0"/>
-            </w:pPr>
-            <w:r>
-              <w:rPr>
-                <w:rFonts w:ascii="Poppins" w:hAnsi="Poppins" w:eastAsia="Poppins"/>
-                <w:b/>
-                <w:i w:val="0"/>
-                <w:color w:val="0F172A"/>
-                <w:sz w:val="20"/>
-              </w:rPr>
-              <w:t>—  DIAGNOSTIC BOOKING</w:t>
-            </w:r>
-          </w:p>
-        </w:tc>
-      </w:tr>
-    </w:tbl>
-    <w:p>
-      <w:pPr>
-        <w:spacing w:before="120" w:after="120"/>
-        <w:pBdr>
-          <w:bottom w:val="single" w:sz="8" w:space="1" w:color="0F766E"/>
-        </w:pBdr>
-      </w:pPr>
-    </w:p>
-    <w:tbl>
-      <w:tblPr>
-        <w:tblW w:type="auto" w:w="0"/>
-        <w:jc w:val="center"/>
-        <w:tblLook w:firstColumn="1" w:firstRow="1" w:lastColumn="0" w:lastRow="0" w:noHBand="0" w:noVBand="1" w:val="04A0"/>
-      </w:tblPr>
-      <w:tblGrid>
-        <w:gridCol w:w="4703"/>
-        <w:gridCol w:w="4703"/>
-      </w:tblGrid>
-      <w:tr>
-        <w:tc>
-          <w:tcPr>
-            <w:tcW w:type="dxa" w:w="5102"/>
-            <w:tcBorders>
-              <w:top w:val="none" w:sz="0" w:color="auto"/>
-              <w:bottom w:val="none" w:sz="0" w:color="auto"/>
-              <w:left w:val="none" w:sz="0" w:color="auto"/>
-              <w:right w:val="none" w:sz="0" w:color="auto"/>
-              <w:insideH w:val="none" w:sz="0" w:color="auto"/>
-              <w:insideV w:val="none" w:sz="0" w:color="auto"/>
-            </w:tcBorders>
-            <w:tcMar>
-              <w:top w:w="40" w:type="dxa"/>
-              <w:bottom w:w="40" w:type="dxa"/>
-              <w:left w:w="0" w:type="dxa"/>
-              <w:right w:w="60" w:type="dxa"/>
             </w:tcMar>
           </w:tcPr>
           <w:p>
             <w:r>
               <w:rPr>
-                <w:rFonts w:ascii="Inter" w:hAnsi="Inter" w:eastAsia="Inter"/>
-                <w:b w:val="0"/>
-                <w:i w:val="0"/>
-                <w:color w:val="64748B"/>
-                <w:sz w:val="17"/>
-              </w:rPr>
-              <w:t>Channel: Email</w:t>
-            </w:r>
-          </w:p>
-        </w:tc>
-        <w:tc>
-          <w:tcPr>
-            <w:tcW w:type="dxa" w:w="4703"/>
-            <w:tcBorders>
-              <w:top w:val="none" w:sz="0" w:color="auto"/>
-              <w:bottom w:val="none" w:sz="0" w:color="auto"/>
-              <w:left w:val="none" w:sz="0" w:color="auto"/>
-              <w:right w:val="none" w:sz="0" w:color="auto"/>
-              <w:insideH w:val="none" w:sz="0" w:color="auto"/>
-              <w:insideV w:val="none" w:sz="0" w:color="auto"/>
-            </w:tcBorders>
-            <w:tcMar>
-              <w:top w:w="40" w:type="dxa"/>
-              <w:bottom w:w="40" w:type="dxa"/>
-              <w:left w:w="60" w:type="dxa"/>
-              <w:right w:w="0" w:type="dxa"/>
-            </w:tcMar>
-          </w:tcPr>
-          <w:p>
-            <w:pPr>
-              <w:jc w:val="left"/>
-            </w:pPr>
-            <w:r>
-              <w:rPr>
-                <w:rFonts w:ascii="Inter" w:hAnsi="Inter" w:eastAsia="Inter"/>
+                <w:rFonts w:ascii="Poppins" w:hAnsi="Poppins" w:eastAsia="Poppins"/>
                 <w:b/>
                 <w:i w:val="0"/>
                 <w:color w:val="0F172A"/>
@@ -844,35 +1408,35 @@
         <w:tblLook w:firstColumn="1" w:firstRow="1" w:lastColumn="0" w:lastRow="0" w:noHBand="0" w:noVBand="1" w:val="04A0"/>
       </w:tblPr>
       <w:tblGrid>
-        <w:gridCol w:w="9406"/>
+        <w:gridCol w:w="9518"/>
       </w:tblGrid>
       <w:tr>
         <w:tc>
           <w:tcPr>
-            <w:tcW w:type="dxa" w:w="9406"/>
+            <w:tcW w:type="dxa" w:w="9518"/>
             <w:shd w:val="clear" w:color="auto" w:fill="F8FAFC"/>
             <w:tcMar>
-              <w:top w:w="140" w:type="dxa"/>
-              <w:bottom w:w="140" w:type="dxa"/>
-              <w:left w:w="180" w:type="dxa"/>
-              <w:right w:w="180" w:type="dxa"/>
+              <w:top w:w="150" w:type="dxa"/>
+              <w:bottom w:w="150" w:type="dxa"/>
+              <w:left w:w="200" w:type="dxa"/>
+              <w:right w:w="200" w:type="dxa"/>
             </w:tcMar>
             <w:tcBorders>
-              <w:left w:val="single" w:sz="14" w:color="0F766E"/>
+              <w:top w:val="single" w:sz="4" w:color="CBD5E1"/>
+              <w:bottom w:val="single" w:sz="4" w:color="CBD5E1"/>
+              <w:left w:val="single" w:sz="12" w:color="0F766E"/>
+              <w:right w:val="single" w:sz="4" w:color="CBD5E1"/>
               <w:insideH w:val="none" w:sz="0" w:color="auto"/>
               <w:insideV w:val="none" w:sz="0" w:color="auto"/>
-              <w:top w:val="single" w:sz="4" w:color="CBD5E1"/>
-              <w:right w:val="single" w:sz="4" w:color="CBD5E1"/>
-              <w:bottom w:val="single" w:sz="4" w:color="CBD5E1"/>
             </w:tcBorders>
           </w:tcPr>
           <w:p>
             <w:pPr>
-              <w:spacing w:before="0" w:after="40"/>
+              <w:spacing w:before="0" w:after="40" w:line="276" w:lineRule="auto"/>
             </w:pPr>
             <w:r>
               <w:rPr>
-                <w:rFonts w:ascii="Inter" w:hAnsi="Inter" w:eastAsia="Inter"/>
+                <w:rFonts w:ascii="Calibri" w:hAnsi="Calibri" w:eastAsia="Calibri"/>
                 <w:b w:val="0"/>
                 <w:i w:val="0"/>
                 <w:color w:val="0F172A"/>
@@ -883,11 +1447,11 @@
           </w:p>
           <w:p>
             <w:pPr>
-              <w:spacing w:before="0" w:after="40"/>
+              <w:spacing w:before="0" w:after="40" w:line="276" w:lineRule="auto"/>
             </w:pPr>
             <w:r>
               <w:rPr>
-                <w:rFonts w:ascii="Inter" w:hAnsi="Inter" w:eastAsia="Inter"/>
+                <w:rFonts w:ascii="Calibri" w:hAnsi="Calibri" w:eastAsia="Calibri"/>
                 <w:b w:val="0"/>
                 <w:i w:val="0"/>
                 <w:color w:val="0F172A"/>
@@ -897,11 +1461,11 @@
           </w:p>
           <w:p>
             <w:pPr>
-              <w:spacing w:before="0" w:after="40"/>
+              <w:spacing w:before="0" w:after="40" w:line="276" w:lineRule="auto"/>
             </w:pPr>
             <w:r>
               <w:rPr>
-                <w:rFonts w:ascii="Inter" w:hAnsi="Inter" w:eastAsia="Inter"/>
+                <w:rFonts w:ascii="Calibri" w:hAnsi="Calibri" w:eastAsia="Calibri"/>
                 <w:b w:val="0"/>
                 <w:i w:val="0"/>
                 <w:color w:val="0F172A"/>
@@ -912,11 +1476,11 @@
           </w:p>
           <w:p>
             <w:pPr>
-              <w:spacing w:before="0" w:after="40"/>
+              <w:spacing w:before="0" w:after="40" w:line="276" w:lineRule="auto"/>
             </w:pPr>
             <w:r>
               <w:rPr>
-                <w:rFonts w:ascii="Inter" w:hAnsi="Inter" w:eastAsia="Inter"/>
+                <w:rFonts w:ascii="Calibri" w:hAnsi="Calibri" w:eastAsia="Calibri"/>
                 <w:b w:val="0"/>
                 <w:i w:val="0"/>
                 <w:color w:val="0F172A"/>
@@ -926,11 +1490,11 @@
           </w:p>
           <w:p>
             <w:pPr>
-              <w:spacing w:before="0" w:after="40"/>
+              <w:spacing w:before="0" w:after="40" w:line="276" w:lineRule="auto"/>
             </w:pPr>
             <w:r>
               <w:rPr>
-                <w:rFonts w:ascii="Inter" w:hAnsi="Inter" w:eastAsia="Inter"/>
+                <w:rFonts w:ascii="Calibri" w:hAnsi="Calibri" w:eastAsia="Calibri"/>
                 <w:b w:val="0"/>
                 <w:i w:val="0"/>
                 <w:color w:val="0F172A"/>
@@ -941,11 +1505,11 @@
           </w:p>
           <w:p>
             <w:pPr>
-              <w:spacing w:before="0" w:after="40"/>
+              <w:spacing w:before="0" w:after="40" w:line="276" w:lineRule="auto"/>
             </w:pPr>
             <w:r>
               <w:rPr>
-                <w:rFonts w:ascii="Inter" w:hAnsi="Inter" w:eastAsia="Inter"/>
+                <w:rFonts w:ascii="Calibri" w:hAnsi="Calibri" w:eastAsia="Calibri"/>
                 <w:b w:val="0"/>
                 <w:i w:val="0"/>
                 <w:color w:val="0F172A"/>
@@ -955,11 +1519,11 @@
           </w:p>
           <w:p>
             <w:pPr>
-              <w:spacing w:before="0" w:after="40"/>
+              <w:spacing w:before="0" w:after="40" w:line="276" w:lineRule="auto"/>
             </w:pPr>
             <w:r>
               <w:rPr>
-                <w:rFonts w:ascii="Inter" w:hAnsi="Inter" w:eastAsia="Inter"/>
+                <w:rFonts w:ascii="Calibri" w:hAnsi="Calibri" w:eastAsia="Calibri"/>
                 <w:b w:val="0"/>
                 <w:i w:val="0"/>
                 <w:color w:val="0F172A"/>
@@ -970,11 +1534,11 @@
           </w:p>
           <w:p>
             <w:pPr>
-              <w:spacing w:before="0" w:after="40"/>
+              <w:spacing w:before="0" w:after="40" w:line="276" w:lineRule="auto"/>
             </w:pPr>
             <w:r>
               <w:rPr>
-                <w:rFonts w:ascii="Inter" w:hAnsi="Inter" w:eastAsia="Inter"/>
+                <w:rFonts w:ascii="Calibri" w:hAnsi="Calibri" w:eastAsia="Calibri"/>
                 <w:b w:val="0"/>
                 <w:i w:val="0"/>
                 <w:color w:val="0F172A"/>
@@ -984,11 +1548,11 @@
           </w:p>
           <w:p>
             <w:pPr>
-              <w:spacing w:before="0" w:after="40"/>
+              <w:spacing w:before="0" w:after="40" w:line="276" w:lineRule="auto"/>
             </w:pPr>
             <w:r>
               <w:rPr>
-                <w:rFonts w:ascii="Inter" w:hAnsi="Inter" w:eastAsia="Inter"/>
+                <w:rFonts w:ascii="Calibri" w:hAnsi="Calibri" w:eastAsia="Calibri"/>
                 <w:b w:val="0"/>
                 <w:i w:val="0"/>
                 <w:color w:val="0F172A"/>
@@ -999,11 +1563,11 @@
           </w:p>
           <w:p>
             <w:pPr>
-              <w:spacing w:before="0" w:after="40"/>
+              <w:spacing w:before="0" w:after="40" w:line="276" w:lineRule="auto"/>
             </w:pPr>
             <w:r>
               <w:rPr>
-                <w:rFonts w:ascii="Inter" w:hAnsi="Inter" w:eastAsia="Inter"/>
+                <w:rFonts w:ascii="Calibri" w:hAnsi="Calibri" w:eastAsia="Calibri"/>
                 <w:b w:val="0"/>
                 <w:i w:val="0"/>
                 <w:color w:val="0F172A"/>
@@ -1013,11 +1577,11 @@
           </w:p>
           <w:p>
             <w:pPr>
-              <w:spacing w:before="0" w:after="40"/>
+              <w:spacing w:before="0" w:after="40" w:line="276" w:lineRule="auto"/>
             </w:pPr>
             <w:r>
               <w:rPr>
-                <w:rFonts w:ascii="Inter" w:hAnsi="Inter" w:eastAsia="Inter"/>
+                <w:rFonts w:ascii="Calibri" w:hAnsi="Calibri" w:eastAsia="Calibri"/>
                 <w:b w:val="0"/>
                 <w:i w:val="0"/>
                 <w:color w:val="0F172A"/>
@@ -1029,7 +1593,16 @@
         </w:tc>
       </w:tr>
     </w:tbl>
-    <w:p/>
+    <w:p>
+      <w:pPr>
+        <w:spacing w:before="0" w:after="120" w:line="276" w:lineRule="auto"/>
+      </w:pPr>
+    </w:p>
+    <w:p>
+      <w:pPr>
+        <w:spacing w:before="200" w:after="0" w:line="276" w:lineRule="auto"/>
+      </w:pPr>
+    </w:p>
     <w:tbl>
       <w:tblPr>
         <w:tblW w:type="auto" w:w="0"/>
@@ -1037,13 +1610,113 @@
         <w:tblLook w:firstColumn="1" w:firstRow="1" w:lastColumn="0" w:lastRow="0" w:noHBand="0" w:noVBand="1" w:val="04A0"/>
       </w:tblPr>
       <w:tblGrid>
-        <w:gridCol w:w="4703"/>
-        <w:gridCol w:w="4703"/>
+        <w:gridCol w:w="4759"/>
+        <w:gridCol w:w="4759"/>
+      </w:tblGrid>
+      <w:tr>
+        <w:trPr>
+          <w:trHeight w:val="480" w:hRule="atLeast"/>
+        </w:trPr>
+        <w:tc>
+          <w:tcPr>
+            <w:tcW w:type="dxa" w:w="907"/>
+            <w:tcBorders>
+              <w:top w:val="none" w:sz="0" w:color="auto"/>
+              <w:bottom w:val="none" w:sz="0" w:color="auto"/>
+              <w:left w:val="none" w:sz="0" w:color="auto"/>
+              <w:right w:val="none" w:sz="0" w:color="auto"/>
+              <w:insideH w:val="none" w:sz="0" w:color="auto"/>
+              <w:insideV w:val="none" w:sz="0" w:color="auto"/>
+            </w:tcBorders>
+            <w:shd w:val="clear" w:color="auto" w:fill="0F766E"/>
+            <w:tcMar>
+              <w:top w:w="100" w:type="dxa"/>
+              <w:bottom w:w="100" w:type="dxa"/>
+              <w:left w:w="140" w:type="dxa"/>
+              <w:right w:w="100" w:type="dxa"/>
+            </w:tcMar>
+            <w:vAlign w:val="center"/>
+          </w:tcPr>
+          <w:p>
+            <w:pPr>
+              <w:jc w:val="center"/>
+            </w:pPr>
+            <w:r>
+              <w:rPr>
+                <w:rFonts w:ascii="Poppins" w:hAnsi="Poppins" w:eastAsia="Poppins"/>
+                <w:b/>
+                <w:i w:val="0"/>
+                <w:color w:val="FFFFFF"/>
+                <w:sz w:val="26"/>
+              </w:rPr>
+              <w:t>03</w:t>
+            </w:r>
+          </w:p>
+        </w:tc>
+        <w:tc>
+          <w:tcPr>
+            <w:tcW w:type="dxa" w:w="4759"/>
+            <w:tcBorders>
+              <w:top w:val="none" w:sz="0" w:color="auto"/>
+              <w:bottom w:val="none" w:sz="0" w:color="auto"/>
+              <w:left w:val="none" w:sz="0" w:color="auto"/>
+              <w:right w:val="none" w:sz="0" w:color="auto"/>
+              <w:insideH w:val="none" w:sz="0" w:color="auto"/>
+              <w:insideV w:val="none" w:sz="0" w:color="auto"/>
+            </w:tcBorders>
+            <w:shd w:val="clear" w:color="auto" w:fill="0F172A"/>
+            <w:tcMar>
+              <w:top w:w="100" w:type="dxa"/>
+              <w:bottom w:w="100" w:type="dxa"/>
+              <w:left w:w="180" w:type="dxa"/>
+              <w:right w:w="120" w:type="dxa"/>
+            </w:tcMar>
+            <w:vAlign w:val="center"/>
+          </w:tcPr>
+          <w:p>
+            <w:r>
+              <w:rPr>
+                <w:rFonts w:ascii="Poppins" w:hAnsi="Poppins" w:eastAsia="Poppins"/>
+                <w:b/>
+                <w:i w:val="0"/>
+                <w:color w:val="0F766E"/>
+                <w:sz w:val="21"/>
+              </w:rPr>
+              <w:t xml:space="preserve">— </w:t>
+            </w:r>
+            <w:r>
+              <w:rPr>
+                <w:rFonts w:ascii="Poppins" w:hAnsi="Poppins" w:eastAsia="Poppins"/>
+                <w:b/>
+                <w:i w:val="0"/>
+                <w:color w:val="FFFFFF"/>
+                <w:sz w:val="21"/>
+              </w:rPr>
+              <w:t>PROPOSAL FOLLOW-UP</w:t>
+            </w:r>
+          </w:p>
+        </w:tc>
+      </w:tr>
+    </w:tbl>
+    <w:p>
+      <w:pPr>
+        <w:spacing w:before="0" w:after="120" w:line="276" w:lineRule="auto"/>
+      </w:pPr>
+    </w:p>
+    <w:tbl>
+      <w:tblPr>
+        <w:tblW w:type="auto" w:w="0"/>
+        <w:jc w:val="center"/>
+        <w:tblLook w:firstColumn="1" w:firstRow="1" w:lastColumn="0" w:lastRow="0" w:noHBand="0" w:noVBand="1" w:val="04A0"/>
+      </w:tblPr>
+      <w:tblGrid>
+        <w:gridCol w:w="4759"/>
+        <w:gridCol w:w="4759"/>
       </w:tblGrid>
       <w:tr>
         <w:tc>
           <w:tcPr>
-            <w:tcW w:type="dxa" w:w="850"/>
+            <w:tcW w:type="dxa" w:w="4759"/>
             <w:tcBorders>
               <w:top w:val="none" w:sz="0" w:color="auto"/>
               <w:bottom w:val="none" w:sz="0" w:color="auto"/>
@@ -1053,31 +1726,28 @@
               <w:insideV w:val="none" w:sz="0" w:color="auto"/>
             </w:tcBorders>
             <w:tcMar>
-              <w:top w:w="0" w:type="dxa"/>
-              <w:bottom w:w="0" w:type="dxa"/>
+              <w:top w:w="30" w:type="dxa"/>
+              <w:bottom w:w="30" w:type="dxa"/>
               <w:left w:w="0" w:type="dxa"/>
               <w:right w:w="60" w:type="dxa"/>
             </w:tcMar>
           </w:tcPr>
           <w:p>
-            <w:pPr>
-              <w:spacing w:before="0" w:after="0"/>
-            </w:pPr>
             <w:r>
               <w:rPr>
-                <w:rFonts w:ascii="Poppins" w:hAnsi="Poppins" w:eastAsia="Poppins"/>
-                <w:b/>
-                <w:i w:val="0"/>
-                <w:color w:val="0F766E"/>
-                <w:sz w:val="20"/>
+                <w:rFonts w:ascii="Calibri" w:hAnsi="Calibri" w:eastAsia="Calibri"/>
+                <w:b w:val="0"/>
+                <w:i/>
+                <w:color w:val="64748B"/>
+                <w:sz w:val="16"/>
               </w:rPr>
-              <w:t>03</w:t>
+              <w:t>Channel  ·  Email</w:t>
             </w:r>
           </w:p>
         </w:tc>
         <w:tc>
           <w:tcPr>
-            <w:tcW w:type="dxa" w:w="4703"/>
+            <w:tcW w:type="dxa" w:w="4759"/>
             <w:tcBorders>
               <w:top w:val="none" w:sz="0" w:color="auto"/>
               <w:bottom w:val="none" w:sz="0" w:color="auto"/>
@@ -1087,105 +1757,16 @@
               <w:insideV w:val="none" w:sz="0" w:color="auto"/>
             </w:tcBorders>
             <w:tcMar>
-              <w:top w:w="0" w:type="dxa"/>
-              <w:bottom w:w="0" w:type="dxa"/>
-              <w:left w:w="0" w:type="dxa"/>
+              <w:top w:w="30" w:type="dxa"/>
+              <w:bottom w:w="30" w:type="dxa"/>
+              <w:left w:w="60" w:type="dxa"/>
               <w:right w:w="0" w:type="dxa"/>
-            </w:tcMar>
-          </w:tcPr>
-          <w:p>
-            <w:pPr>
-              <w:spacing w:before="0" w:after="0"/>
-            </w:pPr>
-            <w:r>
-              <w:rPr>
-                <w:rFonts w:ascii="Poppins" w:hAnsi="Poppins" w:eastAsia="Poppins"/>
-                <w:b/>
-                <w:i w:val="0"/>
-                <w:color w:val="0F172A"/>
-                <w:sz w:val="20"/>
-              </w:rPr>
-              <w:t>—  PROPOSAL FOLLOW-UP</w:t>
-            </w:r>
-          </w:p>
-        </w:tc>
-      </w:tr>
-    </w:tbl>
-    <w:p>
-      <w:pPr>
-        <w:spacing w:before="120" w:after="120"/>
-        <w:pBdr>
-          <w:bottom w:val="single" w:sz="8" w:space="1" w:color="0F766E"/>
-        </w:pBdr>
-      </w:pPr>
-    </w:p>
-    <w:tbl>
-      <w:tblPr>
-        <w:tblW w:type="auto" w:w="0"/>
-        <w:jc w:val="center"/>
-        <w:tblLook w:firstColumn="1" w:firstRow="1" w:lastColumn="0" w:lastRow="0" w:noHBand="0" w:noVBand="1" w:val="04A0"/>
-      </w:tblPr>
-      <w:tblGrid>
-        <w:gridCol w:w="4703"/>
-        <w:gridCol w:w="4703"/>
-      </w:tblGrid>
-      <w:tr>
-        <w:tc>
-          <w:tcPr>
-            <w:tcW w:type="dxa" w:w="5102"/>
-            <w:tcBorders>
-              <w:top w:val="none" w:sz="0" w:color="auto"/>
-              <w:bottom w:val="none" w:sz="0" w:color="auto"/>
-              <w:left w:val="none" w:sz="0" w:color="auto"/>
-              <w:right w:val="none" w:sz="0" w:color="auto"/>
-              <w:insideH w:val="none" w:sz="0" w:color="auto"/>
-              <w:insideV w:val="none" w:sz="0" w:color="auto"/>
-            </w:tcBorders>
-            <w:tcMar>
-              <w:top w:w="40" w:type="dxa"/>
-              <w:bottom w:w="40" w:type="dxa"/>
-              <w:left w:w="0" w:type="dxa"/>
-              <w:right w:w="60" w:type="dxa"/>
             </w:tcMar>
           </w:tcPr>
           <w:p>
             <w:r>
               <w:rPr>
-                <w:rFonts w:ascii="Inter" w:hAnsi="Inter" w:eastAsia="Inter"/>
-                <w:b w:val="0"/>
-                <w:i w:val="0"/>
-                <w:color w:val="64748B"/>
-                <w:sz w:val="17"/>
-              </w:rPr>
-              <w:t>Channel: Email</w:t>
-            </w:r>
-          </w:p>
-        </w:tc>
-        <w:tc>
-          <w:tcPr>
-            <w:tcW w:type="dxa" w:w="4703"/>
-            <w:tcBorders>
-              <w:top w:val="none" w:sz="0" w:color="auto"/>
-              <w:bottom w:val="none" w:sz="0" w:color="auto"/>
-              <w:left w:val="none" w:sz="0" w:color="auto"/>
-              <w:right w:val="none" w:sz="0" w:color="auto"/>
-              <w:insideH w:val="none" w:sz="0" w:color="auto"/>
-              <w:insideV w:val="none" w:sz="0" w:color="auto"/>
-            </w:tcBorders>
-            <w:tcMar>
-              <w:top w:w="40" w:type="dxa"/>
-              <w:bottom w:w="40" w:type="dxa"/>
-              <w:left w:w="60" w:type="dxa"/>
-              <w:right w:w="0" w:type="dxa"/>
-            </w:tcMar>
-          </w:tcPr>
-          <w:p>
-            <w:pPr>
-              <w:jc w:val="left"/>
-            </w:pPr>
-            <w:r>
-              <w:rPr>
-                <w:rFonts w:ascii="Inter" w:hAnsi="Inter" w:eastAsia="Inter"/>
+                <w:rFonts w:ascii="Poppins" w:hAnsi="Poppins" w:eastAsia="Poppins"/>
                 <w:b/>
                 <w:i w:val="0"/>
                 <w:color w:val="0F172A"/>
@@ -1205,35 +1786,35 @@
         <w:tblLook w:firstColumn="1" w:firstRow="1" w:lastColumn="0" w:lastRow="0" w:noHBand="0" w:noVBand="1" w:val="04A0"/>
       </w:tblPr>
       <w:tblGrid>
-        <w:gridCol w:w="9406"/>
+        <w:gridCol w:w="9518"/>
       </w:tblGrid>
       <w:tr>
         <w:tc>
           <w:tcPr>
-            <w:tcW w:type="dxa" w:w="9406"/>
+            <w:tcW w:type="dxa" w:w="9518"/>
             <w:shd w:val="clear" w:color="auto" w:fill="F8FAFC"/>
             <w:tcMar>
-              <w:top w:w="140" w:type="dxa"/>
-              <w:bottom w:w="140" w:type="dxa"/>
-              <w:left w:w="180" w:type="dxa"/>
-              <w:right w:w="180" w:type="dxa"/>
+              <w:top w:w="150" w:type="dxa"/>
+              <w:bottom w:w="150" w:type="dxa"/>
+              <w:left w:w="200" w:type="dxa"/>
+              <w:right w:w="200" w:type="dxa"/>
             </w:tcMar>
             <w:tcBorders>
-              <w:left w:val="single" w:sz="14" w:color="0F766E"/>
+              <w:top w:val="single" w:sz="4" w:color="CBD5E1"/>
+              <w:bottom w:val="single" w:sz="4" w:color="CBD5E1"/>
+              <w:left w:val="single" w:sz="12" w:color="0F766E"/>
+              <w:right w:val="single" w:sz="4" w:color="CBD5E1"/>
               <w:insideH w:val="none" w:sz="0" w:color="auto"/>
               <w:insideV w:val="none" w:sz="0" w:color="auto"/>
-              <w:top w:val="single" w:sz="4" w:color="CBD5E1"/>
-              <w:right w:val="single" w:sz="4" w:color="CBD5E1"/>
-              <w:bottom w:val="single" w:sz="4" w:color="CBD5E1"/>
             </w:tcBorders>
           </w:tcPr>
           <w:p>
             <w:pPr>
-              <w:spacing w:before="0" w:after="40"/>
+              <w:spacing w:before="0" w:after="40" w:line="276" w:lineRule="auto"/>
             </w:pPr>
             <w:r>
               <w:rPr>
-                <w:rFonts w:ascii="Inter" w:hAnsi="Inter" w:eastAsia="Inter"/>
+                <w:rFonts w:ascii="Calibri" w:hAnsi="Calibri" w:eastAsia="Calibri"/>
                 <w:b w:val="0"/>
                 <w:i w:val="0"/>
                 <w:color w:val="0F172A"/>
@@ -1244,11 +1825,11 @@
           </w:p>
           <w:p>
             <w:pPr>
-              <w:spacing w:before="0" w:after="40"/>
+              <w:spacing w:before="0" w:after="40" w:line="276" w:lineRule="auto"/>
             </w:pPr>
             <w:r>
               <w:rPr>
-                <w:rFonts w:ascii="Inter" w:hAnsi="Inter" w:eastAsia="Inter"/>
+                <w:rFonts w:ascii="Calibri" w:hAnsi="Calibri" w:eastAsia="Calibri"/>
                 <w:b w:val="0"/>
                 <w:i w:val="0"/>
                 <w:color w:val="0F172A"/>
@@ -1258,11 +1839,11 @@
           </w:p>
           <w:p>
             <w:pPr>
-              <w:spacing w:before="0" w:after="40"/>
+              <w:spacing w:before="0" w:after="40" w:line="276" w:lineRule="auto"/>
             </w:pPr>
             <w:r>
               <w:rPr>
-                <w:rFonts w:ascii="Inter" w:hAnsi="Inter" w:eastAsia="Inter"/>
+                <w:rFonts w:ascii="Calibri" w:hAnsi="Calibri" w:eastAsia="Calibri"/>
                 <w:b w:val="0"/>
                 <w:i w:val="0"/>
                 <w:color w:val="0F172A"/>
@@ -1273,11 +1854,11 @@
           </w:p>
           <w:p>
             <w:pPr>
-              <w:spacing w:before="0" w:after="40"/>
+              <w:spacing w:before="0" w:after="40" w:line="276" w:lineRule="auto"/>
             </w:pPr>
             <w:r>
               <w:rPr>
-                <w:rFonts w:ascii="Inter" w:hAnsi="Inter" w:eastAsia="Inter"/>
+                <w:rFonts w:ascii="Calibri" w:hAnsi="Calibri" w:eastAsia="Calibri"/>
                 <w:b w:val="0"/>
                 <w:i w:val="0"/>
                 <w:color w:val="0F172A"/>
@@ -1287,11 +1868,11 @@
           </w:p>
           <w:p>
             <w:pPr>
-              <w:spacing w:before="0" w:after="40"/>
+              <w:spacing w:before="0" w:after="40" w:line="276" w:lineRule="auto"/>
             </w:pPr>
             <w:r>
               <w:rPr>
-                <w:rFonts w:ascii="Inter" w:hAnsi="Inter" w:eastAsia="Inter"/>
+                <w:rFonts w:ascii="Calibri" w:hAnsi="Calibri" w:eastAsia="Calibri"/>
                 <w:b w:val="0"/>
                 <w:i w:val="0"/>
                 <w:color w:val="0F172A"/>
@@ -1302,11 +1883,11 @@
           </w:p>
           <w:p>
             <w:pPr>
-              <w:spacing w:before="0" w:after="40"/>
+              <w:spacing w:before="0" w:after="40" w:line="276" w:lineRule="auto"/>
             </w:pPr>
             <w:r>
               <w:rPr>
-                <w:rFonts w:ascii="Inter" w:hAnsi="Inter" w:eastAsia="Inter"/>
+                <w:rFonts w:ascii="Calibri" w:hAnsi="Calibri" w:eastAsia="Calibri"/>
                 <w:b w:val="0"/>
                 <w:i w:val="0"/>
                 <w:color w:val="0F172A"/>
@@ -1316,11 +1897,11 @@
           </w:p>
           <w:p>
             <w:pPr>
-              <w:spacing w:before="0" w:after="40"/>
+              <w:spacing w:before="0" w:after="40" w:line="276" w:lineRule="auto"/>
             </w:pPr>
             <w:r>
               <w:rPr>
-                <w:rFonts w:ascii="Inter" w:hAnsi="Inter" w:eastAsia="Inter"/>
+                <w:rFonts w:ascii="Calibri" w:hAnsi="Calibri" w:eastAsia="Calibri"/>
                 <w:b w:val="0"/>
                 <w:i w:val="0"/>
                 <w:color w:val="0F172A"/>
@@ -1332,7 +1913,16 @@
         </w:tc>
       </w:tr>
     </w:tbl>
-    <w:p/>
+    <w:p>
+      <w:pPr>
+        <w:spacing w:before="0" w:after="120" w:line="276" w:lineRule="auto"/>
+      </w:pPr>
+    </w:p>
+    <w:p>
+      <w:pPr>
+        <w:spacing w:before="200" w:after="0" w:line="276" w:lineRule="auto"/>
+      </w:pPr>
+    </w:p>
     <w:tbl>
       <w:tblPr>
         <w:tblW w:type="auto" w:w="0"/>
@@ -1340,13 +1930,113 @@
         <w:tblLook w:firstColumn="1" w:firstRow="1" w:lastColumn="0" w:lastRow="0" w:noHBand="0" w:noVBand="1" w:val="04A0"/>
       </w:tblPr>
       <w:tblGrid>
-        <w:gridCol w:w="4703"/>
-        <w:gridCol w:w="4703"/>
+        <w:gridCol w:w="4759"/>
+        <w:gridCol w:w="4759"/>
+      </w:tblGrid>
+      <w:tr>
+        <w:trPr>
+          <w:trHeight w:val="480" w:hRule="atLeast"/>
+        </w:trPr>
+        <w:tc>
+          <w:tcPr>
+            <w:tcW w:type="dxa" w:w="907"/>
+            <w:tcBorders>
+              <w:top w:val="none" w:sz="0" w:color="auto"/>
+              <w:bottom w:val="none" w:sz="0" w:color="auto"/>
+              <w:left w:val="none" w:sz="0" w:color="auto"/>
+              <w:right w:val="none" w:sz="0" w:color="auto"/>
+              <w:insideH w:val="none" w:sz="0" w:color="auto"/>
+              <w:insideV w:val="none" w:sz="0" w:color="auto"/>
+            </w:tcBorders>
+            <w:shd w:val="clear" w:color="auto" w:fill="0F766E"/>
+            <w:tcMar>
+              <w:top w:w="100" w:type="dxa"/>
+              <w:bottom w:w="100" w:type="dxa"/>
+              <w:left w:w="140" w:type="dxa"/>
+              <w:right w:w="100" w:type="dxa"/>
+            </w:tcMar>
+            <w:vAlign w:val="center"/>
+          </w:tcPr>
+          <w:p>
+            <w:pPr>
+              <w:jc w:val="center"/>
+            </w:pPr>
+            <w:r>
+              <w:rPr>
+                <w:rFonts w:ascii="Poppins" w:hAnsi="Poppins" w:eastAsia="Poppins"/>
+                <w:b/>
+                <w:i w:val="0"/>
+                <w:color w:val="FFFFFF"/>
+                <w:sz w:val="26"/>
+              </w:rPr>
+              <w:t>04</w:t>
+            </w:r>
+          </w:p>
+        </w:tc>
+        <w:tc>
+          <w:tcPr>
+            <w:tcW w:type="dxa" w:w="4759"/>
+            <w:tcBorders>
+              <w:top w:val="none" w:sz="0" w:color="auto"/>
+              <w:bottom w:val="none" w:sz="0" w:color="auto"/>
+              <w:left w:val="none" w:sz="0" w:color="auto"/>
+              <w:right w:val="none" w:sz="0" w:color="auto"/>
+              <w:insideH w:val="none" w:sz="0" w:color="auto"/>
+              <w:insideV w:val="none" w:sz="0" w:color="auto"/>
+            </w:tcBorders>
+            <w:shd w:val="clear" w:color="auto" w:fill="0F172A"/>
+            <w:tcMar>
+              <w:top w:w="100" w:type="dxa"/>
+              <w:bottom w:w="100" w:type="dxa"/>
+              <w:left w:w="180" w:type="dxa"/>
+              <w:right w:w="120" w:type="dxa"/>
+            </w:tcMar>
+            <w:vAlign w:val="center"/>
+          </w:tcPr>
+          <w:p>
+            <w:r>
+              <w:rPr>
+                <w:rFonts w:ascii="Poppins" w:hAnsi="Poppins" w:eastAsia="Poppins"/>
+                <w:b/>
+                <w:i w:val="0"/>
+                <w:color w:val="0F766E"/>
+                <w:sz w:val="21"/>
+              </w:rPr>
+              <w:t xml:space="preserve">— </w:t>
+            </w:r>
+            <w:r>
+              <w:rPr>
+                <w:rFonts w:ascii="Poppins" w:hAnsi="Poppins" w:eastAsia="Poppins"/>
+                <w:b/>
+                <w:i w:val="0"/>
+                <w:color w:val="FFFFFF"/>
+                <w:sz w:val="21"/>
+              </w:rPr>
+              <w:t>WELCOME &amp; ONBOARDING</w:t>
+            </w:r>
+          </w:p>
+        </w:tc>
+      </w:tr>
+    </w:tbl>
+    <w:p>
+      <w:pPr>
+        <w:spacing w:before="0" w:after="120" w:line="276" w:lineRule="auto"/>
+      </w:pPr>
+    </w:p>
+    <w:tbl>
+      <w:tblPr>
+        <w:tblW w:type="auto" w:w="0"/>
+        <w:jc w:val="center"/>
+        <w:tblLook w:firstColumn="1" w:firstRow="1" w:lastColumn="0" w:lastRow="0" w:noHBand="0" w:noVBand="1" w:val="04A0"/>
+      </w:tblPr>
+      <w:tblGrid>
+        <w:gridCol w:w="4759"/>
+        <w:gridCol w:w="4759"/>
       </w:tblGrid>
       <w:tr>
         <w:tc>
           <w:tcPr>
-            <w:tcW w:type="dxa" w:w="850"/>
+            <w:tcW w:type="dxa" w:w="4759"/>
             <w:tcBorders>
               <w:top w:val="none" w:sz="0" w:color="auto"/>
               <w:bottom w:val="none" w:sz="0" w:color="auto"/>
@@ -1356,31 +2046,28 @@
               <w:insideV w:val="none" w:sz="0" w:color="auto"/>
             </w:tcBorders>
             <w:tcMar>
-              <w:top w:w="0" w:type="dxa"/>
-              <w:bottom w:w="0" w:type="dxa"/>
+              <w:top w:w="30" w:type="dxa"/>
+              <w:bottom w:w="30" w:type="dxa"/>
               <w:left w:w="0" w:type="dxa"/>
               <w:right w:w="60" w:type="dxa"/>
             </w:tcMar>
           </w:tcPr>
           <w:p>
-            <w:pPr>
-              <w:spacing w:before="0" w:after="0"/>
-            </w:pPr>
             <w:r>
               <w:rPr>
-                <w:rFonts w:ascii="Poppins" w:hAnsi="Poppins" w:eastAsia="Poppins"/>
-                <w:b/>
-                <w:i w:val="0"/>
-                <w:color w:val="0F766E"/>
-                <w:sz w:val="20"/>
+                <w:rFonts w:ascii="Calibri" w:hAnsi="Calibri" w:eastAsia="Calibri"/>
+                <w:b w:val="0"/>
+                <w:i/>
+                <w:color w:val="64748B"/>
+                <w:sz w:val="16"/>
               </w:rPr>
-              <w:t>04</w:t>
+              <w:t>Channel  ·  Email</w:t>
             </w:r>
           </w:p>
         </w:tc>
         <w:tc>
           <w:tcPr>
-            <w:tcW w:type="dxa" w:w="4703"/>
+            <w:tcW w:type="dxa" w:w="4759"/>
             <w:tcBorders>
               <w:top w:val="none" w:sz="0" w:color="auto"/>
               <w:bottom w:val="none" w:sz="0" w:color="auto"/>
@@ -1390,105 +2077,16 @@
               <w:insideV w:val="none" w:sz="0" w:color="auto"/>
             </w:tcBorders>
             <w:tcMar>
-              <w:top w:w="0" w:type="dxa"/>
-              <w:bottom w:w="0" w:type="dxa"/>
-              <w:left w:w="0" w:type="dxa"/>
+              <w:top w:w="30" w:type="dxa"/>
+              <w:bottom w:w="30" w:type="dxa"/>
+              <w:left w:w="60" w:type="dxa"/>
               <w:right w:w="0" w:type="dxa"/>
-            </w:tcMar>
-          </w:tcPr>
-          <w:p>
-            <w:pPr>
-              <w:spacing w:before="0" w:after="0"/>
-            </w:pPr>
-            <w:r>
-              <w:rPr>
-                <w:rFonts w:ascii="Poppins" w:hAnsi="Poppins" w:eastAsia="Poppins"/>
-                <w:b/>
-                <w:i w:val="0"/>
-                <w:color w:val="0F172A"/>
-                <w:sz w:val="20"/>
-              </w:rPr>
-              <w:t>—  WELCOME &amp; ONBOARDING</w:t>
-            </w:r>
-          </w:p>
-        </w:tc>
-      </w:tr>
-    </w:tbl>
-    <w:p>
-      <w:pPr>
-        <w:spacing w:before="120" w:after="120"/>
-        <w:pBdr>
-          <w:bottom w:val="single" w:sz="8" w:space="1" w:color="0F766E"/>
-        </w:pBdr>
-      </w:pPr>
-    </w:p>
-    <w:tbl>
-      <w:tblPr>
-        <w:tblW w:type="auto" w:w="0"/>
-        <w:jc w:val="center"/>
-        <w:tblLook w:firstColumn="1" w:firstRow="1" w:lastColumn="0" w:lastRow="0" w:noHBand="0" w:noVBand="1" w:val="04A0"/>
-      </w:tblPr>
-      <w:tblGrid>
-        <w:gridCol w:w="4703"/>
-        <w:gridCol w:w="4703"/>
-      </w:tblGrid>
-      <w:tr>
-        <w:tc>
-          <w:tcPr>
-            <w:tcW w:type="dxa" w:w="5102"/>
-            <w:tcBorders>
-              <w:top w:val="none" w:sz="0" w:color="auto"/>
-              <w:bottom w:val="none" w:sz="0" w:color="auto"/>
-              <w:left w:val="none" w:sz="0" w:color="auto"/>
-              <w:right w:val="none" w:sz="0" w:color="auto"/>
-              <w:insideH w:val="none" w:sz="0" w:color="auto"/>
-              <w:insideV w:val="none" w:sz="0" w:color="auto"/>
-            </w:tcBorders>
-            <w:tcMar>
-              <w:top w:w="40" w:type="dxa"/>
-              <w:bottom w:w="40" w:type="dxa"/>
-              <w:left w:w="0" w:type="dxa"/>
-              <w:right w:w="60" w:type="dxa"/>
             </w:tcMar>
           </w:tcPr>
           <w:p>
             <w:r>
               <w:rPr>
-                <w:rFonts w:ascii="Inter" w:hAnsi="Inter" w:eastAsia="Inter"/>
-                <w:b w:val="0"/>
-                <w:i w:val="0"/>
-                <w:color w:val="64748B"/>
-                <w:sz w:val="17"/>
-              </w:rPr>
-              <w:t>Channel: Email</w:t>
-            </w:r>
-          </w:p>
-        </w:tc>
-        <w:tc>
-          <w:tcPr>
-            <w:tcW w:type="dxa" w:w="4703"/>
-            <w:tcBorders>
-              <w:top w:val="none" w:sz="0" w:color="auto"/>
-              <w:bottom w:val="none" w:sz="0" w:color="auto"/>
-              <w:left w:val="none" w:sz="0" w:color="auto"/>
-              <w:right w:val="none" w:sz="0" w:color="auto"/>
-              <w:insideH w:val="none" w:sz="0" w:color="auto"/>
-              <w:insideV w:val="none" w:sz="0" w:color="auto"/>
-            </w:tcBorders>
-            <w:tcMar>
-              <w:top w:w="40" w:type="dxa"/>
-              <w:bottom w:w="40" w:type="dxa"/>
-              <w:left w:w="60" w:type="dxa"/>
-              <w:right w:w="0" w:type="dxa"/>
-            </w:tcMar>
-          </w:tcPr>
-          <w:p>
-            <w:pPr>
-              <w:jc w:val="left"/>
-            </w:pPr>
-            <w:r>
-              <w:rPr>
-                <w:rFonts w:ascii="Inter" w:hAnsi="Inter" w:eastAsia="Inter"/>
+                <w:rFonts w:ascii="Poppins" w:hAnsi="Poppins" w:eastAsia="Poppins"/>
                 <w:b/>
                 <w:i w:val="0"/>
                 <w:color w:val="0F172A"/>
@@ -1508,35 +2106,35 @@
         <w:tblLook w:firstColumn="1" w:firstRow="1" w:lastColumn="0" w:lastRow="0" w:noHBand="0" w:noVBand="1" w:val="04A0"/>
       </w:tblPr>
       <w:tblGrid>
-        <w:gridCol w:w="9406"/>
+        <w:gridCol w:w="9518"/>
       </w:tblGrid>
       <w:tr>
         <w:tc>
           <w:tcPr>
-            <w:tcW w:type="dxa" w:w="9406"/>
+            <w:tcW w:type="dxa" w:w="9518"/>
             <w:shd w:val="clear" w:color="auto" w:fill="F8FAFC"/>
             <w:tcMar>
-              <w:top w:w="140" w:type="dxa"/>
-              <w:bottom w:w="140" w:type="dxa"/>
-              <w:left w:w="180" w:type="dxa"/>
-              <w:right w:w="180" w:type="dxa"/>
+              <w:top w:w="150" w:type="dxa"/>
+              <w:bottom w:w="150" w:type="dxa"/>
+              <w:left w:w="200" w:type="dxa"/>
+              <w:right w:w="200" w:type="dxa"/>
             </w:tcMar>
             <w:tcBorders>
-              <w:left w:val="single" w:sz="14" w:color="0F766E"/>
+              <w:top w:val="single" w:sz="4" w:color="CBD5E1"/>
+              <w:bottom w:val="single" w:sz="4" w:color="CBD5E1"/>
+              <w:left w:val="single" w:sz="12" w:color="0F766E"/>
+              <w:right w:val="single" w:sz="4" w:color="CBD5E1"/>
               <w:insideH w:val="none" w:sz="0" w:color="auto"/>
               <w:insideV w:val="none" w:sz="0" w:color="auto"/>
-              <w:top w:val="single" w:sz="4" w:color="CBD5E1"/>
-              <w:right w:val="single" w:sz="4" w:color="CBD5E1"/>
-              <w:bottom w:val="single" w:sz="4" w:color="CBD5E1"/>
             </w:tcBorders>
           </w:tcPr>
           <w:p>
             <w:pPr>
-              <w:spacing w:before="0" w:after="40"/>
+              <w:spacing w:before="0" w:after="40" w:line="276" w:lineRule="auto"/>
             </w:pPr>
             <w:r>
               <w:rPr>
-                <w:rFonts w:ascii="Inter" w:hAnsi="Inter" w:eastAsia="Inter"/>
+                <w:rFonts w:ascii="Calibri" w:hAnsi="Calibri" w:eastAsia="Calibri"/>
                 <w:b w:val="0"/>
                 <w:i w:val="0"/>
                 <w:color w:val="0F172A"/>
@@ -1547,11 +2145,11 @@
           </w:p>
           <w:p>
             <w:pPr>
-              <w:spacing w:before="0" w:after="40"/>
+              <w:spacing w:before="0" w:after="40" w:line="276" w:lineRule="auto"/>
             </w:pPr>
             <w:r>
               <w:rPr>
-                <w:rFonts w:ascii="Inter" w:hAnsi="Inter" w:eastAsia="Inter"/>
+                <w:rFonts w:ascii="Calibri" w:hAnsi="Calibri" w:eastAsia="Calibri"/>
                 <w:b w:val="0"/>
                 <w:i w:val="0"/>
                 <w:color w:val="0F172A"/>
@@ -1561,11 +2159,11 @@
           </w:p>
           <w:p>
             <w:pPr>
-              <w:spacing w:before="0" w:after="40"/>
+              <w:spacing w:before="0" w:after="40" w:line="276" w:lineRule="auto"/>
             </w:pPr>
             <w:r>
               <w:rPr>
-                <w:rFonts w:ascii="Inter" w:hAnsi="Inter" w:eastAsia="Inter"/>
+                <w:rFonts w:ascii="Calibri" w:hAnsi="Calibri" w:eastAsia="Calibri"/>
                 <w:b w:val="0"/>
                 <w:i w:val="0"/>
                 <w:color w:val="0F172A"/>
@@ -1576,11 +2174,11 @@
           </w:p>
           <w:p>
             <w:pPr>
-              <w:spacing w:before="0" w:after="40"/>
+              <w:spacing w:before="0" w:after="40" w:line="276" w:lineRule="auto"/>
             </w:pPr>
             <w:r>
               <w:rPr>
-                <w:rFonts w:ascii="Inter" w:hAnsi="Inter" w:eastAsia="Inter"/>
+                <w:rFonts w:ascii="Calibri" w:hAnsi="Calibri" w:eastAsia="Calibri"/>
                 <w:b w:val="0"/>
                 <w:i w:val="0"/>
                 <w:color w:val="0F172A"/>
@@ -1590,11 +2188,11 @@
           </w:p>
           <w:p>
             <w:pPr>
-              <w:spacing w:before="0" w:after="40"/>
+              <w:spacing w:before="0" w:after="40" w:line="276" w:lineRule="auto"/>
             </w:pPr>
             <w:r>
               <w:rPr>
-                <w:rFonts w:ascii="Inter" w:hAnsi="Inter" w:eastAsia="Inter"/>
+                <w:rFonts w:ascii="Calibri" w:hAnsi="Calibri" w:eastAsia="Calibri"/>
                 <w:b w:val="0"/>
                 <w:i w:val="0"/>
                 <w:color w:val="0F172A"/>
@@ -1605,11 +2203,11 @@
           </w:p>
           <w:p>
             <w:pPr>
-              <w:spacing w:before="0" w:after="40"/>
+              <w:spacing w:before="0" w:after="40" w:line="276" w:lineRule="auto"/>
             </w:pPr>
             <w:r>
               <w:rPr>
-                <w:rFonts w:ascii="Inter" w:hAnsi="Inter" w:eastAsia="Inter"/>
+                <w:rFonts w:ascii="Calibri" w:hAnsi="Calibri" w:eastAsia="Calibri"/>
                 <w:b w:val="0"/>
                 <w:i w:val="0"/>
                 <w:color w:val="0F172A"/>
@@ -1620,11 +2218,11 @@
           </w:p>
           <w:p>
             <w:pPr>
-              <w:spacing w:before="0" w:after="40"/>
+              <w:spacing w:before="0" w:after="40" w:line="276" w:lineRule="auto"/>
             </w:pPr>
             <w:r>
               <w:rPr>
-                <w:rFonts w:ascii="Inter" w:hAnsi="Inter" w:eastAsia="Inter"/>
+                <w:rFonts w:ascii="Calibri" w:hAnsi="Calibri" w:eastAsia="Calibri"/>
                 <w:b w:val="0"/>
                 <w:i w:val="0"/>
                 <w:color w:val="0F172A"/>
@@ -1635,11 +2233,11 @@
           </w:p>
           <w:p>
             <w:pPr>
-              <w:spacing w:before="0" w:after="40"/>
+              <w:spacing w:before="0" w:after="40" w:line="276" w:lineRule="auto"/>
             </w:pPr>
             <w:r>
               <w:rPr>
-                <w:rFonts w:ascii="Inter" w:hAnsi="Inter" w:eastAsia="Inter"/>
+                <w:rFonts w:ascii="Calibri" w:hAnsi="Calibri" w:eastAsia="Calibri"/>
                 <w:b w:val="0"/>
                 <w:i w:val="0"/>
                 <w:color w:val="0F172A"/>
@@ -1649,11 +2247,11 @@
           </w:p>
           <w:p>
             <w:pPr>
-              <w:spacing w:before="0" w:after="40"/>
+              <w:spacing w:before="0" w:after="40" w:line="276" w:lineRule="auto"/>
             </w:pPr>
             <w:r>
               <w:rPr>
-                <w:rFonts w:ascii="Inter" w:hAnsi="Inter" w:eastAsia="Inter"/>
+                <w:rFonts w:ascii="Calibri" w:hAnsi="Calibri" w:eastAsia="Calibri"/>
                 <w:b w:val="0"/>
                 <w:i w:val="0"/>
                 <w:color w:val="0F172A"/>
@@ -1664,11 +2262,11 @@
           </w:p>
           <w:p>
             <w:pPr>
-              <w:spacing w:before="0" w:after="40"/>
+              <w:spacing w:before="0" w:after="40" w:line="276" w:lineRule="auto"/>
             </w:pPr>
             <w:r>
               <w:rPr>
-                <w:rFonts w:ascii="Inter" w:hAnsi="Inter" w:eastAsia="Inter"/>
+                <w:rFonts w:ascii="Calibri" w:hAnsi="Calibri" w:eastAsia="Calibri"/>
                 <w:b w:val="0"/>
                 <w:i w:val="0"/>
                 <w:color w:val="0F172A"/>
@@ -1678,11 +2276,11 @@
           </w:p>
           <w:p>
             <w:pPr>
-              <w:spacing w:before="0" w:after="40"/>
+              <w:spacing w:before="0" w:after="40" w:line="276" w:lineRule="auto"/>
             </w:pPr>
             <w:r>
               <w:rPr>
-                <w:rFonts w:ascii="Inter" w:hAnsi="Inter" w:eastAsia="Inter"/>
+                <w:rFonts w:ascii="Calibri" w:hAnsi="Calibri" w:eastAsia="Calibri"/>
                 <w:b w:val="0"/>
                 <w:i w:val="0"/>
                 <w:color w:val="0F172A"/>
@@ -1694,7 +2292,16 @@
         </w:tc>
       </w:tr>
     </w:tbl>
-    <w:p/>
+    <w:p>
+      <w:pPr>
+        <w:spacing w:before="0" w:after="120" w:line="276" w:lineRule="auto"/>
+      </w:pPr>
+    </w:p>
+    <w:p>
+      <w:pPr>
+        <w:spacing w:before="200" w:after="0" w:line="276" w:lineRule="auto"/>
+      </w:pPr>
+    </w:p>
     <w:tbl>
       <w:tblPr>
         <w:tblW w:type="auto" w:w="0"/>
@@ -1702,13 +2309,113 @@
         <w:tblLook w:firstColumn="1" w:firstRow="1" w:lastColumn="0" w:lastRow="0" w:noHBand="0" w:noVBand="1" w:val="04A0"/>
       </w:tblPr>
       <w:tblGrid>
-        <w:gridCol w:w="4703"/>
-        <w:gridCol w:w="4703"/>
+        <w:gridCol w:w="4759"/>
+        <w:gridCol w:w="4759"/>
+      </w:tblGrid>
+      <w:tr>
+        <w:trPr>
+          <w:trHeight w:val="480" w:hRule="atLeast"/>
+        </w:trPr>
+        <w:tc>
+          <w:tcPr>
+            <w:tcW w:type="dxa" w:w="907"/>
+            <w:tcBorders>
+              <w:top w:val="none" w:sz="0" w:color="auto"/>
+              <w:bottom w:val="none" w:sz="0" w:color="auto"/>
+              <w:left w:val="none" w:sz="0" w:color="auto"/>
+              <w:right w:val="none" w:sz="0" w:color="auto"/>
+              <w:insideH w:val="none" w:sz="0" w:color="auto"/>
+              <w:insideV w:val="none" w:sz="0" w:color="auto"/>
+            </w:tcBorders>
+            <w:shd w:val="clear" w:color="auto" w:fill="0F766E"/>
+            <w:tcMar>
+              <w:top w:w="100" w:type="dxa"/>
+              <w:bottom w:w="100" w:type="dxa"/>
+              <w:left w:w="140" w:type="dxa"/>
+              <w:right w:w="100" w:type="dxa"/>
+            </w:tcMar>
+            <w:vAlign w:val="center"/>
+          </w:tcPr>
+          <w:p>
+            <w:pPr>
+              <w:jc w:val="center"/>
+            </w:pPr>
+            <w:r>
+              <w:rPr>
+                <w:rFonts w:ascii="Poppins" w:hAnsi="Poppins" w:eastAsia="Poppins"/>
+                <w:b/>
+                <w:i w:val="0"/>
+                <w:color w:val="FFFFFF"/>
+                <w:sz w:val="26"/>
+              </w:rPr>
+              <w:t>05</w:t>
+            </w:r>
+          </w:p>
+        </w:tc>
+        <w:tc>
+          <w:tcPr>
+            <w:tcW w:type="dxa" w:w="4759"/>
+            <w:tcBorders>
+              <w:top w:val="none" w:sz="0" w:color="auto"/>
+              <w:bottom w:val="none" w:sz="0" w:color="auto"/>
+              <w:left w:val="none" w:sz="0" w:color="auto"/>
+              <w:right w:val="none" w:sz="0" w:color="auto"/>
+              <w:insideH w:val="none" w:sz="0" w:color="auto"/>
+              <w:insideV w:val="none" w:sz="0" w:color="auto"/>
+            </w:tcBorders>
+            <w:shd w:val="clear" w:color="auto" w:fill="0F172A"/>
+            <w:tcMar>
+              <w:top w:w="100" w:type="dxa"/>
+              <w:bottom w:w="100" w:type="dxa"/>
+              <w:left w:w="180" w:type="dxa"/>
+              <w:right w:w="120" w:type="dxa"/>
+            </w:tcMar>
+            <w:vAlign w:val="center"/>
+          </w:tcPr>
+          <w:p>
+            <w:r>
+              <w:rPr>
+                <w:rFonts w:ascii="Poppins" w:hAnsi="Poppins" w:eastAsia="Poppins"/>
+                <w:b/>
+                <w:i w:val="0"/>
+                <w:color w:val="0F766E"/>
+                <w:sz w:val="21"/>
+              </w:rPr>
+              <w:t xml:space="preserve">— </w:t>
+            </w:r>
+            <w:r>
+              <w:rPr>
+                <w:rFonts w:ascii="Poppins" w:hAnsi="Poppins" w:eastAsia="Poppins"/>
+                <w:b/>
+                <w:i w:val="0"/>
+                <w:color w:val="FFFFFF"/>
+                <w:sz w:val="21"/>
+              </w:rPr>
+              <w:t>MISSING DOCUMENTS</w:t>
+            </w:r>
+          </w:p>
+        </w:tc>
+      </w:tr>
+    </w:tbl>
+    <w:p>
+      <w:pPr>
+        <w:spacing w:before="0" w:after="120" w:line="276" w:lineRule="auto"/>
+      </w:pPr>
+    </w:p>
+    <w:tbl>
+      <w:tblPr>
+        <w:tblW w:type="auto" w:w="0"/>
+        <w:jc w:val="center"/>
+        <w:tblLook w:firstColumn="1" w:firstRow="1" w:lastColumn="0" w:lastRow="0" w:noHBand="0" w:noVBand="1" w:val="04A0"/>
+      </w:tblPr>
+      <w:tblGrid>
+        <w:gridCol w:w="4759"/>
+        <w:gridCol w:w="4759"/>
       </w:tblGrid>
       <w:tr>
         <w:tc>
           <w:tcPr>
-            <w:tcW w:type="dxa" w:w="850"/>
+            <w:tcW w:type="dxa" w:w="4759"/>
             <w:tcBorders>
               <w:top w:val="none" w:sz="0" w:color="auto"/>
               <w:bottom w:val="none" w:sz="0" w:color="auto"/>
@@ -1718,31 +2425,28 @@
               <w:insideV w:val="none" w:sz="0" w:color="auto"/>
             </w:tcBorders>
             <w:tcMar>
-              <w:top w:w="0" w:type="dxa"/>
-              <w:bottom w:w="0" w:type="dxa"/>
+              <w:top w:w="30" w:type="dxa"/>
+              <w:bottom w:w="30" w:type="dxa"/>
               <w:left w:w="0" w:type="dxa"/>
               <w:right w:w="60" w:type="dxa"/>
             </w:tcMar>
           </w:tcPr>
           <w:p>
-            <w:pPr>
-              <w:spacing w:before="0" w:after="0"/>
-            </w:pPr>
             <w:r>
               <w:rPr>
-                <w:rFonts w:ascii="Poppins" w:hAnsi="Poppins" w:eastAsia="Poppins"/>
-                <w:b/>
-                <w:i w:val="0"/>
-                <w:color w:val="0F766E"/>
-                <w:sz w:val="20"/>
+                <w:rFonts w:ascii="Calibri" w:hAnsi="Calibri" w:eastAsia="Calibri"/>
+                <w:b w:val="0"/>
+                <w:i/>
+                <w:color w:val="64748B"/>
+                <w:sz w:val="16"/>
               </w:rPr>
-              <w:t>05</w:t>
+              <w:t>Channel  ·  Email or Portal</w:t>
             </w:r>
           </w:p>
         </w:tc>
         <w:tc>
           <w:tcPr>
-            <w:tcW w:type="dxa" w:w="4703"/>
+            <w:tcW w:type="dxa" w:w="4759"/>
             <w:tcBorders>
               <w:top w:val="none" w:sz="0" w:color="auto"/>
               <w:bottom w:val="none" w:sz="0" w:color="auto"/>
@@ -1752,105 +2456,16 @@
               <w:insideV w:val="none" w:sz="0" w:color="auto"/>
             </w:tcBorders>
             <w:tcMar>
-              <w:top w:w="0" w:type="dxa"/>
-              <w:bottom w:w="0" w:type="dxa"/>
-              <w:left w:w="0" w:type="dxa"/>
+              <w:top w:w="30" w:type="dxa"/>
+              <w:bottom w:w="30" w:type="dxa"/>
+              <w:left w:w="60" w:type="dxa"/>
               <w:right w:w="0" w:type="dxa"/>
-            </w:tcMar>
-          </w:tcPr>
-          <w:p>
-            <w:pPr>
-              <w:spacing w:before="0" w:after="0"/>
-            </w:pPr>
-            <w:r>
-              <w:rPr>
-                <w:rFonts w:ascii="Poppins" w:hAnsi="Poppins" w:eastAsia="Poppins"/>
-                <w:b/>
-                <w:i w:val="0"/>
-                <w:color w:val="0F172A"/>
-                <w:sz w:val="20"/>
-              </w:rPr>
-              <w:t>—  MISSING DOCUMENTS</w:t>
-            </w:r>
-          </w:p>
-        </w:tc>
-      </w:tr>
-    </w:tbl>
-    <w:p>
-      <w:pPr>
-        <w:spacing w:before="120" w:after="120"/>
-        <w:pBdr>
-          <w:bottom w:val="single" w:sz="8" w:space="1" w:color="0F766E"/>
-        </w:pBdr>
-      </w:pPr>
-    </w:p>
-    <w:tbl>
-      <w:tblPr>
-        <w:tblW w:type="auto" w:w="0"/>
-        <w:jc w:val="center"/>
-        <w:tblLook w:firstColumn="1" w:firstRow="1" w:lastColumn="0" w:lastRow="0" w:noHBand="0" w:noVBand="1" w:val="04A0"/>
-      </w:tblPr>
-      <w:tblGrid>
-        <w:gridCol w:w="4703"/>
-        <w:gridCol w:w="4703"/>
-      </w:tblGrid>
-      <w:tr>
-        <w:tc>
-          <w:tcPr>
-            <w:tcW w:type="dxa" w:w="5102"/>
-            <w:tcBorders>
-              <w:top w:val="none" w:sz="0" w:color="auto"/>
-              <w:bottom w:val="none" w:sz="0" w:color="auto"/>
-              <w:left w:val="none" w:sz="0" w:color="auto"/>
-              <w:right w:val="none" w:sz="0" w:color="auto"/>
-              <w:insideH w:val="none" w:sz="0" w:color="auto"/>
-              <w:insideV w:val="none" w:sz="0" w:color="auto"/>
-            </w:tcBorders>
-            <w:tcMar>
-              <w:top w:w="40" w:type="dxa"/>
-              <w:bottom w:w="40" w:type="dxa"/>
-              <w:left w:w="0" w:type="dxa"/>
-              <w:right w:w="60" w:type="dxa"/>
             </w:tcMar>
           </w:tcPr>
           <w:p>
             <w:r>
               <w:rPr>
-                <w:rFonts w:ascii="Inter" w:hAnsi="Inter" w:eastAsia="Inter"/>
-                <w:b w:val="0"/>
-                <w:i w:val="0"/>
-                <w:color w:val="64748B"/>
-                <w:sz w:val="17"/>
-              </w:rPr>
-              <w:t>Channel: Email or Portal</w:t>
-            </w:r>
-          </w:p>
-        </w:tc>
-        <w:tc>
-          <w:tcPr>
-            <w:tcW w:type="dxa" w:w="4703"/>
-            <w:tcBorders>
-              <w:top w:val="none" w:sz="0" w:color="auto"/>
-              <w:bottom w:val="none" w:sz="0" w:color="auto"/>
-              <w:left w:val="none" w:sz="0" w:color="auto"/>
-              <w:right w:val="none" w:sz="0" w:color="auto"/>
-              <w:insideH w:val="none" w:sz="0" w:color="auto"/>
-              <w:insideV w:val="none" w:sz="0" w:color="auto"/>
-            </w:tcBorders>
-            <w:tcMar>
-              <w:top w:w="40" w:type="dxa"/>
-              <w:bottom w:w="40" w:type="dxa"/>
-              <w:left w:w="60" w:type="dxa"/>
-              <w:right w:w="0" w:type="dxa"/>
-            </w:tcMar>
-          </w:tcPr>
-          <w:p>
-            <w:pPr>
-              <w:jc w:val="left"/>
-            </w:pPr>
-            <w:r>
-              <w:rPr>
-                <w:rFonts w:ascii="Inter" w:hAnsi="Inter" w:eastAsia="Inter"/>
+                <w:rFonts w:ascii="Poppins" w:hAnsi="Poppins" w:eastAsia="Poppins"/>
                 <w:b/>
                 <w:i w:val="0"/>
                 <w:color w:val="0F172A"/>
@@ -1870,35 +2485,35 @@
         <w:tblLook w:firstColumn="1" w:firstRow="1" w:lastColumn="0" w:lastRow="0" w:noHBand="0" w:noVBand="1" w:val="04A0"/>
       </w:tblPr>
       <w:tblGrid>
-        <w:gridCol w:w="9406"/>
+        <w:gridCol w:w="9518"/>
       </w:tblGrid>
       <w:tr>
         <w:tc>
           <w:tcPr>
-            <w:tcW w:type="dxa" w:w="9406"/>
+            <w:tcW w:type="dxa" w:w="9518"/>
             <w:shd w:val="clear" w:color="auto" w:fill="F8FAFC"/>
             <w:tcMar>
-              <w:top w:w="140" w:type="dxa"/>
-              <w:bottom w:w="140" w:type="dxa"/>
-              <w:left w:w="180" w:type="dxa"/>
-              <w:right w:w="180" w:type="dxa"/>
+              <w:top w:w="150" w:type="dxa"/>
+              <w:bottom w:w="150" w:type="dxa"/>
+              <w:left w:w="200" w:type="dxa"/>
+              <w:right w:w="200" w:type="dxa"/>
             </w:tcMar>
             <w:tcBorders>
-              <w:left w:val="single" w:sz="14" w:color="0F766E"/>
+              <w:top w:val="single" w:sz="4" w:color="CBD5E1"/>
+              <w:bottom w:val="single" w:sz="4" w:color="CBD5E1"/>
+              <w:left w:val="single" w:sz="12" w:color="0F766E"/>
+              <w:right w:val="single" w:sz="4" w:color="CBD5E1"/>
               <w:insideH w:val="none" w:sz="0" w:color="auto"/>
               <w:insideV w:val="none" w:sz="0" w:color="auto"/>
-              <w:top w:val="single" w:sz="4" w:color="CBD5E1"/>
-              <w:right w:val="single" w:sz="4" w:color="CBD5E1"/>
-              <w:bottom w:val="single" w:sz="4" w:color="CBD5E1"/>
             </w:tcBorders>
           </w:tcPr>
           <w:p>
             <w:pPr>
-              <w:spacing w:before="0" w:after="40"/>
+              <w:spacing w:before="0" w:after="40" w:line="276" w:lineRule="auto"/>
             </w:pPr>
             <w:r>
               <w:rPr>
-                <w:rFonts w:ascii="Inter" w:hAnsi="Inter" w:eastAsia="Inter"/>
+                <w:rFonts w:ascii="Calibri" w:hAnsi="Calibri" w:eastAsia="Calibri"/>
                 <w:b w:val="0"/>
                 <w:i w:val="0"/>
                 <w:color w:val="0F172A"/>
@@ -1909,11 +2524,11 @@
           </w:p>
           <w:p>
             <w:pPr>
-              <w:spacing w:before="0" w:after="40"/>
+              <w:spacing w:before="0" w:after="40" w:line="276" w:lineRule="auto"/>
             </w:pPr>
             <w:r>
               <w:rPr>
-                <w:rFonts w:ascii="Inter" w:hAnsi="Inter" w:eastAsia="Inter"/>
+                <w:rFonts w:ascii="Calibri" w:hAnsi="Calibri" w:eastAsia="Calibri"/>
                 <w:b w:val="0"/>
                 <w:i w:val="0"/>
                 <w:color w:val="0F172A"/>
@@ -1923,11 +2538,11 @@
           </w:p>
           <w:p>
             <w:pPr>
-              <w:spacing w:before="0" w:after="40"/>
+              <w:spacing w:before="0" w:after="40" w:line="276" w:lineRule="auto"/>
             </w:pPr>
             <w:r>
               <w:rPr>
-                <w:rFonts w:ascii="Inter" w:hAnsi="Inter" w:eastAsia="Inter"/>
+                <w:rFonts w:ascii="Calibri" w:hAnsi="Calibri" w:eastAsia="Calibri"/>
                 <w:b w:val="0"/>
                 <w:i w:val="0"/>
                 <w:color w:val="0F172A"/>
@@ -1938,11 +2553,11 @@
           </w:p>
           <w:p>
             <w:pPr>
-              <w:spacing w:before="0" w:after="40"/>
+              <w:spacing w:before="0" w:after="40" w:line="276" w:lineRule="auto"/>
             </w:pPr>
             <w:r>
               <w:rPr>
-                <w:rFonts w:ascii="Inter" w:hAnsi="Inter" w:eastAsia="Inter"/>
+                <w:rFonts w:ascii="Calibri" w:hAnsi="Calibri" w:eastAsia="Calibri"/>
                 <w:b w:val="0"/>
                 <w:i w:val="0"/>
                 <w:color w:val="0F172A"/>
@@ -1952,11 +2567,11 @@
           </w:p>
           <w:p>
             <w:pPr>
-              <w:spacing w:before="0" w:after="40"/>
+              <w:spacing w:before="0" w:after="40" w:line="276" w:lineRule="auto"/>
             </w:pPr>
             <w:r>
               <w:rPr>
-                <w:rFonts w:ascii="Inter" w:hAnsi="Inter" w:eastAsia="Inter"/>
+                <w:rFonts w:ascii="Calibri" w:hAnsi="Calibri" w:eastAsia="Calibri"/>
                 <w:b w:val="0"/>
                 <w:i w:val="0"/>
                 <w:color w:val="0F172A"/>
@@ -1967,11 +2582,11 @@
           </w:p>
           <w:p>
             <w:pPr>
-              <w:spacing w:before="0" w:after="40"/>
+              <w:spacing w:before="0" w:after="40" w:line="276" w:lineRule="auto"/>
             </w:pPr>
             <w:r>
               <w:rPr>
-                <w:rFonts w:ascii="Inter" w:hAnsi="Inter" w:eastAsia="Inter"/>
+                <w:rFonts w:ascii="Calibri" w:hAnsi="Calibri" w:eastAsia="Calibri"/>
                 <w:b w:val="0"/>
                 <w:i w:val="0"/>
                 <w:color w:val="0F172A"/>
@@ -1981,11 +2596,11 @@
           </w:p>
           <w:p>
             <w:pPr>
-              <w:spacing w:before="0" w:after="40"/>
+              <w:spacing w:before="0" w:after="40" w:line="276" w:lineRule="auto"/>
             </w:pPr>
             <w:r>
               <w:rPr>
-                <w:rFonts w:ascii="Inter" w:hAnsi="Inter" w:eastAsia="Inter"/>
+                <w:rFonts w:ascii="Calibri" w:hAnsi="Calibri" w:eastAsia="Calibri"/>
                 <w:b w:val="0"/>
                 <w:i w:val="0"/>
                 <w:color w:val="0F172A"/>
@@ -1996,11 +2611,11 @@
           </w:p>
           <w:p>
             <w:pPr>
-              <w:spacing w:before="0" w:after="40"/>
+              <w:spacing w:before="0" w:after="40" w:line="276" w:lineRule="auto"/>
             </w:pPr>
             <w:r>
               <w:rPr>
-                <w:rFonts w:ascii="Inter" w:hAnsi="Inter" w:eastAsia="Inter"/>
+                <w:rFonts w:ascii="Calibri" w:hAnsi="Calibri" w:eastAsia="Calibri"/>
                 <w:b w:val="0"/>
                 <w:i w:val="0"/>
                 <w:color w:val="0F172A"/>
@@ -2010,11 +2625,11 @@
           </w:p>
           <w:p>
             <w:pPr>
-              <w:spacing w:before="0" w:after="40"/>
+              <w:spacing w:before="0" w:after="40" w:line="276" w:lineRule="auto"/>
             </w:pPr>
             <w:r>
               <w:rPr>
-                <w:rFonts w:ascii="Inter" w:hAnsi="Inter" w:eastAsia="Inter"/>
+                <w:rFonts w:ascii="Calibri" w:hAnsi="Calibri" w:eastAsia="Calibri"/>
                 <w:b w:val="0"/>
                 <w:i w:val="0"/>
                 <w:color w:val="0F172A"/>
@@ -2025,11 +2640,11 @@
           </w:p>
           <w:p>
             <w:pPr>
-              <w:spacing w:before="0" w:after="40"/>
+              <w:spacing w:before="0" w:after="40" w:line="276" w:lineRule="auto"/>
             </w:pPr>
             <w:r>
               <w:rPr>
-                <w:rFonts w:ascii="Inter" w:hAnsi="Inter" w:eastAsia="Inter"/>
+                <w:rFonts w:ascii="Calibri" w:hAnsi="Calibri" w:eastAsia="Calibri"/>
                 <w:b w:val="0"/>
                 <w:i w:val="0"/>
                 <w:color w:val="0F172A"/>
@@ -2039,11 +2654,11 @@
           </w:p>
           <w:p>
             <w:pPr>
-              <w:spacing w:before="0" w:after="40"/>
+              <w:spacing w:before="0" w:after="40" w:line="276" w:lineRule="auto"/>
             </w:pPr>
             <w:r>
               <w:rPr>
-                <w:rFonts w:ascii="Inter" w:hAnsi="Inter" w:eastAsia="Inter"/>
+                <w:rFonts w:ascii="Calibri" w:hAnsi="Calibri" w:eastAsia="Calibri"/>
                 <w:b w:val="0"/>
                 <w:i w:val="0"/>
                 <w:color w:val="0F172A"/>
@@ -2055,7 +2670,16 @@
         </w:tc>
       </w:tr>
     </w:tbl>
-    <w:p/>
+    <w:p>
+      <w:pPr>
+        <w:spacing w:before="0" w:after="120" w:line="276" w:lineRule="auto"/>
+      </w:pPr>
+    </w:p>
+    <w:p>
+      <w:pPr>
+        <w:spacing w:before="200" w:after="0" w:line="276" w:lineRule="auto"/>
+      </w:pPr>
+    </w:p>
     <w:tbl>
       <w:tblPr>
         <w:tblW w:type="auto" w:w="0"/>
@@ -2063,13 +2687,113 @@
         <w:tblLook w:firstColumn="1" w:firstRow="1" w:lastColumn="0" w:lastRow="0" w:noHBand="0" w:noVBand="1" w:val="04A0"/>
       </w:tblPr>
       <w:tblGrid>
-        <w:gridCol w:w="4703"/>
-        <w:gridCol w:w="4703"/>
+        <w:gridCol w:w="4759"/>
+        <w:gridCol w:w="4759"/>
+      </w:tblGrid>
+      <w:tr>
+        <w:trPr>
+          <w:trHeight w:val="480" w:hRule="atLeast"/>
+        </w:trPr>
+        <w:tc>
+          <w:tcPr>
+            <w:tcW w:type="dxa" w:w="907"/>
+            <w:tcBorders>
+              <w:top w:val="none" w:sz="0" w:color="auto"/>
+              <w:bottom w:val="none" w:sz="0" w:color="auto"/>
+              <w:left w:val="none" w:sz="0" w:color="auto"/>
+              <w:right w:val="none" w:sz="0" w:color="auto"/>
+              <w:insideH w:val="none" w:sz="0" w:color="auto"/>
+              <w:insideV w:val="none" w:sz="0" w:color="auto"/>
+            </w:tcBorders>
+            <w:shd w:val="clear" w:color="auto" w:fill="0F766E"/>
+            <w:tcMar>
+              <w:top w:w="100" w:type="dxa"/>
+              <w:bottom w:w="100" w:type="dxa"/>
+              <w:left w:w="140" w:type="dxa"/>
+              <w:right w:w="100" w:type="dxa"/>
+            </w:tcMar>
+            <w:vAlign w:val="center"/>
+          </w:tcPr>
+          <w:p>
+            <w:pPr>
+              <w:jc w:val="center"/>
+            </w:pPr>
+            <w:r>
+              <w:rPr>
+                <w:rFonts w:ascii="Poppins" w:hAnsi="Poppins" w:eastAsia="Poppins"/>
+                <w:b/>
+                <w:i w:val="0"/>
+                <w:color w:val="FFFFFF"/>
+                <w:sz w:val="26"/>
+              </w:rPr>
+              <w:t>06</w:t>
+            </w:r>
+          </w:p>
+        </w:tc>
+        <w:tc>
+          <w:tcPr>
+            <w:tcW w:type="dxa" w:w="4759"/>
+            <w:tcBorders>
+              <w:top w:val="none" w:sz="0" w:color="auto"/>
+              <w:bottom w:val="none" w:sz="0" w:color="auto"/>
+              <w:left w:val="none" w:sz="0" w:color="auto"/>
+              <w:right w:val="none" w:sz="0" w:color="auto"/>
+              <w:insideH w:val="none" w:sz="0" w:color="auto"/>
+              <w:insideV w:val="none" w:sz="0" w:color="auto"/>
+            </w:tcBorders>
+            <w:shd w:val="clear" w:color="auto" w:fill="0F172A"/>
+            <w:tcMar>
+              <w:top w:w="100" w:type="dxa"/>
+              <w:bottom w:w="100" w:type="dxa"/>
+              <w:left w:w="180" w:type="dxa"/>
+              <w:right w:w="120" w:type="dxa"/>
+            </w:tcMar>
+            <w:vAlign w:val="center"/>
+          </w:tcPr>
+          <w:p>
+            <w:r>
+              <w:rPr>
+                <w:rFonts w:ascii="Poppins" w:hAnsi="Poppins" w:eastAsia="Poppins"/>
+                <w:b/>
+                <w:i w:val="0"/>
+                <w:color w:val="0F766E"/>
+                <w:sz w:val="21"/>
+              </w:rPr>
+              <w:t xml:space="preserve">— </w:t>
+            </w:r>
+            <w:r>
+              <w:rPr>
+                <w:rFonts w:ascii="Poppins" w:hAnsi="Poppins" w:eastAsia="Poppins"/>
+                <w:b/>
+                <w:i w:val="0"/>
+                <w:color w:val="FFFFFF"/>
+                <w:sz w:val="21"/>
+              </w:rPr>
+              <w:t>TRANSACTION QUESTIONS</w:t>
+            </w:r>
+          </w:p>
+        </w:tc>
+      </w:tr>
+    </w:tbl>
+    <w:p>
+      <w:pPr>
+        <w:spacing w:before="0" w:after="120" w:line="276" w:lineRule="auto"/>
+      </w:pPr>
+    </w:p>
+    <w:tbl>
+      <w:tblPr>
+        <w:tblW w:type="auto" w:w="0"/>
+        <w:jc w:val="center"/>
+        <w:tblLook w:firstColumn="1" w:firstRow="1" w:lastColumn="0" w:lastRow="0" w:noHBand="0" w:noVBand="1" w:val="04A0"/>
+      </w:tblPr>
+      <w:tblGrid>
+        <w:gridCol w:w="4759"/>
+        <w:gridCol w:w="4759"/>
       </w:tblGrid>
       <w:tr>
         <w:tc>
           <w:tcPr>
-            <w:tcW w:type="dxa" w:w="850"/>
+            <w:tcW w:type="dxa" w:w="4759"/>
             <w:tcBorders>
               <w:top w:val="none" w:sz="0" w:color="auto"/>
               <w:bottom w:val="none" w:sz="0" w:color="auto"/>
@@ -2079,31 +2803,28 @@
               <w:insideV w:val="none" w:sz="0" w:color="auto"/>
             </w:tcBorders>
             <w:tcMar>
-              <w:top w:w="0" w:type="dxa"/>
-              <w:bottom w:w="0" w:type="dxa"/>
+              <w:top w:w="30" w:type="dxa"/>
+              <w:bottom w:w="30" w:type="dxa"/>
               <w:left w:w="0" w:type="dxa"/>
               <w:right w:w="60" w:type="dxa"/>
             </w:tcMar>
           </w:tcPr>
           <w:p>
-            <w:pPr>
-              <w:spacing w:before="0" w:after="0"/>
-            </w:pPr>
             <w:r>
               <w:rPr>
-                <w:rFonts w:ascii="Poppins" w:hAnsi="Poppins" w:eastAsia="Poppins"/>
-                <w:b/>
-                <w:i w:val="0"/>
-                <w:color w:val="0F766E"/>
-                <w:sz w:val="20"/>
+                <w:rFonts w:ascii="Calibri" w:hAnsi="Calibri" w:eastAsia="Calibri"/>
+                <w:b w:val="0"/>
+                <w:i/>
+                <w:color w:val="64748B"/>
+                <w:sz w:val="16"/>
               </w:rPr>
-              <w:t>06</w:t>
+              <w:t>Channel  ·  Email or Portal</w:t>
             </w:r>
           </w:p>
         </w:tc>
         <w:tc>
           <w:tcPr>
-            <w:tcW w:type="dxa" w:w="4703"/>
+            <w:tcW w:type="dxa" w:w="4759"/>
             <w:tcBorders>
               <w:top w:val="none" w:sz="0" w:color="auto"/>
               <w:bottom w:val="none" w:sz="0" w:color="auto"/>
@@ -2113,105 +2834,16 @@
               <w:insideV w:val="none" w:sz="0" w:color="auto"/>
             </w:tcBorders>
             <w:tcMar>
-              <w:top w:w="0" w:type="dxa"/>
-              <w:bottom w:w="0" w:type="dxa"/>
-              <w:left w:w="0" w:type="dxa"/>
+              <w:top w:w="30" w:type="dxa"/>
+              <w:bottom w:w="30" w:type="dxa"/>
+              <w:left w:w="60" w:type="dxa"/>
               <w:right w:w="0" w:type="dxa"/>
-            </w:tcMar>
-          </w:tcPr>
-          <w:p>
-            <w:pPr>
-              <w:spacing w:before="0" w:after="0"/>
-            </w:pPr>
-            <w:r>
-              <w:rPr>
-                <w:rFonts w:ascii="Poppins" w:hAnsi="Poppins" w:eastAsia="Poppins"/>
-                <w:b/>
-                <w:i w:val="0"/>
-                <w:color w:val="0F172A"/>
-                <w:sz w:val="20"/>
-              </w:rPr>
-              <w:t>—  TRANSACTION QUESTIONS</w:t>
-            </w:r>
-          </w:p>
-        </w:tc>
-      </w:tr>
-    </w:tbl>
-    <w:p>
-      <w:pPr>
-        <w:spacing w:before="120" w:after="120"/>
-        <w:pBdr>
-          <w:bottom w:val="single" w:sz="8" w:space="1" w:color="0F766E"/>
-        </w:pBdr>
-      </w:pPr>
-    </w:p>
-    <w:tbl>
-      <w:tblPr>
-        <w:tblW w:type="auto" w:w="0"/>
-        <w:jc w:val="center"/>
-        <w:tblLook w:firstColumn="1" w:firstRow="1" w:lastColumn="0" w:lastRow="0" w:noHBand="0" w:noVBand="1" w:val="04A0"/>
-      </w:tblPr>
-      <w:tblGrid>
-        <w:gridCol w:w="4703"/>
-        <w:gridCol w:w="4703"/>
-      </w:tblGrid>
-      <w:tr>
-        <w:tc>
-          <w:tcPr>
-            <w:tcW w:type="dxa" w:w="5102"/>
-            <w:tcBorders>
-              <w:top w:val="none" w:sz="0" w:color="auto"/>
-              <w:bottom w:val="none" w:sz="0" w:color="auto"/>
-              <w:left w:val="none" w:sz="0" w:color="auto"/>
-              <w:right w:val="none" w:sz="0" w:color="auto"/>
-              <w:insideH w:val="none" w:sz="0" w:color="auto"/>
-              <w:insideV w:val="none" w:sz="0" w:color="auto"/>
-            </w:tcBorders>
-            <w:tcMar>
-              <w:top w:w="40" w:type="dxa"/>
-              <w:bottom w:w="40" w:type="dxa"/>
-              <w:left w:w="0" w:type="dxa"/>
-              <w:right w:w="60" w:type="dxa"/>
             </w:tcMar>
           </w:tcPr>
           <w:p>
             <w:r>
               <w:rPr>
-                <w:rFonts w:ascii="Inter" w:hAnsi="Inter" w:eastAsia="Inter"/>
-                <w:b w:val="0"/>
-                <w:i w:val="0"/>
-                <w:color w:val="64748B"/>
-                <w:sz w:val="17"/>
-              </w:rPr>
-              <w:t>Channel: Email or Portal</w:t>
-            </w:r>
-          </w:p>
-        </w:tc>
-        <w:tc>
-          <w:tcPr>
-            <w:tcW w:type="dxa" w:w="4703"/>
-            <w:tcBorders>
-              <w:top w:val="none" w:sz="0" w:color="auto"/>
-              <w:bottom w:val="none" w:sz="0" w:color="auto"/>
-              <w:left w:val="none" w:sz="0" w:color="auto"/>
-              <w:right w:val="none" w:sz="0" w:color="auto"/>
-              <w:insideH w:val="none" w:sz="0" w:color="auto"/>
-              <w:insideV w:val="none" w:sz="0" w:color="auto"/>
-            </w:tcBorders>
-            <w:tcMar>
-              <w:top w:w="40" w:type="dxa"/>
-              <w:bottom w:w="40" w:type="dxa"/>
-              <w:left w:w="60" w:type="dxa"/>
-              <w:right w:w="0" w:type="dxa"/>
-            </w:tcMar>
-          </w:tcPr>
-          <w:p>
-            <w:pPr>
-              <w:jc w:val="left"/>
-            </w:pPr>
-            <w:r>
-              <w:rPr>
-                <w:rFonts w:ascii="Inter" w:hAnsi="Inter" w:eastAsia="Inter"/>
+                <w:rFonts w:ascii="Poppins" w:hAnsi="Poppins" w:eastAsia="Poppins"/>
                 <w:b/>
                 <w:i w:val="0"/>
                 <w:color w:val="0F172A"/>
@@ -2231,35 +2863,35 @@
         <w:tblLook w:firstColumn="1" w:firstRow="1" w:lastColumn="0" w:lastRow="0" w:noHBand="0" w:noVBand="1" w:val="04A0"/>
       </w:tblPr>
       <w:tblGrid>
-        <w:gridCol w:w="9406"/>
+        <w:gridCol w:w="9518"/>
       </w:tblGrid>
       <w:tr>
         <w:tc>
           <w:tcPr>
-            <w:tcW w:type="dxa" w:w="9406"/>
+            <w:tcW w:type="dxa" w:w="9518"/>
             <w:shd w:val="clear" w:color="auto" w:fill="F8FAFC"/>
             <w:tcMar>
-              <w:top w:w="140" w:type="dxa"/>
-              <w:bottom w:w="140" w:type="dxa"/>
-              <w:left w:w="180" w:type="dxa"/>
-              <w:right w:w="180" w:type="dxa"/>
+              <w:top w:w="150" w:type="dxa"/>
+              <w:bottom w:w="150" w:type="dxa"/>
+              <w:left w:w="200" w:type="dxa"/>
+              <w:right w:w="200" w:type="dxa"/>
             </w:tcMar>
             <w:tcBorders>
-              <w:left w:val="single" w:sz="14" w:color="0F766E"/>
+              <w:top w:val="single" w:sz="4" w:color="CBD5E1"/>
+              <w:bottom w:val="single" w:sz="4" w:color="CBD5E1"/>
+              <w:left w:val="single" w:sz="12" w:color="0F766E"/>
+              <w:right w:val="single" w:sz="4" w:color="CBD5E1"/>
               <w:insideH w:val="none" w:sz="0" w:color="auto"/>
               <w:insideV w:val="none" w:sz="0" w:color="auto"/>
-              <w:top w:val="single" w:sz="4" w:color="CBD5E1"/>
-              <w:right w:val="single" w:sz="4" w:color="CBD5E1"/>
-              <w:bottom w:val="single" w:sz="4" w:color="CBD5E1"/>
             </w:tcBorders>
           </w:tcPr>
           <w:p>
             <w:pPr>
-              <w:spacing w:before="0" w:after="40"/>
+              <w:spacing w:before="0" w:after="40" w:line="276" w:lineRule="auto"/>
             </w:pPr>
             <w:r>
               <w:rPr>
-                <w:rFonts w:ascii="Inter" w:hAnsi="Inter" w:eastAsia="Inter"/>
+                <w:rFonts w:ascii="Calibri" w:hAnsi="Calibri" w:eastAsia="Calibri"/>
                 <w:b w:val="0"/>
                 <w:i w:val="0"/>
                 <w:color w:val="0F172A"/>
@@ -2270,11 +2902,11 @@
           </w:p>
           <w:p>
             <w:pPr>
-              <w:spacing w:before="0" w:after="40"/>
+              <w:spacing w:before="0" w:after="40" w:line="276" w:lineRule="auto"/>
             </w:pPr>
             <w:r>
               <w:rPr>
-                <w:rFonts w:ascii="Inter" w:hAnsi="Inter" w:eastAsia="Inter"/>
+                <w:rFonts w:ascii="Calibri" w:hAnsi="Calibri" w:eastAsia="Calibri"/>
                 <w:b w:val="0"/>
                 <w:i w:val="0"/>
                 <w:color w:val="0F172A"/>
@@ -2284,11 +2916,11 @@
           </w:p>
           <w:p>
             <w:pPr>
-              <w:spacing w:before="0" w:after="40"/>
+              <w:spacing w:before="0" w:after="40" w:line="276" w:lineRule="auto"/>
             </w:pPr>
             <w:r>
               <w:rPr>
-                <w:rFonts w:ascii="Inter" w:hAnsi="Inter" w:eastAsia="Inter"/>
+                <w:rFonts w:ascii="Calibri" w:hAnsi="Calibri" w:eastAsia="Calibri"/>
                 <w:b w:val="0"/>
                 <w:i w:val="0"/>
                 <w:color w:val="0F172A"/>
@@ -2299,11 +2931,11 @@
           </w:p>
           <w:p>
             <w:pPr>
-              <w:spacing w:before="0" w:after="40"/>
+              <w:spacing w:before="0" w:after="40" w:line="276" w:lineRule="auto"/>
             </w:pPr>
             <w:r>
               <w:rPr>
-                <w:rFonts w:ascii="Inter" w:hAnsi="Inter" w:eastAsia="Inter"/>
+                <w:rFonts w:ascii="Calibri" w:hAnsi="Calibri" w:eastAsia="Calibri"/>
                 <w:b w:val="0"/>
                 <w:i w:val="0"/>
                 <w:color w:val="0F172A"/>
@@ -2313,11 +2945,11 @@
           </w:p>
           <w:p>
             <w:pPr>
-              <w:spacing w:before="0" w:after="40"/>
+              <w:spacing w:before="0" w:after="40" w:line="276" w:lineRule="auto"/>
             </w:pPr>
             <w:r>
               <w:rPr>
-                <w:rFonts w:ascii="Inter" w:hAnsi="Inter" w:eastAsia="Inter"/>
+                <w:rFonts w:ascii="Calibri" w:hAnsi="Calibri" w:eastAsia="Calibri"/>
                 <w:b w:val="0"/>
                 <w:i w:val="0"/>
                 <w:color w:val="0F172A"/>
@@ -2328,11 +2960,11 @@
           </w:p>
           <w:p>
             <w:pPr>
-              <w:spacing w:before="0" w:after="40"/>
+              <w:spacing w:before="0" w:after="40" w:line="276" w:lineRule="auto"/>
             </w:pPr>
             <w:r>
               <w:rPr>
-                <w:rFonts w:ascii="Inter" w:hAnsi="Inter" w:eastAsia="Inter"/>
+                <w:rFonts w:ascii="Calibri" w:hAnsi="Calibri" w:eastAsia="Calibri"/>
                 <w:b w:val="0"/>
                 <w:i w:val="0"/>
                 <w:color w:val="0F172A"/>
@@ -2342,11 +2974,11 @@
           </w:p>
           <w:p>
             <w:pPr>
-              <w:spacing w:before="0" w:after="40"/>
+              <w:spacing w:before="0" w:after="40" w:line="276" w:lineRule="auto"/>
             </w:pPr>
             <w:r>
               <w:rPr>
-                <w:rFonts w:ascii="Inter" w:hAnsi="Inter" w:eastAsia="Inter"/>
+                <w:rFonts w:ascii="Calibri" w:hAnsi="Calibri" w:eastAsia="Calibri"/>
                 <w:b w:val="0"/>
                 <w:i w:val="0"/>
                 <w:color w:val="0F172A"/>
@@ -2358,7 +2990,16 @@
         </w:tc>
       </w:tr>
     </w:tbl>
-    <w:p/>
+    <w:p>
+      <w:pPr>
+        <w:spacing w:before="0" w:after="120" w:line="276" w:lineRule="auto"/>
+      </w:pPr>
+    </w:p>
+    <w:p>
+      <w:pPr>
+        <w:spacing w:before="200" w:after="0" w:line="276" w:lineRule="auto"/>
+      </w:pPr>
+    </w:p>
     <w:tbl>
       <w:tblPr>
         <w:tblW w:type="auto" w:w="0"/>
@@ -2366,13 +3007,113 @@
         <w:tblLook w:firstColumn="1" w:firstRow="1" w:lastColumn="0" w:lastRow="0" w:noHBand="0" w:noVBand="1" w:val="04A0"/>
       </w:tblPr>
       <w:tblGrid>
-        <w:gridCol w:w="4703"/>
-        <w:gridCol w:w="4703"/>
+        <w:gridCol w:w="4759"/>
+        <w:gridCol w:w="4759"/>
+      </w:tblGrid>
+      <w:tr>
+        <w:trPr>
+          <w:trHeight w:val="480" w:hRule="atLeast"/>
+        </w:trPr>
+        <w:tc>
+          <w:tcPr>
+            <w:tcW w:type="dxa" w:w="907"/>
+            <w:tcBorders>
+              <w:top w:val="none" w:sz="0" w:color="auto"/>
+              <w:bottom w:val="none" w:sz="0" w:color="auto"/>
+              <w:left w:val="none" w:sz="0" w:color="auto"/>
+              <w:right w:val="none" w:sz="0" w:color="auto"/>
+              <w:insideH w:val="none" w:sz="0" w:color="auto"/>
+              <w:insideV w:val="none" w:sz="0" w:color="auto"/>
+            </w:tcBorders>
+            <w:shd w:val="clear" w:color="auto" w:fill="0F766E"/>
+            <w:tcMar>
+              <w:top w:w="100" w:type="dxa"/>
+              <w:bottom w:w="100" w:type="dxa"/>
+              <w:left w:w="140" w:type="dxa"/>
+              <w:right w:w="100" w:type="dxa"/>
+            </w:tcMar>
+            <w:vAlign w:val="center"/>
+          </w:tcPr>
+          <w:p>
+            <w:pPr>
+              <w:jc w:val="center"/>
+            </w:pPr>
+            <w:r>
+              <w:rPr>
+                <w:rFonts w:ascii="Poppins" w:hAnsi="Poppins" w:eastAsia="Poppins"/>
+                <w:b/>
+                <w:i w:val="0"/>
+                <w:color w:val="FFFFFF"/>
+                <w:sz w:val="26"/>
+              </w:rPr>
+              <w:t>07</w:t>
+            </w:r>
+          </w:p>
+        </w:tc>
+        <w:tc>
+          <w:tcPr>
+            <w:tcW w:type="dxa" w:w="4759"/>
+            <w:tcBorders>
+              <w:top w:val="none" w:sz="0" w:color="auto"/>
+              <w:bottom w:val="none" w:sz="0" w:color="auto"/>
+              <w:left w:val="none" w:sz="0" w:color="auto"/>
+              <w:right w:val="none" w:sz="0" w:color="auto"/>
+              <w:insideH w:val="none" w:sz="0" w:color="auto"/>
+              <w:insideV w:val="none" w:sz="0" w:color="auto"/>
+            </w:tcBorders>
+            <w:shd w:val="clear" w:color="auto" w:fill="0F172A"/>
+            <w:tcMar>
+              <w:top w:w="100" w:type="dxa"/>
+              <w:bottom w:w="100" w:type="dxa"/>
+              <w:left w:w="180" w:type="dxa"/>
+              <w:right w:w="120" w:type="dxa"/>
+            </w:tcMar>
+            <w:vAlign w:val="center"/>
+          </w:tcPr>
+          <w:p>
+            <w:r>
+              <w:rPr>
+                <w:rFonts w:ascii="Poppins" w:hAnsi="Poppins" w:eastAsia="Poppins"/>
+                <w:b/>
+                <w:i w:val="0"/>
+                <w:color w:val="0F766E"/>
+                <w:sz w:val="21"/>
+              </w:rPr>
+              <w:t xml:space="preserve">— </w:t>
+            </w:r>
+            <w:r>
+              <w:rPr>
+                <w:rFonts w:ascii="Poppins" w:hAnsi="Poppins" w:eastAsia="Poppins"/>
+                <w:b/>
+                <w:i w:val="0"/>
+                <w:color w:val="FFFFFF"/>
+                <w:sz w:val="21"/>
+              </w:rPr>
+              <w:t>CLOSE COMPLETE</w:t>
+            </w:r>
+          </w:p>
+        </w:tc>
+      </w:tr>
+    </w:tbl>
+    <w:p>
+      <w:pPr>
+        <w:spacing w:before="0" w:after="120" w:line="276" w:lineRule="auto"/>
+      </w:pPr>
+    </w:p>
+    <w:tbl>
+      <w:tblPr>
+        <w:tblW w:type="auto" w:w="0"/>
+        <w:jc w:val="center"/>
+        <w:tblLook w:firstColumn="1" w:firstRow="1" w:lastColumn="0" w:lastRow="0" w:noHBand="0" w:noVBand="1" w:val="04A0"/>
+      </w:tblPr>
+      <w:tblGrid>
+        <w:gridCol w:w="4759"/>
+        <w:gridCol w:w="4759"/>
       </w:tblGrid>
       <w:tr>
         <w:tc>
           <w:tcPr>
-            <w:tcW w:type="dxa" w:w="850"/>
+            <w:tcW w:type="dxa" w:w="4759"/>
             <w:tcBorders>
               <w:top w:val="none" w:sz="0" w:color="auto"/>
               <w:bottom w:val="none" w:sz="0" w:color="auto"/>
@@ -2382,31 +3123,28 @@
               <w:insideV w:val="none" w:sz="0" w:color="auto"/>
             </w:tcBorders>
             <w:tcMar>
-              <w:top w:w="0" w:type="dxa"/>
-              <w:bottom w:w="0" w:type="dxa"/>
+              <w:top w:w="30" w:type="dxa"/>
+              <w:bottom w:w="30" w:type="dxa"/>
               <w:left w:w="0" w:type="dxa"/>
               <w:right w:w="60" w:type="dxa"/>
             </w:tcMar>
           </w:tcPr>
           <w:p>
-            <w:pPr>
-              <w:spacing w:before="0" w:after="0"/>
-            </w:pPr>
             <w:r>
               <w:rPr>
-                <w:rFonts w:ascii="Poppins" w:hAnsi="Poppins" w:eastAsia="Poppins"/>
-                <w:b/>
-                <w:i w:val="0"/>
-                <w:color w:val="0F766E"/>
-                <w:sz w:val="20"/>
+                <w:rFonts w:ascii="Calibri" w:hAnsi="Calibri" w:eastAsia="Calibri"/>
+                <w:b w:val="0"/>
+                <w:i/>
+                <w:color w:val="64748B"/>
+                <w:sz w:val="16"/>
               </w:rPr>
-              <w:t>07</w:t>
+              <w:t>Channel  ·  Email or Portal</w:t>
             </w:r>
           </w:p>
         </w:tc>
         <w:tc>
           <w:tcPr>
-            <w:tcW w:type="dxa" w:w="4703"/>
+            <w:tcW w:type="dxa" w:w="4759"/>
             <w:tcBorders>
               <w:top w:val="none" w:sz="0" w:color="auto"/>
               <w:bottom w:val="none" w:sz="0" w:color="auto"/>
@@ -2416,105 +3154,16 @@
               <w:insideV w:val="none" w:sz="0" w:color="auto"/>
             </w:tcBorders>
             <w:tcMar>
-              <w:top w:w="0" w:type="dxa"/>
-              <w:bottom w:w="0" w:type="dxa"/>
-              <w:left w:w="0" w:type="dxa"/>
+              <w:top w:w="30" w:type="dxa"/>
+              <w:bottom w:w="30" w:type="dxa"/>
+              <w:left w:w="60" w:type="dxa"/>
               <w:right w:w="0" w:type="dxa"/>
-            </w:tcMar>
-          </w:tcPr>
-          <w:p>
-            <w:pPr>
-              <w:spacing w:before="0" w:after="0"/>
-            </w:pPr>
-            <w:r>
-              <w:rPr>
-                <w:rFonts w:ascii="Poppins" w:hAnsi="Poppins" w:eastAsia="Poppins"/>
-                <w:b/>
-                <w:i w:val="0"/>
-                <w:color w:val="0F172A"/>
-                <w:sz w:val="20"/>
-              </w:rPr>
-              <w:t>—  CLOSE COMPLETE</w:t>
-            </w:r>
-          </w:p>
-        </w:tc>
-      </w:tr>
-    </w:tbl>
-    <w:p>
-      <w:pPr>
-        <w:spacing w:before="120" w:after="120"/>
-        <w:pBdr>
-          <w:bottom w:val="single" w:sz="8" w:space="1" w:color="0F766E"/>
-        </w:pBdr>
-      </w:pPr>
-    </w:p>
-    <w:tbl>
-      <w:tblPr>
-        <w:tblW w:type="auto" w:w="0"/>
-        <w:jc w:val="center"/>
-        <w:tblLook w:firstColumn="1" w:firstRow="1" w:lastColumn="0" w:lastRow="0" w:noHBand="0" w:noVBand="1" w:val="04A0"/>
-      </w:tblPr>
-      <w:tblGrid>
-        <w:gridCol w:w="4703"/>
-        <w:gridCol w:w="4703"/>
-      </w:tblGrid>
-      <w:tr>
-        <w:tc>
-          <w:tcPr>
-            <w:tcW w:type="dxa" w:w="5102"/>
-            <w:tcBorders>
-              <w:top w:val="none" w:sz="0" w:color="auto"/>
-              <w:bottom w:val="none" w:sz="0" w:color="auto"/>
-              <w:left w:val="none" w:sz="0" w:color="auto"/>
-              <w:right w:val="none" w:sz="0" w:color="auto"/>
-              <w:insideH w:val="none" w:sz="0" w:color="auto"/>
-              <w:insideV w:val="none" w:sz="0" w:color="auto"/>
-            </w:tcBorders>
-            <w:tcMar>
-              <w:top w:w="40" w:type="dxa"/>
-              <w:bottom w:w="40" w:type="dxa"/>
-              <w:left w:w="0" w:type="dxa"/>
-              <w:right w:w="60" w:type="dxa"/>
             </w:tcMar>
           </w:tcPr>
           <w:p>
             <w:r>
               <w:rPr>
-                <w:rFonts w:ascii="Inter" w:hAnsi="Inter" w:eastAsia="Inter"/>
-                <w:b w:val="0"/>
-                <w:i w:val="0"/>
-                <w:color w:val="64748B"/>
-                <w:sz w:val="17"/>
-              </w:rPr>
-              <w:t>Channel: Email or Portal</w:t>
-            </w:r>
-          </w:p>
-        </w:tc>
-        <w:tc>
-          <w:tcPr>
-            <w:tcW w:type="dxa" w:w="4703"/>
-            <w:tcBorders>
-              <w:top w:val="none" w:sz="0" w:color="auto"/>
-              <w:bottom w:val="none" w:sz="0" w:color="auto"/>
-              <w:left w:val="none" w:sz="0" w:color="auto"/>
-              <w:right w:val="none" w:sz="0" w:color="auto"/>
-              <w:insideH w:val="none" w:sz="0" w:color="auto"/>
-              <w:insideV w:val="none" w:sz="0" w:color="auto"/>
-            </w:tcBorders>
-            <w:tcMar>
-              <w:top w:w="40" w:type="dxa"/>
-              <w:bottom w:w="40" w:type="dxa"/>
-              <w:left w:w="60" w:type="dxa"/>
-              <w:right w:w="0" w:type="dxa"/>
-            </w:tcMar>
-          </w:tcPr>
-          <w:p>
-            <w:pPr>
-              <w:jc w:val="left"/>
-            </w:pPr>
-            <w:r>
-              <w:rPr>
-                <w:rFonts w:ascii="Inter" w:hAnsi="Inter" w:eastAsia="Inter"/>
+                <w:rFonts w:ascii="Poppins" w:hAnsi="Poppins" w:eastAsia="Poppins"/>
                 <w:b/>
                 <w:i w:val="0"/>
                 <w:color w:val="0F172A"/>
@@ -2534,35 +3183,35 @@
         <w:tblLook w:firstColumn="1" w:firstRow="1" w:lastColumn="0" w:lastRow="0" w:noHBand="0" w:noVBand="1" w:val="04A0"/>
       </w:tblPr>
       <w:tblGrid>
-        <w:gridCol w:w="9406"/>
+        <w:gridCol w:w="9518"/>
       </w:tblGrid>
       <w:tr>
         <w:tc>
           <w:tcPr>
-            <w:tcW w:type="dxa" w:w="9406"/>
+            <w:tcW w:type="dxa" w:w="9518"/>
             <w:shd w:val="clear" w:color="auto" w:fill="F8FAFC"/>
             <w:tcMar>
-              <w:top w:w="140" w:type="dxa"/>
-              <w:bottom w:w="140" w:type="dxa"/>
-              <w:left w:w="180" w:type="dxa"/>
-              <w:right w:w="180" w:type="dxa"/>
+              <w:top w:w="150" w:type="dxa"/>
+              <w:bottom w:w="150" w:type="dxa"/>
+              <w:left w:w="200" w:type="dxa"/>
+              <w:right w:w="200" w:type="dxa"/>
             </w:tcMar>
             <w:tcBorders>
-              <w:left w:val="single" w:sz="14" w:color="0F766E"/>
+              <w:top w:val="single" w:sz="4" w:color="CBD5E1"/>
+              <w:bottom w:val="single" w:sz="4" w:color="CBD5E1"/>
+              <w:left w:val="single" w:sz="12" w:color="0F766E"/>
+              <w:right w:val="single" w:sz="4" w:color="CBD5E1"/>
               <w:insideH w:val="none" w:sz="0" w:color="auto"/>
               <w:insideV w:val="none" w:sz="0" w:color="auto"/>
-              <w:top w:val="single" w:sz="4" w:color="CBD5E1"/>
-              <w:right w:val="single" w:sz="4" w:color="CBD5E1"/>
-              <w:bottom w:val="single" w:sz="4" w:color="CBD5E1"/>
             </w:tcBorders>
           </w:tcPr>
           <w:p>
             <w:pPr>
-              <w:spacing w:before="0" w:after="40"/>
+              <w:spacing w:before="0" w:after="40" w:line="276" w:lineRule="auto"/>
             </w:pPr>
             <w:r>
               <w:rPr>
-                <w:rFonts w:ascii="Inter" w:hAnsi="Inter" w:eastAsia="Inter"/>
+                <w:rFonts w:ascii="Calibri" w:hAnsi="Calibri" w:eastAsia="Calibri"/>
                 <w:b w:val="0"/>
                 <w:i w:val="0"/>
                 <w:color w:val="0F172A"/>
@@ -2573,11 +3222,11 @@
           </w:p>
           <w:p>
             <w:pPr>
-              <w:spacing w:before="0" w:after="40"/>
+              <w:spacing w:before="0" w:after="40" w:line="276" w:lineRule="auto"/>
             </w:pPr>
             <w:r>
               <w:rPr>
-                <w:rFonts w:ascii="Inter" w:hAnsi="Inter" w:eastAsia="Inter"/>
+                <w:rFonts w:ascii="Calibri" w:hAnsi="Calibri" w:eastAsia="Calibri"/>
                 <w:b w:val="0"/>
                 <w:i w:val="0"/>
                 <w:color w:val="0F172A"/>
@@ -2587,11 +3236,11 @@
           </w:p>
           <w:p>
             <w:pPr>
-              <w:spacing w:before="0" w:after="40"/>
+              <w:spacing w:before="0" w:after="40" w:line="276" w:lineRule="auto"/>
             </w:pPr>
             <w:r>
               <w:rPr>
-                <w:rFonts w:ascii="Inter" w:hAnsi="Inter" w:eastAsia="Inter"/>
+                <w:rFonts w:ascii="Calibri" w:hAnsi="Calibri" w:eastAsia="Calibri"/>
                 <w:b w:val="0"/>
                 <w:i w:val="0"/>
                 <w:color w:val="0F172A"/>
@@ -2602,11 +3251,11 @@
           </w:p>
           <w:p>
             <w:pPr>
-              <w:spacing w:before="0" w:after="40"/>
+              <w:spacing w:before="0" w:after="40" w:line="276" w:lineRule="auto"/>
             </w:pPr>
             <w:r>
               <w:rPr>
-                <w:rFonts w:ascii="Inter" w:hAnsi="Inter" w:eastAsia="Inter"/>
+                <w:rFonts w:ascii="Calibri" w:hAnsi="Calibri" w:eastAsia="Calibri"/>
                 <w:b w:val="0"/>
                 <w:i w:val="0"/>
                 <w:color w:val="0F172A"/>
@@ -2616,11 +3265,11 @@
           </w:p>
           <w:p>
             <w:pPr>
-              <w:spacing w:before="0" w:after="40"/>
+              <w:spacing w:before="0" w:after="40" w:line="276" w:lineRule="auto"/>
             </w:pPr>
             <w:r>
               <w:rPr>
-                <w:rFonts w:ascii="Inter" w:hAnsi="Inter" w:eastAsia="Inter"/>
+                <w:rFonts w:ascii="Calibri" w:hAnsi="Calibri" w:eastAsia="Calibri"/>
                 <w:b w:val="0"/>
                 <w:i w:val="0"/>
                 <w:color w:val="0F172A"/>
@@ -2631,11 +3280,11 @@
           </w:p>
           <w:p>
             <w:pPr>
-              <w:spacing w:before="0" w:after="40"/>
+              <w:spacing w:before="0" w:after="40" w:line="276" w:lineRule="auto"/>
             </w:pPr>
             <w:r>
               <w:rPr>
-                <w:rFonts w:ascii="Inter" w:hAnsi="Inter" w:eastAsia="Inter"/>
+                <w:rFonts w:ascii="Calibri" w:hAnsi="Calibri" w:eastAsia="Calibri"/>
                 <w:b w:val="0"/>
                 <w:i w:val="0"/>
                 <w:color w:val="0F172A"/>
@@ -2646,11 +3295,11 @@
           </w:p>
           <w:p>
             <w:pPr>
-              <w:spacing w:before="0" w:after="40"/>
+              <w:spacing w:before="0" w:after="40" w:line="276" w:lineRule="auto"/>
             </w:pPr>
             <w:r>
               <w:rPr>
-                <w:rFonts w:ascii="Inter" w:hAnsi="Inter" w:eastAsia="Inter"/>
+                <w:rFonts w:ascii="Calibri" w:hAnsi="Calibri" w:eastAsia="Calibri"/>
                 <w:b w:val="0"/>
                 <w:i w:val="0"/>
                 <w:color w:val="0F172A"/>
@@ -2661,11 +3310,11 @@
           </w:p>
           <w:p>
             <w:pPr>
-              <w:spacing w:before="0" w:after="40"/>
+              <w:spacing w:before="0" w:after="40" w:line="276" w:lineRule="auto"/>
             </w:pPr>
             <w:r>
               <w:rPr>
-                <w:rFonts w:ascii="Inter" w:hAnsi="Inter" w:eastAsia="Inter"/>
+                <w:rFonts w:ascii="Calibri" w:hAnsi="Calibri" w:eastAsia="Calibri"/>
                 <w:b w:val="0"/>
                 <w:i w:val="0"/>
                 <w:color w:val="0F172A"/>
@@ -2676,11 +3325,11 @@
           </w:p>
           <w:p>
             <w:pPr>
-              <w:spacing w:before="0" w:after="40"/>
+              <w:spacing w:before="0" w:after="40" w:line="276" w:lineRule="auto"/>
             </w:pPr>
             <w:r>
               <w:rPr>
-                <w:rFonts w:ascii="Inter" w:hAnsi="Inter" w:eastAsia="Inter"/>
+                <w:rFonts w:ascii="Calibri" w:hAnsi="Calibri" w:eastAsia="Calibri"/>
                 <w:b w:val="0"/>
                 <w:i w:val="0"/>
                 <w:color w:val="0F172A"/>
@@ -2690,11 +3339,11 @@
           </w:p>
           <w:p>
             <w:pPr>
-              <w:spacing w:before="0" w:after="40"/>
+              <w:spacing w:before="0" w:after="40" w:line="276" w:lineRule="auto"/>
             </w:pPr>
             <w:r>
               <w:rPr>
-                <w:rFonts w:ascii="Inter" w:hAnsi="Inter" w:eastAsia="Inter"/>
+                <w:rFonts w:ascii="Calibri" w:hAnsi="Calibri" w:eastAsia="Calibri"/>
                 <w:b w:val="0"/>
                 <w:i w:val="0"/>
                 <w:color w:val="0F172A"/>
@@ -2705,11 +3354,11 @@
           </w:p>
           <w:p>
             <w:pPr>
-              <w:spacing w:before="0" w:after="40"/>
+              <w:spacing w:before="0" w:after="40" w:line="276" w:lineRule="auto"/>
             </w:pPr>
             <w:r>
               <w:rPr>
-                <w:rFonts w:ascii="Inter" w:hAnsi="Inter" w:eastAsia="Inter"/>
+                <w:rFonts w:ascii="Calibri" w:hAnsi="Calibri" w:eastAsia="Calibri"/>
                 <w:b w:val="0"/>
                 <w:i w:val="0"/>
                 <w:color w:val="0F172A"/>
@@ -2719,11 +3368,11 @@
           </w:p>
           <w:p>
             <w:pPr>
-              <w:spacing w:before="0" w:after="40"/>
+              <w:spacing w:before="0" w:after="40" w:line="276" w:lineRule="auto"/>
             </w:pPr>
             <w:r>
               <w:rPr>
-                <w:rFonts w:ascii="Inter" w:hAnsi="Inter" w:eastAsia="Inter"/>
+                <w:rFonts w:ascii="Calibri" w:hAnsi="Calibri" w:eastAsia="Calibri"/>
                 <w:b w:val="0"/>
                 <w:i w:val="0"/>
                 <w:color w:val="0F172A"/>
@@ -2734,11 +3383,11 @@
           </w:p>
           <w:p>
             <w:pPr>
-              <w:spacing w:before="0" w:after="40"/>
+              <w:spacing w:before="0" w:after="40" w:line="276" w:lineRule="auto"/>
             </w:pPr>
             <w:r>
               <w:rPr>
-                <w:rFonts w:ascii="Inter" w:hAnsi="Inter" w:eastAsia="Inter"/>
+                <w:rFonts w:ascii="Calibri" w:hAnsi="Calibri" w:eastAsia="Calibri"/>
                 <w:b w:val="0"/>
                 <w:i w:val="0"/>
                 <w:color w:val="0F172A"/>
@@ -2748,11 +3397,11 @@
           </w:p>
           <w:p>
             <w:pPr>
-              <w:spacing w:before="0" w:after="40"/>
+              <w:spacing w:before="0" w:after="40" w:line="276" w:lineRule="auto"/>
             </w:pPr>
             <w:r>
               <w:rPr>
-                <w:rFonts w:ascii="Inter" w:hAnsi="Inter" w:eastAsia="Inter"/>
+                <w:rFonts w:ascii="Calibri" w:hAnsi="Calibri" w:eastAsia="Calibri"/>
                 <w:b w:val="0"/>
                 <w:i w:val="0"/>
                 <w:color w:val="0F172A"/>
@@ -2764,7 +3413,16 @@
         </w:tc>
       </w:tr>
     </w:tbl>
-    <w:p/>
+    <w:p>
+      <w:pPr>
+        <w:spacing w:before="0" w:after="120" w:line="276" w:lineRule="auto"/>
+      </w:pPr>
+    </w:p>
+    <w:p>
+      <w:pPr>
+        <w:spacing w:before="200" w:after="0" w:line="276" w:lineRule="auto"/>
+      </w:pPr>
+    </w:p>
     <w:tbl>
       <w:tblPr>
         <w:tblW w:type="auto" w:w="0"/>
@@ -2772,13 +3430,113 @@
         <w:tblLook w:firstColumn="1" w:firstRow="1" w:lastColumn="0" w:lastRow="0" w:noHBand="0" w:noVBand="1" w:val="04A0"/>
       </w:tblPr>
       <w:tblGrid>
-        <w:gridCol w:w="4703"/>
-        <w:gridCol w:w="4703"/>
+        <w:gridCol w:w="4759"/>
+        <w:gridCol w:w="4759"/>
+      </w:tblGrid>
+      <w:tr>
+        <w:trPr>
+          <w:trHeight w:val="480" w:hRule="atLeast"/>
+        </w:trPr>
+        <w:tc>
+          <w:tcPr>
+            <w:tcW w:type="dxa" w:w="907"/>
+            <w:tcBorders>
+              <w:top w:val="none" w:sz="0" w:color="auto"/>
+              <w:bottom w:val="none" w:sz="0" w:color="auto"/>
+              <w:left w:val="none" w:sz="0" w:color="auto"/>
+              <w:right w:val="none" w:sz="0" w:color="auto"/>
+              <w:insideH w:val="none" w:sz="0" w:color="auto"/>
+              <w:insideV w:val="none" w:sz="0" w:color="auto"/>
+            </w:tcBorders>
+            <w:shd w:val="clear" w:color="auto" w:fill="0F766E"/>
+            <w:tcMar>
+              <w:top w:w="100" w:type="dxa"/>
+              <w:bottom w:w="100" w:type="dxa"/>
+              <w:left w:w="140" w:type="dxa"/>
+              <w:right w:w="100" w:type="dxa"/>
+            </w:tcMar>
+            <w:vAlign w:val="center"/>
+          </w:tcPr>
+          <w:p>
+            <w:pPr>
+              <w:jc w:val="center"/>
+            </w:pPr>
+            <w:r>
+              <w:rPr>
+                <w:rFonts w:ascii="Poppins" w:hAnsi="Poppins" w:eastAsia="Poppins"/>
+                <w:b/>
+                <w:i w:val="0"/>
+                <w:color w:val="FFFFFF"/>
+                <w:sz w:val="26"/>
+              </w:rPr>
+              <w:t>08</w:t>
+            </w:r>
+          </w:p>
+        </w:tc>
+        <w:tc>
+          <w:tcPr>
+            <w:tcW w:type="dxa" w:w="4759"/>
+            <w:tcBorders>
+              <w:top w:val="none" w:sz="0" w:color="auto"/>
+              <w:bottom w:val="none" w:sz="0" w:color="auto"/>
+              <w:left w:val="none" w:sz="0" w:color="auto"/>
+              <w:right w:val="none" w:sz="0" w:color="auto"/>
+              <w:insideH w:val="none" w:sz="0" w:color="auto"/>
+              <w:insideV w:val="none" w:sz="0" w:color="auto"/>
+            </w:tcBorders>
+            <w:shd w:val="clear" w:color="auto" w:fill="0F172A"/>
+            <w:tcMar>
+              <w:top w:w="100" w:type="dxa"/>
+              <w:bottom w:w="100" w:type="dxa"/>
+              <w:left w:w="180" w:type="dxa"/>
+              <w:right w:w="120" w:type="dxa"/>
+            </w:tcMar>
+            <w:vAlign w:val="center"/>
+          </w:tcPr>
+          <w:p>
+            <w:r>
+              <w:rPr>
+                <w:rFonts w:ascii="Poppins" w:hAnsi="Poppins" w:eastAsia="Poppins"/>
+                <w:b/>
+                <w:i w:val="0"/>
+                <w:color w:val="0F766E"/>
+                <w:sz w:val="21"/>
+              </w:rPr>
+              <w:t xml:space="preserve">— </w:t>
+            </w:r>
+            <w:r>
+              <w:rPr>
+                <w:rFonts w:ascii="Poppins" w:hAnsi="Poppins" w:eastAsia="Poppins"/>
+                <w:b/>
+                <w:i w:val="0"/>
+                <w:color w:val="FFFFFF"/>
+                <w:sz w:val="21"/>
+              </w:rPr>
+              <w:t>YEAR-END HANDOFF</w:t>
+            </w:r>
+          </w:p>
+        </w:tc>
+      </w:tr>
+    </w:tbl>
+    <w:p>
+      <w:pPr>
+        <w:spacing w:before="0" w:after="120" w:line="276" w:lineRule="auto"/>
+      </w:pPr>
+    </w:p>
+    <w:tbl>
+      <w:tblPr>
+        <w:tblW w:type="auto" w:w="0"/>
+        <w:jc w:val="center"/>
+        <w:tblLook w:firstColumn="1" w:firstRow="1" w:lastColumn="0" w:lastRow="0" w:noHBand="0" w:noVBand="1" w:val="04A0"/>
+      </w:tblPr>
+      <w:tblGrid>
+        <w:gridCol w:w="4759"/>
+        <w:gridCol w:w="4759"/>
       </w:tblGrid>
       <w:tr>
         <w:tc>
           <w:tcPr>
-            <w:tcW w:type="dxa" w:w="850"/>
+            <w:tcW w:type="dxa" w:w="4759"/>
             <w:tcBorders>
               <w:top w:val="none" w:sz="0" w:color="auto"/>
               <w:bottom w:val="none" w:sz="0" w:color="auto"/>
@@ -2788,31 +3546,28 @@
               <w:insideV w:val="none" w:sz="0" w:color="auto"/>
             </w:tcBorders>
             <w:tcMar>
-              <w:top w:w="0" w:type="dxa"/>
-              <w:bottom w:w="0" w:type="dxa"/>
+              <w:top w:w="30" w:type="dxa"/>
+              <w:bottom w:w="30" w:type="dxa"/>
               <w:left w:w="0" w:type="dxa"/>
               <w:right w:w="60" w:type="dxa"/>
             </w:tcMar>
           </w:tcPr>
           <w:p>
-            <w:pPr>
-              <w:spacing w:before="0" w:after="0"/>
-            </w:pPr>
             <w:r>
               <w:rPr>
-                <w:rFonts w:ascii="Poppins" w:hAnsi="Poppins" w:eastAsia="Poppins"/>
-                <w:b/>
-                <w:i w:val="0"/>
-                <w:color w:val="0F766E"/>
-                <w:sz w:val="20"/>
+                <w:rFonts w:ascii="Calibri" w:hAnsi="Calibri" w:eastAsia="Calibri"/>
+                <w:b w:val="0"/>
+                <w:i/>
+                <w:color w:val="64748B"/>
+                <w:sz w:val="16"/>
               </w:rPr>
-              <w:t>08</w:t>
+              <w:t>Channel  ·  Email</w:t>
             </w:r>
           </w:p>
         </w:tc>
         <w:tc>
           <w:tcPr>
-            <w:tcW w:type="dxa" w:w="4703"/>
+            <w:tcW w:type="dxa" w:w="4759"/>
             <w:tcBorders>
               <w:top w:val="none" w:sz="0" w:color="auto"/>
               <w:bottom w:val="none" w:sz="0" w:color="auto"/>
@@ -2822,105 +3577,16 @@
               <w:insideV w:val="none" w:sz="0" w:color="auto"/>
             </w:tcBorders>
             <w:tcMar>
-              <w:top w:w="0" w:type="dxa"/>
-              <w:bottom w:w="0" w:type="dxa"/>
-              <w:left w:w="0" w:type="dxa"/>
+              <w:top w:w="30" w:type="dxa"/>
+              <w:bottom w:w="30" w:type="dxa"/>
+              <w:left w:w="60" w:type="dxa"/>
               <w:right w:w="0" w:type="dxa"/>
-            </w:tcMar>
-          </w:tcPr>
-          <w:p>
-            <w:pPr>
-              <w:spacing w:before="0" w:after="0"/>
-            </w:pPr>
-            <w:r>
-              <w:rPr>
-                <w:rFonts w:ascii="Poppins" w:hAnsi="Poppins" w:eastAsia="Poppins"/>
-                <w:b/>
-                <w:i w:val="0"/>
-                <w:color w:val="0F172A"/>
-                <w:sz w:val="20"/>
-              </w:rPr>
-              <w:t>—  YEAR-END HANDOFF</w:t>
-            </w:r>
-          </w:p>
-        </w:tc>
-      </w:tr>
-    </w:tbl>
-    <w:p>
-      <w:pPr>
-        <w:spacing w:before="120" w:after="120"/>
-        <w:pBdr>
-          <w:bottom w:val="single" w:sz="8" w:space="1" w:color="0F766E"/>
-        </w:pBdr>
-      </w:pPr>
-    </w:p>
-    <w:tbl>
-      <w:tblPr>
-        <w:tblW w:type="auto" w:w="0"/>
-        <w:jc w:val="center"/>
-        <w:tblLook w:firstColumn="1" w:firstRow="1" w:lastColumn="0" w:lastRow="0" w:noHBand="0" w:noVBand="1" w:val="04A0"/>
-      </w:tblPr>
-      <w:tblGrid>
-        <w:gridCol w:w="4703"/>
-        <w:gridCol w:w="4703"/>
-      </w:tblGrid>
-      <w:tr>
-        <w:tc>
-          <w:tcPr>
-            <w:tcW w:type="dxa" w:w="5102"/>
-            <w:tcBorders>
-              <w:top w:val="none" w:sz="0" w:color="auto"/>
-              <w:bottom w:val="none" w:sz="0" w:color="auto"/>
-              <w:left w:val="none" w:sz="0" w:color="auto"/>
-              <w:right w:val="none" w:sz="0" w:color="auto"/>
-              <w:insideH w:val="none" w:sz="0" w:color="auto"/>
-              <w:insideV w:val="none" w:sz="0" w:color="auto"/>
-            </w:tcBorders>
-            <w:tcMar>
-              <w:top w:w="40" w:type="dxa"/>
-              <w:bottom w:w="40" w:type="dxa"/>
-              <w:left w:w="0" w:type="dxa"/>
-              <w:right w:w="60" w:type="dxa"/>
             </w:tcMar>
           </w:tcPr>
           <w:p>
             <w:r>
               <w:rPr>
-                <w:rFonts w:ascii="Inter" w:hAnsi="Inter" w:eastAsia="Inter"/>
-                <w:b w:val="0"/>
-                <w:i w:val="0"/>
-                <w:color w:val="64748B"/>
-                <w:sz w:val="17"/>
-              </w:rPr>
-              <w:t>Channel: Email</w:t>
-            </w:r>
-          </w:p>
-        </w:tc>
-        <w:tc>
-          <w:tcPr>
-            <w:tcW w:type="dxa" w:w="4703"/>
-            <w:tcBorders>
-              <w:top w:val="none" w:sz="0" w:color="auto"/>
-              <w:bottom w:val="none" w:sz="0" w:color="auto"/>
-              <w:left w:val="none" w:sz="0" w:color="auto"/>
-              <w:right w:val="none" w:sz="0" w:color="auto"/>
-              <w:insideH w:val="none" w:sz="0" w:color="auto"/>
-              <w:insideV w:val="none" w:sz="0" w:color="auto"/>
-            </w:tcBorders>
-            <w:tcMar>
-              <w:top w:w="40" w:type="dxa"/>
-              <w:bottom w:w="40" w:type="dxa"/>
-              <w:left w:w="60" w:type="dxa"/>
-              <w:right w:w="0" w:type="dxa"/>
-            </w:tcMar>
-          </w:tcPr>
-          <w:p>
-            <w:pPr>
-              <w:jc w:val="left"/>
-            </w:pPr>
-            <w:r>
-              <w:rPr>
-                <w:rFonts w:ascii="Inter" w:hAnsi="Inter" w:eastAsia="Inter"/>
+                <w:rFonts w:ascii="Poppins" w:hAnsi="Poppins" w:eastAsia="Poppins"/>
                 <w:b/>
                 <w:i w:val="0"/>
                 <w:color w:val="0F172A"/>
@@ -2940,35 +3606,35 @@
         <w:tblLook w:firstColumn="1" w:firstRow="1" w:lastColumn="0" w:lastRow="0" w:noHBand="0" w:noVBand="1" w:val="04A0"/>
       </w:tblPr>
       <w:tblGrid>
-        <w:gridCol w:w="9406"/>
+        <w:gridCol w:w="9518"/>
       </w:tblGrid>
       <w:tr>
         <w:tc>
           <w:tcPr>
-            <w:tcW w:type="dxa" w:w="9406"/>
+            <w:tcW w:type="dxa" w:w="9518"/>
             <w:shd w:val="clear" w:color="auto" w:fill="F8FAFC"/>
             <w:tcMar>
-              <w:top w:w="140" w:type="dxa"/>
-              <w:bottom w:w="140" w:type="dxa"/>
-              <w:left w:w="180" w:type="dxa"/>
-              <w:right w:w="180" w:type="dxa"/>
+              <w:top w:w="150" w:type="dxa"/>
+              <w:bottom w:w="150" w:type="dxa"/>
+              <w:left w:w="200" w:type="dxa"/>
+              <w:right w:w="200" w:type="dxa"/>
             </w:tcMar>
             <w:tcBorders>
-              <w:left w:val="single" w:sz="14" w:color="0F766E"/>
+              <w:top w:val="single" w:sz="4" w:color="CBD5E1"/>
+              <w:bottom w:val="single" w:sz="4" w:color="CBD5E1"/>
+              <w:left w:val="single" w:sz="12" w:color="0F766E"/>
+              <w:right w:val="single" w:sz="4" w:color="CBD5E1"/>
               <w:insideH w:val="none" w:sz="0" w:color="auto"/>
               <w:insideV w:val="none" w:sz="0" w:color="auto"/>
-              <w:top w:val="single" w:sz="4" w:color="CBD5E1"/>
-              <w:right w:val="single" w:sz="4" w:color="CBD5E1"/>
-              <w:bottom w:val="single" w:sz="4" w:color="CBD5E1"/>
             </w:tcBorders>
           </w:tcPr>
           <w:p>
             <w:pPr>
-              <w:spacing w:before="0" w:after="40"/>
+              <w:spacing w:before="0" w:after="40" w:line="276" w:lineRule="auto"/>
             </w:pPr>
             <w:r>
               <w:rPr>
-                <w:rFonts w:ascii="Inter" w:hAnsi="Inter" w:eastAsia="Inter"/>
+                <w:rFonts w:ascii="Calibri" w:hAnsi="Calibri" w:eastAsia="Calibri"/>
                 <w:b w:val="0"/>
                 <w:i w:val="0"/>
                 <w:color w:val="0F172A"/>
@@ -2979,11 +3645,11 @@
           </w:p>
           <w:p>
             <w:pPr>
-              <w:spacing w:before="0" w:after="40"/>
+              <w:spacing w:before="0" w:after="40" w:line="276" w:lineRule="auto"/>
             </w:pPr>
             <w:r>
               <w:rPr>
-                <w:rFonts w:ascii="Inter" w:hAnsi="Inter" w:eastAsia="Inter"/>
+                <w:rFonts w:ascii="Calibri" w:hAnsi="Calibri" w:eastAsia="Calibri"/>
                 <w:b w:val="0"/>
                 <w:i w:val="0"/>
                 <w:color w:val="0F172A"/>
@@ -2993,11 +3659,11 @@
           </w:p>
           <w:p>
             <w:pPr>
-              <w:spacing w:before="0" w:after="40"/>
+              <w:spacing w:before="0" w:after="40" w:line="276" w:lineRule="auto"/>
             </w:pPr>
             <w:r>
               <w:rPr>
-                <w:rFonts w:ascii="Inter" w:hAnsi="Inter" w:eastAsia="Inter"/>
+                <w:rFonts w:ascii="Calibri" w:hAnsi="Calibri" w:eastAsia="Calibri"/>
                 <w:b w:val="0"/>
                 <w:i w:val="0"/>
                 <w:color w:val="0F172A"/>
@@ -3008,11 +3674,11 @@
           </w:p>
           <w:p>
             <w:pPr>
-              <w:spacing w:before="0" w:after="40"/>
+              <w:spacing w:before="0" w:after="40" w:line="276" w:lineRule="auto"/>
             </w:pPr>
             <w:r>
               <w:rPr>
-                <w:rFonts w:ascii="Inter" w:hAnsi="Inter" w:eastAsia="Inter"/>
+                <w:rFonts w:ascii="Calibri" w:hAnsi="Calibri" w:eastAsia="Calibri"/>
                 <w:b w:val="0"/>
                 <w:i w:val="0"/>
                 <w:color w:val="0F172A"/>
@@ -3022,11 +3688,11 @@
           </w:p>
           <w:p>
             <w:pPr>
-              <w:spacing w:before="0" w:after="40"/>
+              <w:spacing w:before="0" w:after="40" w:line="276" w:lineRule="auto"/>
             </w:pPr>
             <w:r>
               <w:rPr>
-                <w:rFonts w:ascii="Inter" w:hAnsi="Inter" w:eastAsia="Inter"/>
+                <w:rFonts w:ascii="Calibri" w:hAnsi="Calibri" w:eastAsia="Calibri"/>
                 <w:b w:val="0"/>
                 <w:i w:val="0"/>
                 <w:color w:val="0F172A"/>
@@ -3037,11 +3703,11 @@
           </w:p>
           <w:p>
             <w:pPr>
-              <w:spacing w:before="0" w:after="40"/>
+              <w:spacing w:before="0" w:after="40" w:line="276" w:lineRule="auto"/>
             </w:pPr>
             <w:r>
               <w:rPr>
-                <w:rFonts w:ascii="Inter" w:hAnsi="Inter" w:eastAsia="Inter"/>
+                <w:rFonts w:ascii="Calibri" w:hAnsi="Calibri" w:eastAsia="Calibri"/>
                 <w:b w:val="0"/>
                 <w:i w:val="0"/>
                 <w:color w:val="0F172A"/>
@@ -3051,11 +3717,11 @@
           </w:p>
           <w:p>
             <w:pPr>
-              <w:spacing w:before="0" w:after="40"/>
+              <w:spacing w:before="0" w:after="40" w:line="276" w:lineRule="auto"/>
             </w:pPr>
             <w:r>
               <w:rPr>
-                <w:rFonts w:ascii="Inter" w:hAnsi="Inter" w:eastAsia="Inter"/>
+                <w:rFonts w:ascii="Calibri" w:hAnsi="Calibri" w:eastAsia="Calibri"/>
                 <w:b w:val="0"/>
                 <w:i w:val="0"/>
                 <w:color w:val="0F172A"/>
@@ -3066,11 +3732,11 @@
           </w:p>
           <w:p>
             <w:pPr>
-              <w:spacing w:before="0" w:after="40"/>
+              <w:spacing w:before="0" w:after="40" w:line="276" w:lineRule="auto"/>
             </w:pPr>
             <w:r>
               <w:rPr>
-                <w:rFonts w:ascii="Inter" w:hAnsi="Inter" w:eastAsia="Inter"/>
+                <w:rFonts w:ascii="Calibri" w:hAnsi="Calibri" w:eastAsia="Calibri"/>
                 <w:b w:val="0"/>
                 <w:i w:val="0"/>
                 <w:color w:val="0F172A"/>
@@ -3080,11 +3746,11 @@
           </w:p>
           <w:p>
             <w:pPr>
-              <w:spacing w:before="0" w:after="40"/>
+              <w:spacing w:before="0" w:after="40" w:line="276" w:lineRule="auto"/>
             </w:pPr>
             <w:r>
               <w:rPr>
-                <w:rFonts w:ascii="Inter" w:hAnsi="Inter" w:eastAsia="Inter"/>
+                <w:rFonts w:ascii="Calibri" w:hAnsi="Calibri" w:eastAsia="Calibri"/>
                 <w:b w:val="0"/>
                 <w:i w:val="0"/>
                 <w:color w:val="0F172A"/>
@@ -3096,7 +3762,16 @@
         </w:tc>
       </w:tr>
     </w:tbl>
-    <w:p/>
+    <w:p>
+      <w:pPr>
+        <w:spacing w:before="0" w:after="120" w:line="276" w:lineRule="auto"/>
+      </w:pPr>
+    </w:p>
+    <w:p>
+      <w:pPr>
+        <w:spacing w:before="200" w:after="0" w:line="276" w:lineRule="auto"/>
+      </w:pPr>
+    </w:p>
     <w:tbl>
       <w:tblPr>
         <w:tblW w:type="auto" w:w="0"/>
@@ -3104,13 +3779,113 @@
         <w:tblLook w:firstColumn="1" w:firstRow="1" w:lastColumn="0" w:lastRow="0" w:noHBand="0" w:noVBand="1" w:val="04A0"/>
       </w:tblPr>
       <w:tblGrid>
-        <w:gridCol w:w="4703"/>
-        <w:gridCol w:w="4703"/>
+        <w:gridCol w:w="4759"/>
+        <w:gridCol w:w="4759"/>
+      </w:tblGrid>
+      <w:tr>
+        <w:trPr>
+          <w:trHeight w:val="480" w:hRule="atLeast"/>
+        </w:trPr>
+        <w:tc>
+          <w:tcPr>
+            <w:tcW w:type="dxa" w:w="907"/>
+            <w:tcBorders>
+              <w:top w:val="none" w:sz="0" w:color="auto"/>
+              <w:bottom w:val="none" w:sz="0" w:color="auto"/>
+              <w:left w:val="none" w:sz="0" w:color="auto"/>
+              <w:right w:val="none" w:sz="0" w:color="auto"/>
+              <w:insideH w:val="none" w:sz="0" w:color="auto"/>
+              <w:insideV w:val="none" w:sz="0" w:color="auto"/>
+            </w:tcBorders>
+            <w:shd w:val="clear" w:color="auto" w:fill="0F766E"/>
+            <w:tcMar>
+              <w:top w:w="100" w:type="dxa"/>
+              <w:bottom w:w="100" w:type="dxa"/>
+              <w:left w:w="140" w:type="dxa"/>
+              <w:right w:w="100" w:type="dxa"/>
+            </w:tcMar>
+            <w:vAlign w:val="center"/>
+          </w:tcPr>
+          <w:p>
+            <w:pPr>
+              <w:jc w:val="center"/>
+            </w:pPr>
+            <w:r>
+              <w:rPr>
+                <w:rFonts w:ascii="Poppins" w:hAnsi="Poppins" w:eastAsia="Poppins"/>
+                <w:b/>
+                <w:i w:val="0"/>
+                <w:color w:val="FFFFFF"/>
+                <w:sz w:val="26"/>
+              </w:rPr>
+              <w:t>09</w:t>
+            </w:r>
+          </w:p>
+        </w:tc>
+        <w:tc>
+          <w:tcPr>
+            <w:tcW w:type="dxa" w:w="4759"/>
+            <w:tcBorders>
+              <w:top w:val="none" w:sz="0" w:color="auto"/>
+              <w:bottom w:val="none" w:sz="0" w:color="auto"/>
+              <w:left w:val="none" w:sz="0" w:color="auto"/>
+              <w:right w:val="none" w:sz="0" w:color="auto"/>
+              <w:insideH w:val="none" w:sz="0" w:color="auto"/>
+              <w:insideV w:val="none" w:sz="0" w:color="auto"/>
+            </w:tcBorders>
+            <w:shd w:val="clear" w:color="auto" w:fill="0F172A"/>
+            <w:tcMar>
+              <w:top w:w="100" w:type="dxa"/>
+              <w:bottom w:w="100" w:type="dxa"/>
+              <w:left w:w="180" w:type="dxa"/>
+              <w:right w:w="120" w:type="dxa"/>
+            </w:tcMar>
+            <w:vAlign w:val="center"/>
+          </w:tcPr>
+          <w:p>
+            <w:r>
+              <w:rPr>
+                <w:rFonts w:ascii="Poppins" w:hAnsi="Poppins" w:eastAsia="Poppins"/>
+                <w:b/>
+                <w:i w:val="0"/>
+                <w:color w:val="0F766E"/>
+                <w:sz w:val="21"/>
+              </w:rPr>
+              <w:t xml:space="preserve">— </w:t>
+            </w:r>
+            <w:r>
+              <w:rPr>
+                <w:rFonts w:ascii="Poppins" w:hAnsi="Poppins" w:eastAsia="Poppins"/>
+                <w:b/>
+                <w:i w:val="0"/>
+                <w:color w:val="FFFFFF"/>
+                <w:sz w:val="21"/>
+              </w:rPr>
+              <w:t>OVERDUE INVOICE</w:t>
+            </w:r>
+          </w:p>
+        </w:tc>
+      </w:tr>
+    </w:tbl>
+    <w:p>
+      <w:pPr>
+        <w:spacing w:before="0" w:after="120" w:line="276" w:lineRule="auto"/>
+      </w:pPr>
+    </w:p>
+    <w:tbl>
+      <w:tblPr>
+        <w:tblW w:type="auto" w:w="0"/>
+        <w:jc w:val="center"/>
+        <w:tblLook w:firstColumn="1" w:firstRow="1" w:lastColumn="0" w:lastRow="0" w:noHBand="0" w:noVBand="1" w:val="04A0"/>
+      </w:tblPr>
+      <w:tblGrid>
+        <w:gridCol w:w="4759"/>
+        <w:gridCol w:w="4759"/>
       </w:tblGrid>
       <w:tr>
         <w:tc>
           <w:tcPr>
-            <w:tcW w:type="dxa" w:w="850"/>
+            <w:tcW w:type="dxa" w:w="4759"/>
             <w:tcBorders>
               <w:top w:val="none" w:sz="0" w:color="auto"/>
               <w:bottom w:val="none" w:sz="0" w:color="auto"/>
@@ -3120,31 +3895,28 @@
               <w:insideV w:val="none" w:sz="0" w:color="auto"/>
             </w:tcBorders>
             <w:tcMar>
-              <w:top w:w="0" w:type="dxa"/>
-              <w:bottom w:w="0" w:type="dxa"/>
+              <w:top w:w="30" w:type="dxa"/>
+              <w:bottom w:w="30" w:type="dxa"/>
               <w:left w:w="0" w:type="dxa"/>
               <w:right w:w="60" w:type="dxa"/>
             </w:tcMar>
           </w:tcPr>
           <w:p>
-            <w:pPr>
-              <w:spacing w:before="0" w:after="0"/>
-            </w:pPr>
             <w:r>
               <w:rPr>
-                <w:rFonts w:ascii="Poppins" w:hAnsi="Poppins" w:eastAsia="Poppins"/>
-                <w:b/>
-                <w:i w:val="0"/>
-                <w:color w:val="0F766E"/>
-                <w:sz w:val="20"/>
+                <w:rFonts w:ascii="Calibri" w:hAnsi="Calibri" w:eastAsia="Calibri"/>
+                <w:b w:val="0"/>
+                <w:i/>
+                <w:color w:val="64748B"/>
+                <w:sz w:val="16"/>
               </w:rPr>
-              <w:t>09</w:t>
+              <w:t>Channel  ·  Email</w:t>
             </w:r>
           </w:p>
         </w:tc>
         <w:tc>
           <w:tcPr>
-            <w:tcW w:type="dxa" w:w="4703"/>
+            <w:tcW w:type="dxa" w:w="4759"/>
             <w:tcBorders>
               <w:top w:val="none" w:sz="0" w:color="auto"/>
               <w:bottom w:val="none" w:sz="0" w:color="auto"/>
@@ -3154,105 +3926,16 @@
               <w:insideV w:val="none" w:sz="0" w:color="auto"/>
             </w:tcBorders>
             <w:tcMar>
-              <w:top w:w="0" w:type="dxa"/>
-              <w:bottom w:w="0" w:type="dxa"/>
-              <w:left w:w="0" w:type="dxa"/>
+              <w:top w:w="30" w:type="dxa"/>
+              <w:bottom w:w="30" w:type="dxa"/>
+              <w:left w:w="60" w:type="dxa"/>
               <w:right w:w="0" w:type="dxa"/>
-            </w:tcMar>
-          </w:tcPr>
-          <w:p>
-            <w:pPr>
-              <w:spacing w:before="0" w:after="0"/>
-            </w:pPr>
-            <w:r>
-              <w:rPr>
-                <w:rFonts w:ascii="Poppins" w:hAnsi="Poppins" w:eastAsia="Poppins"/>
-                <w:b/>
-                <w:i w:val="0"/>
-                <w:color w:val="0F172A"/>
-                <w:sz w:val="20"/>
-              </w:rPr>
-              <w:t>—  OVERDUE INVOICE</w:t>
-            </w:r>
-          </w:p>
-        </w:tc>
-      </w:tr>
-    </w:tbl>
-    <w:p>
-      <w:pPr>
-        <w:spacing w:before="120" w:after="120"/>
-        <w:pBdr>
-          <w:bottom w:val="single" w:sz="8" w:space="1" w:color="0F766E"/>
-        </w:pBdr>
-      </w:pPr>
-    </w:p>
-    <w:tbl>
-      <w:tblPr>
-        <w:tblW w:type="auto" w:w="0"/>
-        <w:jc w:val="center"/>
-        <w:tblLook w:firstColumn="1" w:firstRow="1" w:lastColumn="0" w:lastRow="0" w:noHBand="0" w:noVBand="1" w:val="04A0"/>
-      </w:tblPr>
-      <w:tblGrid>
-        <w:gridCol w:w="4703"/>
-        <w:gridCol w:w="4703"/>
-      </w:tblGrid>
-      <w:tr>
-        <w:tc>
-          <w:tcPr>
-            <w:tcW w:type="dxa" w:w="5102"/>
-            <w:tcBorders>
-              <w:top w:val="none" w:sz="0" w:color="auto"/>
-              <w:bottom w:val="none" w:sz="0" w:color="auto"/>
-              <w:left w:val="none" w:sz="0" w:color="auto"/>
-              <w:right w:val="none" w:sz="0" w:color="auto"/>
-              <w:insideH w:val="none" w:sz="0" w:color="auto"/>
-              <w:insideV w:val="none" w:sz="0" w:color="auto"/>
-            </w:tcBorders>
-            <w:tcMar>
-              <w:top w:w="40" w:type="dxa"/>
-              <w:bottom w:w="40" w:type="dxa"/>
-              <w:left w:w="0" w:type="dxa"/>
-              <w:right w:w="60" w:type="dxa"/>
             </w:tcMar>
           </w:tcPr>
           <w:p>
             <w:r>
               <w:rPr>
-                <w:rFonts w:ascii="Inter" w:hAnsi="Inter" w:eastAsia="Inter"/>
-                <w:b w:val="0"/>
-                <w:i w:val="0"/>
-                <w:color w:val="64748B"/>
-                <w:sz w:val="17"/>
-              </w:rPr>
-              <w:t>Channel: Email</w:t>
-            </w:r>
-          </w:p>
-        </w:tc>
-        <w:tc>
-          <w:tcPr>
-            <w:tcW w:type="dxa" w:w="4703"/>
-            <w:tcBorders>
-              <w:top w:val="none" w:sz="0" w:color="auto"/>
-              <w:bottom w:val="none" w:sz="0" w:color="auto"/>
-              <w:left w:val="none" w:sz="0" w:color="auto"/>
-              <w:right w:val="none" w:sz="0" w:color="auto"/>
-              <w:insideH w:val="none" w:sz="0" w:color="auto"/>
-              <w:insideV w:val="none" w:sz="0" w:color="auto"/>
-            </w:tcBorders>
-            <w:tcMar>
-              <w:top w:w="40" w:type="dxa"/>
-              <w:bottom w:w="40" w:type="dxa"/>
-              <w:left w:w="60" w:type="dxa"/>
-              <w:right w:w="0" w:type="dxa"/>
-            </w:tcMar>
-          </w:tcPr>
-          <w:p>
-            <w:pPr>
-              <w:jc w:val="left"/>
-            </w:pPr>
-            <w:r>
-              <w:rPr>
-                <w:rFonts w:ascii="Inter" w:hAnsi="Inter" w:eastAsia="Inter"/>
+                <w:rFonts w:ascii="Poppins" w:hAnsi="Poppins" w:eastAsia="Poppins"/>
                 <w:b/>
                 <w:i w:val="0"/>
                 <w:color w:val="0F172A"/>
@@ -3272,35 +3955,35 @@
         <w:tblLook w:firstColumn="1" w:firstRow="1" w:lastColumn="0" w:lastRow="0" w:noHBand="0" w:noVBand="1" w:val="04A0"/>
       </w:tblPr>
       <w:tblGrid>
-        <w:gridCol w:w="9406"/>
+        <w:gridCol w:w="9518"/>
       </w:tblGrid>
       <w:tr>
         <w:tc>
           <w:tcPr>
-            <w:tcW w:type="dxa" w:w="9406"/>
+            <w:tcW w:type="dxa" w:w="9518"/>
             <w:shd w:val="clear" w:color="auto" w:fill="F8FAFC"/>
             <w:tcMar>
-              <w:top w:w="140" w:type="dxa"/>
-              <w:bottom w:w="140" w:type="dxa"/>
-              <w:left w:w="180" w:type="dxa"/>
-              <w:right w:w="180" w:type="dxa"/>
+              <w:top w:w="150" w:type="dxa"/>
+              <w:bottom w:w="150" w:type="dxa"/>
+              <w:left w:w="200" w:type="dxa"/>
+              <w:right w:w="200" w:type="dxa"/>
             </w:tcMar>
             <w:tcBorders>
-              <w:left w:val="single" w:sz="14" w:color="0F766E"/>
+              <w:top w:val="single" w:sz="4" w:color="CBD5E1"/>
+              <w:bottom w:val="single" w:sz="4" w:color="CBD5E1"/>
+              <w:left w:val="single" w:sz="12" w:color="0F766E"/>
+              <w:right w:val="single" w:sz="4" w:color="CBD5E1"/>
               <w:insideH w:val="none" w:sz="0" w:color="auto"/>
               <w:insideV w:val="none" w:sz="0" w:color="auto"/>
-              <w:top w:val="single" w:sz="4" w:color="CBD5E1"/>
-              <w:right w:val="single" w:sz="4" w:color="CBD5E1"/>
-              <w:bottom w:val="single" w:sz="4" w:color="CBD5E1"/>
             </w:tcBorders>
           </w:tcPr>
           <w:p>
             <w:pPr>
-              <w:spacing w:before="0" w:after="40"/>
+              <w:spacing w:before="0" w:after="40" w:line="276" w:lineRule="auto"/>
             </w:pPr>
             <w:r>
               <w:rPr>
-                <w:rFonts w:ascii="Inter" w:hAnsi="Inter" w:eastAsia="Inter"/>
+                <w:rFonts w:ascii="Calibri" w:hAnsi="Calibri" w:eastAsia="Calibri"/>
                 <w:b w:val="0"/>
                 <w:i w:val="0"/>
                 <w:color w:val="0F172A"/>
@@ -3311,11 +3994,11 @@
           </w:p>
           <w:p>
             <w:pPr>
-              <w:spacing w:before="0" w:after="40"/>
+              <w:spacing w:before="0" w:after="40" w:line="276" w:lineRule="auto"/>
             </w:pPr>
             <w:r>
               <w:rPr>
-                <w:rFonts w:ascii="Inter" w:hAnsi="Inter" w:eastAsia="Inter"/>
+                <w:rFonts w:ascii="Calibri" w:hAnsi="Calibri" w:eastAsia="Calibri"/>
                 <w:b w:val="0"/>
                 <w:i w:val="0"/>
                 <w:color w:val="0F172A"/>
@@ -3325,11 +4008,11 @@
           </w:p>
           <w:p>
             <w:pPr>
-              <w:spacing w:before="0" w:after="40"/>
+              <w:spacing w:before="0" w:after="40" w:line="276" w:lineRule="auto"/>
             </w:pPr>
             <w:r>
               <w:rPr>
-                <w:rFonts w:ascii="Inter" w:hAnsi="Inter" w:eastAsia="Inter"/>
+                <w:rFonts w:ascii="Calibri" w:hAnsi="Calibri" w:eastAsia="Calibri"/>
                 <w:b w:val="0"/>
                 <w:i w:val="0"/>
                 <w:color w:val="0F172A"/>
@@ -3340,11 +4023,11 @@
           </w:p>
           <w:p>
             <w:pPr>
-              <w:spacing w:before="0" w:after="40"/>
+              <w:spacing w:before="0" w:after="40" w:line="276" w:lineRule="auto"/>
             </w:pPr>
             <w:r>
               <w:rPr>
-                <w:rFonts w:ascii="Inter" w:hAnsi="Inter" w:eastAsia="Inter"/>
+                <w:rFonts w:ascii="Calibri" w:hAnsi="Calibri" w:eastAsia="Calibri"/>
                 <w:b w:val="0"/>
                 <w:i w:val="0"/>
                 <w:color w:val="0F172A"/>
@@ -3354,11 +4037,11 @@
           </w:p>
           <w:p>
             <w:pPr>
-              <w:spacing w:before="0" w:after="40"/>
+              <w:spacing w:before="0" w:after="40" w:line="276" w:lineRule="auto"/>
             </w:pPr>
             <w:r>
               <w:rPr>
-                <w:rFonts w:ascii="Inter" w:hAnsi="Inter" w:eastAsia="Inter"/>
+                <w:rFonts w:ascii="Calibri" w:hAnsi="Calibri" w:eastAsia="Calibri"/>
                 <w:b w:val="0"/>
                 <w:i w:val="0"/>
                 <w:color w:val="0F172A"/>
@@ -3369,11 +4052,11 @@
           </w:p>
           <w:p>
             <w:pPr>
-              <w:spacing w:before="0" w:after="40"/>
+              <w:spacing w:before="0" w:after="40" w:line="276" w:lineRule="auto"/>
             </w:pPr>
             <w:r>
               <w:rPr>
-                <w:rFonts w:ascii="Inter" w:hAnsi="Inter" w:eastAsia="Inter"/>
+                <w:rFonts w:ascii="Calibri" w:hAnsi="Calibri" w:eastAsia="Calibri"/>
                 <w:b w:val="0"/>
                 <w:i w:val="0"/>
                 <w:color w:val="0F172A"/>
@@ -3383,11 +4066,11 @@
           </w:p>
           <w:p>
             <w:pPr>
-              <w:spacing w:before="0" w:after="40"/>
+              <w:spacing w:before="0" w:after="40" w:line="276" w:lineRule="auto"/>
             </w:pPr>
             <w:r>
               <w:rPr>
-                <w:rFonts w:ascii="Inter" w:hAnsi="Inter" w:eastAsia="Inter"/>
+                <w:rFonts w:ascii="Calibri" w:hAnsi="Calibri" w:eastAsia="Calibri"/>
                 <w:b w:val="0"/>
                 <w:i w:val="0"/>
                 <w:color w:val="0F172A"/>
@@ -3398,11 +4081,11 @@
           </w:p>
           <w:p>
             <w:pPr>
-              <w:spacing w:before="0" w:after="40"/>
+              <w:spacing w:before="0" w:after="40" w:line="276" w:lineRule="auto"/>
             </w:pPr>
             <w:r>
               <w:rPr>
-                <w:rFonts w:ascii="Inter" w:hAnsi="Inter" w:eastAsia="Inter"/>
+                <w:rFonts w:ascii="Calibri" w:hAnsi="Calibri" w:eastAsia="Calibri"/>
                 <w:b w:val="0"/>
                 <w:i w:val="0"/>
                 <w:color w:val="0F172A"/>
@@ -3412,11 +4095,11 @@
           </w:p>
           <w:p>
             <w:pPr>
-              <w:spacing w:before="0" w:after="40"/>
+              <w:spacing w:before="0" w:after="40" w:line="276" w:lineRule="auto"/>
             </w:pPr>
             <w:r>
               <w:rPr>
-                <w:rFonts w:ascii="Inter" w:hAnsi="Inter" w:eastAsia="Inter"/>
+                <w:rFonts w:ascii="Calibri" w:hAnsi="Calibri" w:eastAsia="Calibri"/>
                 <w:b w:val="0"/>
                 <w:i w:val="0"/>
                 <w:color w:val="0F172A"/>
@@ -3428,7 +4111,16 @@
         </w:tc>
       </w:tr>
     </w:tbl>
-    <w:p/>
+    <w:p>
+      <w:pPr>
+        <w:spacing w:before="0" w:after="120" w:line="276" w:lineRule="auto"/>
+      </w:pPr>
+    </w:p>
+    <w:p>
+      <w:pPr>
+        <w:spacing w:before="200" w:after="0" w:line="276" w:lineRule="auto"/>
+      </w:pPr>
+    </w:p>
     <w:tbl>
       <w:tblPr>
         <w:tblW w:type="auto" w:w="0"/>
@@ -3436,13 +4128,113 @@
         <w:tblLook w:firstColumn="1" w:firstRow="1" w:lastColumn="0" w:lastRow="0" w:noHBand="0" w:noVBand="1" w:val="04A0"/>
       </w:tblPr>
       <w:tblGrid>
-        <w:gridCol w:w="4703"/>
-        <w:gridCol w:w="4703"/>
+        <w:gridCol w:w="4759"/>
+        <w:gridCol w:w="4759"/>
+      </w:tblGrid>
+      <w:tr>
+        <w:trPr>
+          <w:trHeight w:val="480" w:hRule="atLeast"/>
+        </w:trPr>
+        <w:tc>
+          <w:tcPr>
+            <w:tcW w:type="dxa" w:w="907"/>
+            <w:tcBorders>
+              <w:top w:val="none" w:sz="0" w:color="auto"/>
+              <w:bottom w:val="none" w:sz="0" w:color="auto"/>
+              <w:left w:val="none" w:sz="0" w:color="auto"/>
+              <w:right w:val="none" w:sz="0" w:color="auto"/>
+              <w:insideH w:val="none" w:sz="0" w:color="auto"/>
+              <w:insideV w:val="none" w:sz="0" w:color="auto"/>
+            </w:tcBorders>
+            <w:shd w:val="clear" w:color="auto" w:fill="0F766E"/>
+            <w:tcMar>
+              <w:top w:w="100" w:type="dxa"/>
+              <w:bottom w:w="100" w:type="dxa"/>
+              <w:left w:w="140" w:type="dxa"/>
+              <w:right w:w="100" w:type="dxa"/>
+            </w:tcMar>
+            <w:vAlign w:val="center"/>
+          </w:tcPr>
+          <w:p>
+            <w:pPr>
+              <w:jc w:val="center"/>
+            </w:pPr>
+            <w:r>
+              <w:rPr>
+                <w:rFonts w:ascii="Poppins" w:hAnsi="Poppins" w:eastAsia="Poppins"/>
+                <w:b/>
+                <w:i w:val="0"/>
+                <w:color w:val="FFFFFF"/>
+                <w:sz w:val="26"/>
+              </w:rPr>
+              <w:t>10</w:t>
+            </w:r>
+          </w:p>
+        </w:tc>
+        <w:tc>
+          <w:tcPr>
+            <w:tcW w:type="dxa" w:w="4759"/>
+            <w:tcBorders>
+              <w:top w:val="none" w:sz="0" w:color="auto"/>
+              <w:bottom w:val="none" w:sz="0" w:color="auto"/>
+              <w:left w:val="none" w:sz="0" w:color="auto"/>
+              <w:right w:val="none" w:sz="0" w:color="auto"/>
+              <w:insideH w:val="none" w:sz="0" w:color="auto"/>
+              <w:insideV w:val="none" w:sz="0" w:color="auto"/>
+            </w:tcBorders>
+            <w:shd w:val="clear" w:color="auto" w:fill="0F172A"/>
+            <w:tcMar>
+              <w:top w:w="100" w:type="dxa"/>
+              <w:bottom w:w="100" w:type="dxa"/>
+              <w:left w:w="180" w:type="dxa"/>
+              <w:right w:w="120" w:type="dxa"/>
+            </w:tcMar>
+            <w:vAlign w:val="center"/>
+          </w:tcPr>
+          <w:p>
+            <w:r>
+              <w:rPr>
+                <w:rFonts w:ascii="Poppins" w:hAnsi="Poppins" w:eastAsia="Poppins"/>
+                <w:b/>
+                <w:i w:val="0"/>
+                <w:color w:val="0F766E"/>
+                <w:sz w:val="21"/>
+              </w:rPr>
+              <w:t xml:space="preserve">— </w:t>
+            </w:r>
+            <w:r>
+              <w:rPr>
+                <w:rFonts w:ascii="Poppins" w:hAnsi="Poppins" w:eastAsia="Poppins"/>
+                <w:b/>
+                <w:i w:val="0"/>
+                <w:color w:val="FFFFFF"/>
+                <w:sz w:val="21"/>
+              </w:rPr>
+              <w:t>SCOPE CHANGE APPROVAL</w:t>
+            </w:r>
+          </w:p>
+        </w:tc>
+      </w:tr>
+    </w:tbl>
+    <w:p>
+      <w:pPr>
+        <w:spacing w:before="0" w:after="120" w:line="276" w:lineRule="auto"/>
+      </w:pPr>
+    </w:p>
+    <w:tbl>
+      <w:tblPr>
+        <w:tblW w:type="auto" w:w="0"/>
+        <w:jc w:val="center"/>
+        <w:tblLook w:firstColumn="1" w:firstRow="1" w:lastColumn="0" w:lastRow="0" w:noHBand="0" w:noVBand="1" w:val="04A0"/>
+      </w:tblPr>
+      <w:tblGrid>
+        <w:gridCol w:w="4759"/>
+        <w:gridCol w:w="4759"/>
       </w:tblGrid>
       <w:tr>
         <w:tc>
           <w:tcPr>
-            <w:tcW w:type="dxa" w:w="850"/>
+            <w:tcW w:type="dxa" w:w="4759"/>
             <w:tcBorders>
               <w:top w:val="none" w:sz="0" w:color="auto"/>
               <w:bottom w:val="none" w:sz="0" w:color="auto"/>
@@ -3452,31 +4244,28 @@
               <w:insideV w:val="none" w:sz="0" w:color="auto"/>
             </w:tcBorders>
             <w:tcMar>
-              <w:top w:w="0" w:type="dxa"/>
-              <w:bottom w:w="0" w:type="dxa"/>
+              <w:top w:w="30" w:type="dxa"/>
+              <w:bottom w:w="30" w:type="dxa"/>
               <w:left w:w="0" w:type="dxa"/>
               <w:right w:w="60" w:type="dxa"/>
             </w:tcMar>
           </w:tcPr>
           <w:p>
-            <w:pPr>
-              <w:spacing w:before="0" w:after="0"/>
-            </w:pPr>
             <w:r>
               <w:rPr>
-                <w:rFonts w:ascii="Poppins" w:hAnsi="Poppins" w:eastAsia="Poppins"/>
-                <w:b/>
-                <w:i w:val="0"/>
-                <w:color w:val="0F766E"/>
-                <w:sz w:val="20"/>
+                <w:rFonts w:ascii="Calibri" w:hAnsi="Calibri" w:eastAsia="Calibri"/>
+                <w:b w:val="0"/>
+                <w:i/>
+                <w:color w:val="64748B"/>
+                <w:sz w:val="16"/>
               </w:rPr>
-              <w:t>10</w:t>
+              <w:t>Channel  ·  Email</w:t>
             </w:r>
           </w:p>
         </w:tc>
         <w:tc>
           <w:tcPr>
-            <w:tcW w:type="dxa" w:w="4703"/>
+            <w:tcW w:type="dxa" w:w="4759"/>
             <w:tcBorders>
               <w:top w:val="none" w:sz="0" w:color="auto"/>
               <w:bottom w:val="none" w:sz="0" w:color="auto"/>
@@ -3486,105 +4275,16 @@
               <w:insideV w:val="none" w:sz="0" w:color="auto"/>
             </w:tcBorders>
             <w:tcMar>
-              <w:top w:w="0" w:type="dxa"/>
-              <w:bottom w:w="0" w:type="dxa"/>
-              <w:left w:w="0" w:type="dxa"/>
+              <w:top w:w="30" w:type="dxa"/>
+              <w:bottom w:w="30" w:type="dxa"/>
+              <w:left w:w="60" w:type="dxa"/>
               <w:right w:w="0" w:type="dxa"/>
-            </w:tcMar>
-          </w:tcPr>
-          <w:p>
-            <w:pPr>
-              <w:spacing w:before="0" w:after="0"/>
-            </w:pPr>
-            <w:r>
-              <w:rPr>
-                <w:rFonts w:ascii="Poppins" w:hAnsi="Poppins" w:eastAsia="Poppins"/>
-                <w:b/>
-                <w:i w:val="0"/>
-                <w:color w:val="0F172A"/>
-                <w:sz w:val="20"/>
-              </w:rPr>
-              <w:t>—  SCOPE CHANGE APPROVAL</w:t>
-            </w:r>
-          </w:p>
-        </w:tc>
-      </w:tr>
-    </w:tbl>
-    <w:p>
-      <w:pPr>
-        <w:spacing w:before="120" w:after="120"/>
-        <w:pBdr>
-          <w:bottom w:val="single" w:sz="8" w:space="1" w:color="0F766E"/>
-        </w:pBdr>
-      </w:pPr>
-    </w:p>
-    <w:tbl>
-      <w:tblPr>
-        <w:tblW w:type="auto" w:w="0"/>
-        <w:jc w:val="center"/>
-        <w:tblLook w:firstColumn="1" w:firstRow="1" w:lastColumn="0" w:lastRow="0" w:noHBand="0" w:noVBand="1" w:val="04A0"/>
-      </w:tblPr>
-      <w:tblGrid>
-        <w:gridCol w:w="4703"/>
-        <w:gridCol w:w="4703"/>
-      </w:tblGrid>
-      <w:tr>
-        <w:tc>
-          <w:tcPr>
-            <w:tcW w:type="dxa" w:w="5102"/>
-            <w:tcBorders>
-              <w:top w:val="none" w:sz="0" w:color="auto"/>
-              <w:bottom w:val="none" w:sz="0" w:color="auto"/>
-              <w:left w:val="none" w:sz="0" w:color="auto"/>
-              <w:right w:val="none" w:sz="0" w:color="auto"/>
-              <w:insideH w:val="none" w:sz="0" w:color="auto"/>
-              <w:insideV w:val="none" w:sz="0" w:color="auto"/>
-            </w:tcBorders>
-            <w:tcMar>
-              <w:top w:w="40" w:type="dxa"/>
-              <w:bottom w:w="40" w:type="dxa"/>
-              <w:left w:w="0" w:type="dxa"/>
-              <w:right w:w="60" w:type="dxa"/>
             </w:tcMar>
           </w:tcPr>
           <w:p>
             <w:r>
               <w:rPr>
-                <w:rFonts w:ascii="Inter" w:hAnsi="Inter" w:eastAsia="Inter"/>
-                <w:b w:val="0"/>
-                <w:i w:val="0"/>
-                <w:color w:val="64748B"/>
-                <w:sz w:val="17"/>
-              </w:rPr>
-              <w:t>Channel: Email</w:t>
-            </w:r>
-          </w:p>
-        </w:tc>
-        <w:tc>
-          <w:tcPr>
-            <w:tcW w:type="dxa" w:w="4703"/>
-            <w:tcBorders>
-              <w:top w:val="none" w:sz="0" w:color="auto"/>
-              <w:bottom w:val="none" w:sz="0" w:color="auto"/>
-              <w:left w:val="none" w:sz="0" w:color="auto"/>
-              <w:right w:val="none" w:sz="0" w:color="auto"/>
-              <w:insideH w:val="none" w:sz="0" w:color="auto"/>
-              <w:insideV w:val="none" w:sz="0" w:color="auto"/>
-            </w:tcBorders>
-            <w:tcMar>
-              <w:top w:w="40" w:type="dxa"/>
-              <w:bottom w:w="40" w:type="dxa"/>
-              <w:left w:w="60" w:type="dxa"/>
-              <w:right w:w="0" w:type="dxa"/>
-            </w:tcMar>
-          </w:tcPr>
-          <w:p>
-            <w:pPr>
-              <w:jc w:val="left"/>
-            </w:pPr>
-            <w:r>
-              <w:rPr>
-                <w:rFonts w:ascii="Inter" w:hAnsi="Inter" w:eastAsia="Inter"/>
+                <w:rFonts w:ascii="Poppins" w:hAnsi="Poppins" w:eastAsia="Poppins"/>
                 <w:b/>
                 <w:i w:val="0"/>
                 <w:color w:val="0F172A"/>
@@ -3604,35 +4304,35 @@
         <w:tblLook w:firstColumn="1" w:firstRow="1" w:lastColumn="0" w:lastRow="0" w:noHBand="0" w:noVBand="1" w:val="04A0"/>
       </w:tblPr>
       <w:tblGrid>
-        <w:gridCol w:w="9406"/>
+        <w:gridCol w:w="9518"/>
       </w:tblGrid>
       <w:tr>
         <w:tc>
           <w:tcPr>
-            <w:tcW w:type="dxa" w:w="9406"/>
+            <w:tcW w:type="dxa" w:w="9518"/>
             <w:shd w:val="clear" w:color="auto" w:fill="F8FAFC"/>
             <w:tcMar>
-              <w:top w:w="140" w:type="dxa"/>
-              <w:bottom w:w="140" w:type="dxa"/>
-              <w:left w:w="180" w:type="dxa"/>
-              <w:right w:w="180" w:type="dxa"/>
+              <w:top w:w="150" w:type="dxa"/>
+              <w:bottom w:w="150" w:type="dxa"/>
+              <w:left w:w="200" w:type="dxa"/>
+              <w:right w:w="200" w:type="dxa"/>
             </w:tcMar>
             <w:tcBorders>
-              <w:left w:val="single" w:sz="14" w:color="0F766E"/>
+              <w:top w:val="single" w:sz="4" w:color="CBD5E1"/>
+              <w:bottom w:val="single" w:sz="4" w:color="CBD5E1"/>
+              <w:left w:val="single" w:sz="12" w:color="0F766E"/>
+              <w:right w:val="single" w:sz="4" w:color="CBD5E1"/>
               <w:insideH w:val="none" w:sz="0" w:color="auto"/>
               <w:insideV w:val="none" w:sz="0" w:color="auto"/>
-              <w:top w:val="single" w:sz="4" w:color="CBD5E1"/>
-              <w:right w:val="single" w:sz="4" w:color="CBD5E1"/>
-              <w:bottom w:val="single" w:sz="4" w:color="CBD5E1"/>
             </w:tcBorders>
           </w:tcPr>
           <w:p>
             <w:pPr>
-              <w:spacing w:before="0" w:after="40"/>
+              <w:spacing w:before="0" w:after="40" w:line="276" w:lineRule="auto"/>
             </w:pPr>
             <w:r>
               <w:rPr>
-                <w:rFonts w:ascii="Inter" w:hAnsi="Inter" w:eastAsia="Inter"/>
+                <w:rFonts w:ascii="Calibri" w:hAnsi="Calibri" w:eastAsia="Calibri"/>
                 <w:b w:val="0"/>
                 <w:i w:val="0"/>
                 <w:color w:val="0F172A"/>
@@ -3643,11 +4343,11 @@
           </w:p>
           <w:p>
             <w:pPr>
-              <w:spacing w:before="0" w:after="40"/>
+              <w:spacing w:before="0" w:after="40" w:line="276" w:lineRule="auto"/>
             </w:pPr>
             <w:r>
               <w:rPr>
-                <w:rFonts w:ascii="Inter" w:hAnsi="Inter" w:eastAsia="Inter"/>
+                <w:rFonts w:ascii="Calibri" w:hAnsi="Calibri" w:eastAsia="Calibri"/>
                 <w:b w:val="0"/>
                 <w:i w:val="0"/>
                 <w:color w:val="0F172A"/>
@@ -3657,11 +4357,11 @@
           </w:p>
           <w:p>
             <w:pPr>
-              <w:spacing w:before="0" w:after="40"/>
+              <w:spacing w:before="0" w:after="40" w:line="276" w:lineRule="auto"/>
             </w:pPr>
             <w:r>
               <w:rPr>
-                <w:rFonts w:ascii="Inter" w:hAnsi="Inter" w:eastAsia="Inter"/>
+                <w:rFonts w:ascii="Calibri" w:hAnsi="Calibri" w:eastAsia="Calibri"/>
                 <w:b w:val="0"/>
                 <w:i w:val="0"/>
                 <w:color w:val="0F172A"/>
@@ -3672,11 +4372,11 @@
           </w:p>
           <w:p>
             <w:pPr>
-              <w:spacing w:before="0" w:after="40"/>
+              <w:spacing w:before="0" w:after="40" w:line="276" w:lineRule="auto"/>
             </w:pPr>
             <w:r>
               <w:rPr>
-                <w:rFonts w:ascii="Inter" w:hAnsi="Inter" w:eastAsia="Inter"/>
+                <w:rFonts w:ascii="Calibri" w:hAnsi="Calibri" w:eastAsia="Calibri"/>
                 <w:b w:val="0"/>
                 <w:i w:val="0"/>
                 <w:color w:val="0F172A"/>
@@ -3686,11 +4386,11 @@
           </w:p>
           <w:p>
             <w:pPr>
-              <w:spacing w:before="0" w:after="40"/>
+              <w:spacing w:before="0" w:after="40" w:line="276" w:lineRule="auto"/>
             </w:pPr>
             <w:r>
               <w:rPr>
-                <w:rFonts w:ascii="Inter" w:hAnsi="Inter" w:eastAsia="Inter"/>
+                <w:rFonts w:ascii="Calibri" w:hAnsi="Calibri" w:eastAsia="Calibri"/>
                 <w:b w:val="0"/>
                 <w:i w:val="0"/>
                 <w:color w:val="0F172A"/>
@@ -3701,11 +4401,11 @@
           </w:p>
           <w:p>
             <w:pPr>
-              <w:spacing w:before="0" w:after="40"/>
+              <w:spacing w:before="0" w:after="40" w:line="276" w:lineRule="auto"/>
             </w:pPr>
             <w:r>
               <w:rPr>
-                <w:rFonts w:ascii="Inter" w:hAnsi="Inter" w:eastAsia="Inter"/>
+                <w:rFonts w:ascii="Calibri" w:hAnsi="Calibri" w:eastAsia="Calibri"/>
                 <w:b w:val="0"/>
                 <w:i w:val="0"/>
                 <w:color w:val="0F172A"/>
@@ -3716,11 +4416,11 @@
           </w:p>
           <w:p>
             <w:pPr>
-              <w:spacing w:before="0" w:after="40"/>
+              <w:spacing w:before="0" w:after="40" w:line="276" w:lineRule="auto"/>
             </w:pPr>
             <w:r>
               <w:rPr>
-                <w:rFonts w:ascii="Inter" w:hAnsi="Inter" w:eastAsia="Inter"/>
+                <w:rFonts w:ascii="Calibri" w:hAnsi="Calibri" w:eastAsia="Calibri"/>
                 <w:b w:val="0"/>
                 <w:i w:val="0"/>
                 <w:color w:val="0F172A"/>
@@ -3730,26 +4430,26 @@
           </w:p>
           <w:p>
             <w:pPr>
-              <w:spacing w:before="0" w:after="40"/>
+              <w:spacing w:before="0" w:after="40" w:line="276" w:lineRule="auto"/>
             </w:pPr>
             <w:r>
               <w:rPr>
-                <w:rFonts w:ascii="Inter" w:hAnsi="Inter" w:eastAsia="Inter"/>
+                <w:rFonts w:ascii="Calibri" w:hAnsi="Calibri" w:eastAsia="Calibri"/>
                 <w:b w:val="0"/>
                 <w:i w:val="0"/>
                 <w:color w:val="0F172A"/>
                 <w:sz w:val="17"/>
               </w:rPr>
-              <w:t>This work will not proceed without your approval. Please reply "Approved" or ask any questions before we continue.</w:t>
+              <w:t>This work will not proceed without your approval. Please reply "Approved" or ask any questions.</w:t>
             </w:r>
           </w:p>
           <w:p>
             <w:pPr>
-              <w:spacing w:before="0" w:after="40"/>
+              <w:spacing w:before="0" w:after="40" w:line="276" w:lineRule="auto"/>
             </w:pPr>
             <w:r>
               <w:rPr>
-                <w:rFonts w:ascii="Inter" w:hAnsi="Inter" w:eastAsia="Inter"/>
+                <w:rFonts w:ascii="Calibri" w:hAnsi="Calibri" w:eastAsia="Calibri"/>
                 <w:b w:val="0"/>
                 <w:i w:val="0"/>
                 <w:color w:val="0F172A"/>
@@ -3759,11 +4459,11 @@
           </w:p>
           <w:p>
             <w:pPr>
-              <w:spacing w:before="0" w:after="40"/>
+              <w:spacing w:before="0" w:after="40" w:line="276" w:lineRule="auto"/>
             </w:pPr>
             <w:r>
               <w:rPr>
-                <w:rFonts w:ascii="Inter" w:hAnsi="Inter" w:eastAsia="Inter"/>
+                <w:rFonts w:ascii="Calibri" w:hAnsi="Calibri" w:eastAsia="Calibri"/>
                 <w:b w:val="0"/>
                 <w:i w:val="0"/>
                 <w:color w:val="0F172A"/>
@@ -3775,12 +4475,16 @@
         </w:tc>
       </w:tr>
     </w:tbl>
-    <w:p/>
+    <w:p>
+      <w:pPr>
+        <w:spacing w:before="0" w:after="120" w:line="276" w:lineRule="auto"/>
+      </w:pPr>
+    </w:p>
     <w:sectPr>
       <w:headerReference w:type="default" r:id="rId9"/>
       <w:footerReference w:type="default" r:id="rId10"/>
       <w:pgSz w:w="12240" w:h="15840"/>
-      <w:pgMar w:top="1361" w:right="1417" w:bottom="1361" w:left="1417" w:header="720" w:footer="720" w:gutter="0"/>
+      <w:pgMar w:top="1247" w:right="1361" w:bottom="1247" w:left="1361" w:header="720" w:footer="720" w:gutter="0"/>
       <w:cols w:space="720"/>
       <w:titlePg/>
       <w:docGrid w:linePitch="360"/>
@@ -3819,8 +4523,8 @@
             <w:insideV w:val="none" w:sz="0" w:color="auto"/>
           </w:tcBorders>
           <w:tcMar>
-            <w:top w:w="50" w:type="dxa"/>
-            <w:bottom w:w="50" w:type="dxa"/>
+            <w:top w:w="55" w:type="dxa"/>
+            <w:bottom w:w="55" w:type="dxa"/>
             <w:left w:w="0" w:type="dxa"/>
             <w:right w:w="0" w:type="dxa"/>
           </w:tcMar>
@@ -3835,9 +4539,9 @@
               <w:b w:val="0"/>
               <w:i w:val="0"/>
               <w:color w:val="64748B"/>
-              <w:sz w:val="14"/>
+              <w:sz w:val="13"/>
             </w:rPr>
-            <w:t>Confidential  ·  Commercial Use Licence  ·  © 2025 Bookkeeper Practice Launch System</w:t>
+            <w:t>© 2025 NovaOps  ·  Commercial Use License  ·  Bookkeeper Practice Launch System</w:t>
           </w:r>
         </w:p>
       </w:tc>
@@ -3853,8 +4557,8 @@
             <w:insideV w:val="none" w:sz="0" w:color="auto"/>
           </w:tcBorders>
           <w:tcMar>
-            <w:top w:w="50" w:type="dxa"/>
-            <w:bottom w:w="50" w:type="dxa"/>
+            <w:top w:w="55" w:type="dxa"/>
+            <w:bottom w:w="55" w:type="dxa"/>
             <w:left w:w="0" w:type="dxa"/>
             <w:right w:w="0" w:type="dxa"/>
           </w:tcMar>
@@ -3869,7 +4573,7 @@
               <w:b w:val="0"/>
               <w:i w:val="0"/>
               <w:color w:val="64748B"/>
-              <w:sz w:val="16"/>
+              <w:sz w:val="15"/>
             </w:rPr>
             <w:t xml:space="preserve">Page </w:t>
           </w:r>
@@ -3879,7 +4583,7 @@
               <w:b/>
               <w:i w:val="0"/>
               <w:color w:val="0F766E"/>
-              <w:sz w:val="16"/>
+              <w:sz w:val="15"/>
             </w:rPr>
             <w:fldChar w:fldCharType="begin"/>
             <w:instrText>PAGE</w:instrText>
@@ -3915,14 +4619,14 @@
         <w:tcPr>
           <w:tcW w:type="dxa" w:w="4536"/>
           <w:tcMar>
-            <w:top w:w="60" w:type="dxa"/>
-            <w:bottom w:w="60" w:type="dxa"/>
+            <w:top w:w="55" w:type="dxa"/>
+            <w:bottom w:w="55" w:type="dxa"/>
             <w:left w:w="0" w:type="dxa"/>
             <w:right w:w="60" w:type="dxa"/>
           </w:tcMar>
           <w:tcBorders>
             <w:top w:val="none" w:sz="0" w:color="auto"/>
-            <w:bottom w:val="single" w:sz="12" w:color="0F766E"/>
+            <w:bottom w:val="single" w:sz="8" w:color="0F766E"/>
             <w:left w:val="none" w:sz="0" w:color="auto"/>
             <w:right w:val="none" w:sz="0" w:color="auto"/>
             <w:insideH w:val="none" w:sz="0" w:color="auto"/>
@@ -3935,13 +4639,23 @@
           </w:pPr>
           <w:r>
             <w:rPr>
+              <w:rFonts w:ascii="Poppins" w:hAnsi="Poppins" w:eastAsia="Poppins"/>
+              <w:b/>
+              <w:i w:val="0"/>
+              <w:color w:val="0F766E"/>
+              <w:sz w:val="14"/>
+            </w:rPr>
+            <w:t>NOVAOPS</w:t>
+          </w:r>
+          <w:r>
+            <w:rPr>
               <w:rFonts w:ascii="Inter" w:hAnsi="Inter" w:eastAsia="Inter"/>
               <w:b w:val="0"/>
               <w:i w:val="0"/>
               <w:color w:val="64748B"/>
-              <w:sz w:val="14"/>
+              <w:sz w:val="13"/>
             </w:rPr>
-            <w:t>BOOKKEEPER PRACTICE LAUNCH SYSTEM  ·  v2.0</w:t>
+            <w:t xml:space="preserve">  ·  Bookkeeper Practice Launch System  ·  v2.0</w:t>
           </w:r>
         </w:p>
       </w:tc>
@@ -3949,14 +4663,14 @@
         <w:tcPr>
           <w:tcW w:type="dxa" w:w="4536"/>
           <w:tcMar>
-            <w:top w:w="60" w:type="dxa"/>
-            <w:bottom w:w="60" w:type="dxa"/>
+            <w:top w:w="55" w:type="dxa"/>
+            <w:bottom w:w="55" w:type="dxa"/>
             <w:left w:w="60" w:type="dxa"/>
             <w:right w:w="0" w:type="dxa"/>
           </w:tcMar>
           <w:tcBorders>
             <w:top w:val="none" w:sz="0" w:color="auto"/>
-            <w:bottom w:val="single" w:sz="12" w:color="0F766E"/>
+            <w:bottom w:val="single" w:sz="8" w:color="0F766E"/>
             <w:left w:val="none" w:sz="0" w:color="auto"/>
             <w:right w:val="none" w:sz="0" w:color="auto"/>
             <w:insideH w:val="none" w:sz="0" w:color="auto"/>
@@ -4348,7 +5062,7 @@
     <w:qFormat/>
     <w:rsid w:val="00FC693F"/>
     <w:rPr>
-      <w:rFonts w:ascii="Inter" w:hAnsi="Inter"/>
+      <w:rFonts w:ascii="Calibri" w:hAnsi="Calibri"/>
       <w:sz w:val="19"/>
     </w:rPr>
   </w:style>
